--- a/dgg-ai-agent/docs/薯片AI智能体-展台演示话术稿.docx
+++ b/dgg-ai-agent/docs/薯片AI智能体-展台演示话术稿.docx
@@ -2284,7 +2284,7 @@
           <w:sz w:val="21"/>
           <w:szCs w:val="21"/>
         </w:rPr>
-        <w:t xml:space="preserve">3.2 三个必须做的动作</w:t>
+        <w:t xml:space="preserve">3.2 三个一定要做的动作</w:t>
       </w:r>
     </w:p>
     <w:p>
@@ -2546,6 +2546,37 @@
     </w:p>
     <w:p>
       <w:pPr>
+        <w:spacing w:after="20" w:before="0" w:line="250"/>
+      </w:pPr>
+      <w:r>
+        <w:rPr>
+          <w:rFonts w:ascii="微软雅黑" w:cs="微软雅黑" w:eastAsia="微软雅黑" w:hAnsi="微软雅黑"/>
+          <w:b/>
+          <w:bCs/>
+          <w:i w:val="false"/>
+          <w:iCs w:val="false"/>
+          <w:color w:val="0B3D91"/>
+          <w:sz w:val="19"/>
+          <w:szCs w:val="19"/>
+        </w:rPr>
+        <w:t xml:space="preserve">配的两份文档：</w:t>
+      </w:r>
+      <w:r>
+        <w:rPr>
+          <w:rFonts w:ascii="微软雅黑" w:cs="微软雅黑" w:eastAsia="微软雅黑" w:hAnsi="微软雅黑"/>
+          <w:b w:val="false"/>
+          <w:bCs w:val="false"/>
+          <w:i w:val="false"/>
+          <w:iCs w:val="false"/>
+          <w:color w:val="1A1A1A"/>
+          <w:sz w:val="19"/>
+          <w:szCs w:val="19"/>
+        </w:rPr>
+        <w:t xml:space="preserve">客户询价来函-无锡精锻传动件.eml（进模块第一屏）　／　展会线索清单-宁波东立机电.xlsx（进模块第一屏）　详见第六节</w:t>
+      </w:r>
+    </w:p>
+    <w:p>
+      <w:pPr>
         <w:spacing w:after="60" w:before="0" w:line="250"/>
       </w:pPr>
       <w:r>
@@ -2722,6 +2753,37 @@
     </w:p>
     <w:p>
       <w:pPr>
+        <w:spacing w:after="20" w:before="0" w:line="250"/>
+      </w:pPr>
+      <w:r>
+        <w:rPr>
+          <w:rFonts w:ascii="微软雅黑" w:cs="微软雅黑" w:eastAsia="微软雅黑" w:hAnsi="微软雅黑"/>
+          <w:b/>
+          <w:bCs/>
+          <w:i w:val="false"/>
+          <w:iCs w:val="false"/>
+          <w:color w:val="0B3D91"/>
+          <w:sz w:val="19"/>
+          <w:szCs w:val="19"/>
+        </w:rPr>
+        <w:t xml:space="preserve">配的两份文档：</w:t>
+      </w:r>
+      <w:r>
+        <w:rPr>
+          <w:rFonts w:ascii="微软雅黑" w:cs="微软雅黑" w:eastAsia="微软雅黑" w:hAnsi="微软雅黑"/>
+          <w:b w:val="false"/>
+          <w:bCs w:val="false"/>
+          <w:i w:val="false"/>
+          <w:iCs w:val="false"/>
+          <w:color w:val="1A1A1A"/>
+          <w:sz w:val="19"/>
+          <w:szCs w:val="19"/>
+        </w:rPr>
+        <w:t xml:space="preserve">应聘简历-CNC操作工-C2609021.docx（进模块第一屏）　／　员工花名册-苏州华创精密.xlsx（进模块第一屏）　详见第六节</w:t>
+      </w:r>
+    </w:p>
+    <w:p>
+      <w:pPr>
         <w:spacing w:after="60" w:before="0" w:line="250"/>
       </w:pPr>
       <w:r>
@@ -2898,6 +2960,37 @@
     </w:p>
     <w:p>
       <w:pPr>
+        <w:spacing w:after="20" w:before="0" w:line="250"/>
+      </w:pPr>
+      <w:r>
+        <w:rPr>
+          <w:rFonts w:ascii="微软雅黑" w:cs="微软雅黑" w:eastAsia="微软雅黑" w:hAnsi="微软雅黑"/>
+          <w:b/>
+          <w:bCs/>
+          <w:i w:val="false"/>
+          <w:iCs w:val="false"/>
+          <w:color w:val="0B3D91"/>
+          <w:sz w:val="19"/>
+          <w:szCs w:val="19"/>
+        </w:rPr>
+        <w:t xml:space="preserve">配的两份文档：</w:t>
+      </w:r>
+      <w:r>
+        <w:rPr>
+          <w:rFonts w:ascii="微软雅黑" w:cs="微软雅黑" w:eastAsia="微软雅黑" w:hAnsi="微软雅黑"/>
+          <w:b w:val="false"/>
+          <w:bCs w:val="false"/>
+          <w:i w:val="false"/>
+          <w:iCs w:val="false"/>
+          <w:color w:val="1A1A1A"/>
+          <w:sz w:val="19"/>
+          <w:szCs w:val="19"/>
+        </w:rPr>
+        <w:t xml:space="preserve">科目余额表-2026年8月-宁波东立机电.xlsx（进模块第一屏）　／　数控加工中心采购合同-苏州华创精密.docx（进模块第一屏）　详见第六节</w:t>
+      </w:r>
+    </w:p>
+    <w:p>
+      <w:pPr>
         <w:spacing w:after="60" w:before="0" w:line="250"/>
       </w:pPr>
       <w:r>
@@ -3074,6 +3167,37 @@
     </w:p>
     <w:p>
       <w:pPr>
+        <w:spacing w:after="20" w:before="0" w:line="250"/>
+      </w:pPr>
+      <w:r>
+        <w:rPr>
+          <w:rFonts w:ascii="微软雅黑" w:cs="微软雅黑" w:eastAsia="微软雅黑" w:hAnsi="微软雅黑"/>
+          <w:b/>
+          <w:bCs/>
+          <w:i w:val="false"/>
+          <w:iCs w:val="false"/>
+          <w:color w:val="0B3D91"/>
+          <w:sz w:val="19"/>
+          <w:szCs w:val="19"/>
+        </w:rPr>
+        <w:t xml:space="preserve">配的两份文档：</w:t>
+      </w:r>
+      <w:r>
+        <w:rPr>
+          <w:rFonts w:ascii="微软雅黑" w:cs="微软雅黑" w:eastAsia="微软雅黑" w:hAnsi="微软雅黑"/>
+          <w:b w:val="false"/>
+          <w:bCs w:val="false"/>
+          <w:i w:val="false"/>
+          <w:iCs w:val="false"/>
+          <w:color w:val="1A1A1A"/>
+          <w:sz w:val="19"/>
+          <w:szCs w:val="19"/>
+        </w:rPr>
+        <w:t xml:space="preserve">合同台账-苏州华创精密.xlsx（进模块第一屏）　／　技术服务合同-待审查.docx（进模块第一屏）　详见第六节</w:t>
+      </w:r>
+    </w:p>
+    <w:p>
+      <w:pPr>
         <w:spacing w:after="60" w:before="0" w:line="250"/>
       </w:pPr>
       <w:r>
@@ -3250,6 +3374,37 @@
     </w:p>
     <w:p>
       <w:pPr>
+        <w:spacing w:after="20" w:before="0" w:line="250"/>
+      </w:pPr>
+      <w:r>
+        <w:rPr>
+          <w:rFonts w:ascii="微软雅黑" w:cs="微软雅黑" w:eastAsia="微软雅黑" w:hAnsi="微软雅黑"/>
+          <w:b/>
+          <w:bCs/>
+          <w:i w:val="false"/>
+          <w:iCs w:val="false"/>
+          <w:color w:val="0B3D91"/>
+          <w:sz w:val="19"/>
+          <w:szCs w:val="19"/>
+        </w:rPr>
+        <w:t xml:space="preserve">配的两份文档：</w:t>
+      </w:r>
+      <w:r>
+        <w:rPr>
+          <w:rFonts w:ascii="微软雅黑" w:cs="微软雅黑" w:eastAsia="微软雅黑" w:hAnsi="微软雅黑"/>
+          <w:b w:val="false"/>
+          <w:bCs w:val="false"/>
+          <w:i w:val="false"/>
+          <w:iCs w:val="false"/>
+          <w:color w:val="1A1A1A"/>
+          <w:sz w:val="19"/>
+          <w:szCs w:val="19"/>
+        </w:rPr>
+        <w:t xml:space="preserve">车间报工记录-宁波东立机电.xlsx（进模块第一屏）　／　换型作业指导书-冲压线.docx（进模块第一屏）　详见第六节</w:t>
+      </w:r>
+    </w:p>
+    <w:p>
+      <w:pPr>
         <w:spacing w:after="60" w:before="0" w:line="250"/>
       </w:pPr>
       <w:r>
@@ -3426,6 +3581,37 @@
     </w:p>
     <w:p>
       <w:pPr>
+        <w:spacing w:after="20" w:before="0" w:line="250"/>
+      </w:pPr>
+      <w:r>
+        <w:rPr>
+          <w:rFonts w:ascii="微软雅黑" w:cs="微软雅黑" w:eastAsia="微软雅黑" w:hAnsi="微软雅黑"/>
+          <w:b/>
+          <w:bCs/>
+          <w:i w:val="false"/>
+          <w:iCs w:val="false"/>
+          <w:color w:val="0B3D91"/>
+          <w:sz w:val="19"/>
+          <w:szCs w:val="19"/>
+        </w:rPr>
+        <w:t xml:space="preserve">配的两份文档：</w:t>
+      </w:r>
+      <w:r>
+        <w:rPr>
+          <w:rFonts w:ascii="微软雅黑" w:cs="微软雅黑" w:eastAsia="微软雅黑" w:hAnsi="微软雅黑"/>
+          <w:b w:val="false"/>
+          <w:bCs w:val="false"/>
+          <w:i w:val="false"/>
+          <w:iCs w:val="false"/>
+          <w:color w:val="1A1A1A"/>
+          <w:sz w:val="19"/>
+          <w:szCs w:val="19"/>
+        </w:rPr>
+        <w:t xml:space="preserve">科目余额表-2026年8月-苏州华创精密.xlsx（进模块第一屏）　／　月度经营分析会纪要-8月.docx（进模块第一屏）　详见第六节</w:t>
+      </w:r>
+    </w:p>
+    <w:p>
+      <w:pPr>
         <w:spacing w:after="60" w:before="0" w:line="250"/>
       </w:pPr>
       <w:r>
@@ -3602,6 +3788,37 @@
     </w:p>
     <w:p>
       <w:pPr>
+        <w:spacing w:after="20" w:before="0" w:line="250"/>
+      </w:pPr>
+      <w:r>
+        <w:rPr>
+          <w:rFonts w:ascii="微软雅黑" w:cs="微软雅黑" w:eastAsia="微软雅黑" w:hAnsi="微软雅黑"/>
+          <w:b/>
+          <w:bCs/>
+          <w:i w:val="false"/>
+          <w:iCs w:val="false"/>
+          <w:color w:val="0B3D91"/>
+          <w:sz w:val="19"/>
+          <w:szCs w:val="19"/>
+        </w:rPr>
+        <w:t xml:space="preserve">配的两份文档：</w:t>
+      </w:r>
+      <w:r>
+        <w:rPr>
+          <w:rFonts w:ascii="微软雅黑" w:cs="微软雅黑" w:eastAsia="微软雅黑" w:hAnsi="微软雅黑"/>
+          <w:b w:val="false"/>
+          <w:bCs w:val="false"/>
+          <w:i w:val="false"/>
+          <w:iCs w:val="false"/>
+          <w:color w:val="1A1A1A"/>
+          <w:sz w:val="19"/>
+          <w:szCs w:val="19"/>
+        </w:rPr>
+        <w:t xml:space="preserve">加急订单表-宁波东立机电.xlsx（进模块第一屏）　／　客户加急插单函-台州瑞驰汽配.eml（进模块第一屏）　详见第六节</w:t>
+      </w:r>
+    </w:p>
+    <w:p>
+      <w:pPr>
         <w:spacing w:after="60" w:before="0" w:line="250"/>
       </w:pPr>
       <w:r>
@@ -3778,6 +3995,37 @@
     </w:p>
     <w:p>
       <w:pPr>
+        <w:spacing w:after="20" w:before="0" w:line="250"/>
+      </w:pPr>
+      <w:r>
+        <w:rPr>
+          <w:rFonts w:ascii="微软雅黑" w:cs="微软雅黑" w:eastAsia="微软雅黑" w:hAnsi="微软雅黑"/>
+          <w:b/>
+          <w:bCs/>
+          <w:i w:val="false"/>
+          <w:iCs w:val="false"/>
+          <w:color w:val="0B3D91"/>
+          <w:sz w:val="19"/>
+          <w:szCs w:val="19"/>
+        </w:rPr>
+        <w:t xml:space="preserve">配的两份文档：</w:t>
+      </w:r>
+      <w:r>
+        <w:rPr>
+          <w:rFonts w:ascii="微软雅黑" w:cs="微软雅黑" w:eastAsia="微软雅黑" w:hAnsi="微软雅黑"/>
+          <w:b w:val="false"/>
+          <w:bCs w:val="false"/>
+          <w:i w:val="false"/>
+          <w:iCs w:val="false"/>
+          <w:color w:val="1A1A1A"/>
+          <w:sz w:val="19"/>
+          <w:szCs w:val="19"/>
+        </w:rPr>
+        <w:t xml:space="preserve">备件申领台账-苏州华创精密.xlsx（第 2 屏「生成应用」）　／　需求说明书-备件申领.docx（第 2 屏「生成应用」）　详见第六节</w:t>
+      </w:r>
+    </w:p>
+    <w:p>
+      <w:pPr>
         <w:spacing w:after="60" w:before="0" w:line="250"/>
       </w:pPr>
       <w:r>
@@ -3823,7 +4071,7 @@
           <w:sz w:val="26"/>
           <w:szCs w:val="26"/>
         </w:rPr>
-        <w:t xml:space="preserve">五、对话框怎么演（本次最大卖点，必演）</w:t>
+        <w:t xml:space="preserve">五、对话框怎么演（这一版的重头戏，每场都要演）</w:t>
       </w:r>
     </w:p>
     <w:p>
@@ -3977,7 +4225,7 @@
           <w:sz w:val="19"/>
           <w:szCs w:val="19"/>
         </w:rPr>
-        <w:t xml:space="preserve">点对话框的上传按钮，支持 Word、Excel、PPT、PDF、邮件（.eml）以及 txt/csv/md/json。当场把客户的文件拖进去，它读完直接接着分析。</w:t>
+        <w:t xml:space="preserve">点对话框左边的回形针，支持 Word、Excel、PPT、PDF、邮件（.eml）以及 txt/csv/md/json。展台备了 16 份现成的，八个场景各两份，传进去它读完直接接着分析——怎么用见第六节。客户自己带了文件更好，直接传他的。</w:t>
       </w:r>
     </w:p>
     <w:p>
@@ -4067,7 +4315,2910 @@
           <w:sz w:val="26"/>
           <w:szCs w:val="26"/>
         </w:rPr>
-        <w:t xml:space="preserve">六、3 个报告模块（低门槛留资用）</w:t>
+        <w:t xml:space="preserve">六、16 份演示文档怎么用（专治"数据是假的吧"）</w:t>
+      </w:r>
+    </w:p>
+    <w:p>
+      <w:pPr>
+        <w:pBdr>
+          <w:bottom w:val="single" w:color="B8C6E0" w:sz="6"/>
+        </w:pBdr>
+        <w:spacing w:after="50" w:before="130" w:line="250"/>
+      </w:pPr>
+      <w:r>
+        <w:rPr>
+          <w:rFonts w:ascii="微软雅黑" w:cs="微软雅黑" w:eastAsia="微软雅黑" w:hAnsi="微软雅黑"/>
+          <w:b/>
+          <w:bCs/>
+          <w:i w:val="false"/>
+          <w:iCs w:val="false"/>
+          <w:color w:val="0B3D91"/>
+          <w:sz w:val="21"/>
+          <w:szCs w:val="21"/>
+        </w:rPr>
+        <w:t xml:space="preserve">6.1 备了什么</w:t>
+      </w:r>
+    </w:p>
+    <w:p>
+      <w:pPr>
+        <w:spacing w:after="30" w:before="0" w:line="250"/>
+      </w:pPr>
+      <w:r>
+        <w:rPr>
+          <w:rFonts w:ascii="微软雅黑" w:cs="微软雅黑" w:eastAsia="微软雅黑" w:hAnsi="微软雅黑"/>
+          <w:b/>
+          <w:bCs/>
+          <w:i w:val="false"/>
+          <w:iCs w:val="false"/>
+          <w:color w:val="0B3D91"/>
+          <w:sz w:val="19"/>
+          <w:szCs w:val="19"/>
+        </w:rPr>
+        <w:t xml:space="preserve">东西在哪：</w:t>
+      </w:r>
+      <w:r>
+        <w:rPr>
+          <w:rFonts w:ascii="微软雅黑" w:cs="微软雅黑" w:eastAsia="微软雅黑" w:hAnsi="微软雅黑"/>
+          <w:b w:val="false"/>
+          <w:bCs w:val="false"/>
+          <w:i w:val="false"/>
+          <w:iCs w:val="false"/>
+          <w:color w:val="1A1A1A"/>
+          <w:sz w:val="19"/>
+          <w:szCs w:val="19"/>
+        </w:rPr>
+        <w:t xml:space="preserve">展台电脑桌面的"展台演示文档"文件夹，U 盘里也有一份。</w:t>
+      </w:r>
+    </w:p>
+    <w:p>
+      <w:pPr>
+        <w:spacing w:after="30" w:before="0" w:line="250"/>
+      </w:pPr>
+      <w:r>
+        <w:rPr>
+          <w:rFonts w:ascii="微软雅黑" w:cs="微软雅黑" w:eastAsia="微软雅黑" w:hAnsi="微软雅黑"/>
+          <w:b/>
+          <w:bCs/>
+          <w:i w:val="false"/>
+          <w:iCs w:val="false"/>
+          <w:color w:val="0B3D91"/>
+          <w:sz w:val="19"/>
+          <w:szCs w:val="19"/>
+        </w:rPr>
+        <w:t xml:space="preserve">有多少：</w:t>
+      </w:r>
+      <w:r>
+        <w:rPr>
+          <w:rFonts w:ascii="微软雅黑" w:cs="微软雅黑" w:eastAsia="微软雅黑" w:hAnsi="微软雅黑"/>
+          <w:b w:val="false"/>
+          <w:bCs w:val="false"/>
+          <w:i w:val="false"/>
+          <w:iCs w:val="false"/>
+          <w:color w:val="1A1A1A"/>
+          <w:sz w:val="19"/>
+          <w:szCs w:val="19"/>
+        </w:rPr>
+        <w:t xml:space="preserve">16 份，八个场景各两份。Excel 8 份、Word 6 份、邮件 2 份。</w:t>
+      </w:r>
+    </w:p>
+    <w:p>
+      <w:pPr>
+        <w:spacing w:after="30" w:before="0" w:line="250"/>
+      </w:pPr>
+      <w:r>
+        <w:rPr>
+          <w:rFonts w:ascii="微软雅黑" w:cs="微软雅黑" w:eastAsia="微软雅黑" w:hAnsi="微软雅黑"/>
+          <w:b/>
+          <w:bCs/>
+          <w:i w:val="false"/>
+          <w:iCs w:val="false"/>
+          <w:color w:val="0B3D91"/>
+          <w:sz w:val="19"/>
+          <w:szCs w:val="19"/>
+        </w:rPr>
+        <w:t xml:space="preserve">是什么内容：</w:t>
+      </w:r>
+      <w:r>
+        <w:rPr>
+          <w:rFonts w:ascii="微软雅黑" w:cs="微软雅黑" w:eastAsia="微软雅黑" w:hAnsi="微软雅黑"/>
+          <w:b w:val="false"/>
+          <w:bCs w:val="false"/>
+          <w:i w:val="false"/>
+          <w:iCs w:val="false"/>
+          <w:color w:val="1A1A1A"/>
+          <w:sz w:val="19"/>
+          <w:szCs w:val="19"/>
+        </w:rPr>
+        <w:t xml:space="preserve">两家虚拟制造企业的真材料——宁波东立机电、苏州华创精密，另有两家来函方。合同、花名册、简历、科目余额表、报工记录、会议纪要、加急插单函这些，都是客户手里天天有的东西。</w:t>
+      </w:r>
+    </w:p>
+    <w:p>
+      <w:pPr>
+        <w:spacing w:after="30" w:before="0" w:line="250"/>
+      </w:pPr>
+      <w:r>
+        <w:rPr>
+          <w:rFonts w:ascii="微软雅黑" w:cs="微软雅黑" w:eastAsia="微软雅黑" w:hAnsi="微软雅黑"/>
+          <w:b/>
+          <w:bCs/>
+          <w:i w:val="false"/>
+          <w:iCs w:val="false"/>
+          <w:color w:val="0B3D91"/>
+          <w:sz w:val="19"/>
+          <w:szCs w:val="19"/>
+        </w:rPr>
+        <w:t xml:space="preserve">文件名怎么读：</w:t>
+      </w:r>
+      <w:r>
+        <w:rPr>
+          <w:rFonts w:ascii="微软雅黑" w:cs="微软雅黑" w:eastAsia="微软雅黑" w:hAnsi="微软雅黑"/>
+          <w:b w:val="false"/>
+          <w:bCs w:val="false"/>
+          <w:i w:val="false"/>
+          <w:iCs w:val="false"/>
+          <w:color w:val="1A1A1A"/>
+          <w:sz w:val="19"/>
+          <w:szCs w:val="19"/>
+        </w:rPr>
+        <w:t xml:space="preserve">开头的 m4 到 m11 就是模块号，跟第四节的编号一一对上。m4 是 AI获客，m11 是 AI软件开发。传错场景也能读，但回答会平淡，所以认准前缀。</w:t>
+      </w:r>
+    </w:p>
+    <w:p>
+      <w:pPr>
+        <w:pBdr>
+          <w:bottom w:val="single" w:color="B8C6E0" w:sz="6"/>
+        </w:pBdr>
+        <w:spacing w:after="50" w:before="130" w:line="250"/>
+      </w:pPr>
+      <w:r>
+        <w:rPr>
+          <w:rFonts w:ascii="微软雅黑" w:cs="微软雅黑" w:eastAsia="微软雅黑" w:hAnsi="微软雅黑"/>
+          <w:b/>
+          <w:bCs/>
+          <w:i w:val="false"/>
+          <w:iCs w:val="false"/>
+          <w:color w:val="0B3D91"/>
+          <w:sz w:val="21"/>
+          <w:szCs w:val="21"/>
+        </w:rPr>
+        <w:t xml:space="preserve">6.2 三步演完，20 秒</w:t>
+      </w:r>
+    </w:p>
+    <w:p>
+      <w:pPr>
+        <w:spacing w:after="30" w:before="0" w:line="250"/>
+      </w:pPr>
+      <w:r>
+        <w:rPr>
+          <w:rFonts w:ascii="微软雅黑" w:cs="微软雅黑" w:eastAsia="微软雅黑" w:hAnsi="微软雅黑"/>
+          <w:b/>
+          <w:bCs/>
+          <w:i w:val="false"/>
+          <w:iCs w:val="false"/>
+          <w:color w:val="0B3D91"/>
+          <w:sz w:val="19"/>
+          <w:szCs w:val="19"/>
+        </w:rPr>
+        <w:t xml:space="preserve">第一步：</w:t>
+      </w:r>
+      <w:r>
+        <w:rPr>
+          <w:rFonts w:ascii="微软雅黑" w:cs="微软雅黑" w:eastAsia="微软雅黑" w:hAnsi="微软雅黑"/>
+          <w:b w:val="false"/>
+          <w:bCs w:val="false"/>
+          <w:i w:val="false"/>
+          <w:iCs w:val="false"/>
+          <w:color w:val="1A1A1A"/>
+          <w:sz w:val="19"/>
+          <w:szCs w:val="19"/>
+        </w:rPr>
+        <w:t xml:space="preserve">点对话框左边的回形针，挑这个场景的那一份。</w:t>
+      </w:r>
+    </w:p>
+    <w:p>
+      <w:pPr>
+        <w:spacing w:after="30" w:before="0" w:line="250"/>
+      </w:pPr>
+      <w:r>
+        <w:rPr>
+          <w:rFonts w:ascii="微软雅黑" w:cs="微软雅黑" w:eastAsia="微软雅黑" w:hAnsi="微软雅黑"/>
+          <w:b/>
+          <w:bCs/>
+          <w:i w:val="false"/>
+          <w:iCs w:val="false"/>
+          <w:color w:val="0B3D91"/>
+          <w:sz w:val="19"/>
+          <w:szCs w:val="19"/>
+        </w:rPr>
+        <w:t xml:space="preserve">第二步：</w:t>
+      </w:r>
+      <w:r>
+        <w:rPr>
+          <w:rFonts w:ascii="微软雅黑" w:cs="微软雅黑" w:eastAsia="微软雅黑" w:hAnsi="微软雅黑"/>
+          <w:b w:val="false"/>
+          <w:bCs w:val="false"/>
+          <w:i w:val="false"/>
+          <w:iCs w:val="false"/>
+          <w:color w:val="1A1A1A"/>
+          <w:sz w:val="19"/>
+          <w:szCs w:val="19"/>
+        </w:rPr>
+        <w:t xml:space="preserve">等两三秒。屏上先出现文件卡片，再出现 AI 的回答。</w:t>
+      </w:r>
+    </w:p>
+    <w:p>
+      <w:pPr>
+        <w:spacing w:after="30" w:before="0" w:line="250"/>
+      </w:pPr>
+      <w:r>
+        <w:rPr>
+          <w:rFonts w:ascii="微软雅黑" w:cs="微软雅黑" w:eastAsia="微软雅黑" w:hAnsi="微软雅黑"/>
+          <w:b/>
+          <w:bCs/>
+          <w:i w:val="false"/>
+          <w:iCs w:val="false"/>
+          <w:color w:val="0B3D91"/>
+          <w:sz w:val="19"/>
+          <w:szCs w:val="19"/>
+        </w:rPr>
+        <w:t xml:space="preserve">第三步：</w:t>
+      </w:r>
+      <w:r>
+        <w:rPr>
+          <w:rFonts w:ascii="微软雅黑" w:cs="微软雅黑" w:eastAsia="微软雅黑" w:hAnsi="微软雅黑"/>
+          <w:b w:val="false"/>
+          <w:bCs w:val="false"/>
+          <w:i w:val="false"/>
+          <w:iCs w:val="false"/>
+          <w:color w:val="1A1A1A"/>
+          <w:sz w:val="19"/>
+          <w:szCs w:val="19"/>
+        </w:rPr>
+        <w:t xml:space="preserve">念它答出来那句带数字的话，然后指给客户看页面上哪儿跟着变了——它读完会顺手改一处屏上的数，或者直接跳到相关那一屏。</w:t>
+      </w:r>
+    </w:p>
+    <w:p>
+      <w:pPr>
+        <w:spacing w:after="40" w:before="0" w:line="250"/>
+        <w:ind w:left="200"/>
+      </w:pPr>
+      <w:r>
+        <w:rPr>
+          <w:rFonts w:ascii="微软雅黑" w:cs="微软雅黑" w:eastAsia="微软雅黑" w:hAnsi="微软雅黑"/>
+          <w:b/>
+          <w:bCs/>
+          <w:i w:val="false"/>
+          <w:iCs w:val="false"/>
+          <w:color w:val="1A1A1A"/>
+          <w:sz w:val="19"/>
+          <w:szCs w:val="19"/>
+        </w:rPr>
+        <w:t xml:space="preserve">这一步比讲十句都管用。客户看到的是自己每天在用的那种文件，被读懂了。</w:t>
+      </w:r>
+    </w:p>
+    <w:p>
+      <w:pPr>
+        <w:pBdr>
+          <w:bottom w:val="single" w:color="B8C6E0" w:sz="6"/>
+        </w:pBdr>
+        <w:spacing w:after="50" w:before="130" w:line="250"/>
+      </w:pPr>
+      <w:r>
+        <w:rPr>
+          <w:rFonts w:ascii="微软雅黑" w:cs="微软雅黑" w:eastAsia="微软雅黑" w:hAnsi="微软雅黑"/>
+          <w:b/>
+          <w:bCs/>
+          <w:i w:val="false"/>
+          <w:iCs w:val="false"/>
+          <w:color w:val="0B3D91"/>
+          <w:sz w:val="21"/>
+          <w:szCs w:val="21"/>
+        </w:rPr>
+        <w:t xml:space="preserve">6.3 逐份对照表（关键一句是系统原话，照念）</w:t>
+      </w:r>
+    </w:p>
+    <w:tbl>
+      <w:tblPr>
+        <w:tblW w:type="dxa" w:w="10322"/>
+        <w:tblBorders>
+          <w:top w:val="single" w:color="auto" w:sz="4"/>
+          <w:left w:val="single" w:color="auto" w:sz="4"/>
+          <w:bottom w:val="single" w:color="auto" w:sz="4"/>
+          <w:right w:val="single" w:color="auto" w:sz="4"/>
+          <w:insideH w:val="single" w:color="auto" w:sz="4"/>
+          <w:insideV w:val="single" w:color="auto" w:sz="4"/>
+        </w:tblBorders>
+      </w:tblPr>
+      <w:tblGrid>
+        <w:gridCol w:w="1250"/>
+        <w:gridCol w:w="2950"/>
+        <w:gridCol w:w="1150"/>
+        <w:gridCol w:w="4972"/>
+      </w:tblGrid>
+      <w:tr>
+        <w:trPr>
+          <w:tblHeader/>
+        </w:trPr>
+        <w:tc>
+          <w:tcPr>
+            <w:tcW w:type="dxa" w:w="1250"/>
+            <w:shd w:fill="E4EAF5" w:val="clear"/>
+            <w:tcMar>
+              <w:top w:type="dxa" w:w="30"/>
+              <w:left w:type="dxa" w:w="70"/>
+              <w:bottom w:type="dxa" w:w="30"/>
+              <w:right w:type="dxa" w:w="70"/>
+            </w:tcMar>
+          </w:tcPr>
+          <w:p>
+            <w:pPr>
+              <w:spacing w:after="0" w:before="0" w:line="230"/>
+            </w:pPr>
+            <w:r>
+              <w:rPr>
+                <w:rFonts w:ascii="微软雅黑" w:cs="微软雅黑" w:eastAsia="微软雅黑" w:hAnsi="微软雅黑"/>
+                <w:b/>
+                <w:bCs/>
+                <w:i w:val="false"/>
+                <w:iCs w:val="false"/>
+                <w:color w:val="1A1A1A"/>
+                <w:sz w:val="15"/>
+                <w:szCs w:val="15"/>
+              </w:rPr>
+              <w:t xml:space="preserve">模块</w:t>
+            </w:r>
+          </w:p>
+        </w:tc>
+        <w:tc>
+          <w:tcPr>
+            <w:tcW w:type="dxa" w:w="2950"/>
+            <w:shd w:fill="E4EAF5" w:val="clear"/>
+            <w:tcMar>
+              <w:top w:type="dxa" w:w="30"/>
+              <w:left w:type="dxa" w:w="70"/>
+              <w:bottom w:type="dxa" w:w="30"/>
+              <w:right w:type="dxa" w:w="70"/>
+            </w:tcMar>
+          </w:tcPr>
+          <w:p>
+            <w:pPr>
+              <w:spacing w:after="0" w:before="0" w:line="230"/>
+            </w:pPr>
+            <w:r>
+              <w:rPr>
+                <w:rFonts w:ascii="微软雅黑" w:cs="微软雅黑" w:eastAsia="微软雅黑" w:hAnsi="微软雅黑"/>
+                <w:b/>
+                <w:bCs/>
+                <w:i w:val="false"/>
+                <w:iCs w:val="false"/>
+                <w:color w:val="1A1A1A"/>
+                <w:sz w:val="15"/>
+                <w:szCs w:val="15"/>
+              </w:rPr>
+              <w:t xml:space="preserve">文件（省略 m 编号前缀）</w:t>
+            </w:r>
+          </w:p>
+        </w:tc>
+        <w:tc>
+          <w:tcPr>
+            <w:tcW w:type="dxa" w:w="1150"/>
+            <w:shd w:fill="E4EAF5" w:val="clear"/>
+            <w:tcMar>
+              <w:top w:type="dxa" w:w="30"/>
+              <w:left w:type="dxa" w:w="70"/>
+              <w:bottom w:type="dxa" w:w="30"/>
+              <w:right w:type="dxa" w:w="70"/>
+            </w:tcMar>
+          </w:tcPr>
+          <w:p>
+            <w:pPr>
+              <w:spacing w:after="0" w:before="0" w:line="230"/>
+            </w:pPr>
+            <w:r>
+              <w:rPr>
+                <w:rFonts w:ascii="微软雅黑" w:cs="微软雅黑" w:eastAsia="微软雅黑" w:hAnsi="微软雅黑"/>
+                <w:b/>
+                <w:bCs/>
+                <w:i w:val="false"/>
+                <w:iCs w:val="false"/>
+                <w:color w:val="1A1A1A"/>
+                <w:sz w:val="15"/>
+                <w:szCs w:val="15"/>
+              </w:rPr>
+              <w:t xml:space="preserve">传哪一屏</w:t>
+            </w:r>
+          </w:p>
+        </w:tc>
+        <w:tc>
+          <w:tcPr>
+            <w:tcW w:type="dxa" w:w="4972"/>
+            <w:shd w:fill="E4EAF5" w:val="clear"/>
+            <w:tcMar>
+              <w:top w:type="dxa" w:w="30"/>
+              <w:left w:type="dxa" w:w="70"/>
+              <w:bottom w:type="dxa" w:w="30"/>
+              <w:right w:type="dxa" w:w="70"/>
+            </w:tcMar>
+          </w:tcPr>
+          <w:p>
+            <w:pPr>
+              <w:spacing w:after="0" w:before="0" w:line="230"/>
+            </w:pPr>
+            <w:r>
+              <w:rPr>
+                <w:rFonts w:ascii="微软雅黑" w:cs="微软雅黑" w:eastAsia="微软雅黑" w:hAnsi="微软雅黑"/>
+                <w:b/>
+                <w:bCs/>
+                <w:i w:val="false"/>
+                <w:iCs w:val="false"/>
+                <w:color w:val="1A1A1A"/>
+                <w:sz w:val="15"/>
+                <w:szCs w:val="15"/>
+              </w:rPr>
+              <w:t xml:space="preserve">传上去会答的关键一句</w:t>
+            </w:r>
+          </w:p>
+        </w:tc>
+      </w:tr>
+      <w:tr>
+        <w:trPr>
+          <w:tblHeader w:val="false"/>
+        </w:trPr>
+        <w:tc>
+          <w:tcPr>
+            <w:tcW w:type="dxa" w:w="1250"/>
+            <w:tcMar>
+              <w:top w:type="dxa" w:w="30"/>
+              <w:left w:type="dxa" w:w="70"/>
+              <w:bottom w:type="dxa" w:w="30"/>
+              <w:right w:type="dxa" w:w="70"/>
+            </w:tcMar>
+          </w:tcPr>
+          <w:p>
+            <w:pPr>
+              <w:spacing w:after="0" w:before="0" w:line="230"/>
+            </w:pPr>
+            <w:r>
+              <w:rPr>
+                <w:rFonts w:ascii="微软雅黑" w:cs="微软雅黑" w:eastAsia="微软雅黑" w:hAnsi="微软雅黑"/>
+                <w:b w:val="false"/>
+                <w:bCs w:val="false"/>
+                <w:i w:val="false"/>
+                <w:iCs w:val="false"/>
+                <w:color w:val="1A1A1A"/>
+                <w:sz w:val="15"/>
+                <w:szCs w:val="15"/>
+              </w:rPr>
+              <w:t xml:space="preserve">AI获客</w:t>
+            </w:r>
+          </w:p>
+        </w:tc>
+        <w:tc>
+          <w:tcPr>
+            <w:tcW w:type="dxa" w:w="2950"/>
+            <w:tcMar>
+              <w:top w:type="dxa" w:w="30"/>
+              <w:left w:type="dxa" w:w="70"/>
+              <w:bottom w:type="dxa" w:w="30"/>
+              <w:right w:type="dxa" w:w="70"/>
+            </w:tcMar>
+          </w:tcPr>
+          <w:p>
+            <w:pPr>
+              <w:spacing w:after="0" w:before="0" w:line="230"/>
+            </w:pPr>
+            <w:r>
+              <w:rPr>
+                <w:rFonts w:ascii="微软雅黑" w:cs="微软雅黑" w:eastAsia="微软雅黑" w:hAnsi="微软雅黑"/>
+                <w:b w:val="false"/>
+                <w:bCs w:val="false"/>
+                <w:i w:val="false"/>
+                <w:iCs w:val="false"/>
+                <w:color w:val="1A1A1A"/>
+                <w:sz w:val="15"/>
+                <w:szCs w:val="15"/>
+              </w:rPr>
+              <w:t xml:space="preserve">客户询价来函-无锡精锻传动件.eml</w:t>
+            </w:r>
+          </w:p>
+        </w:tc>
+        <w:tc>
+          <w:tcPr>
+            <w:tcW w:type="dxa" w:w="1150"/>
+            <w:tcMar>
+              <w:top w:type="dxa" w:w="30"/>
+              <w:left w:type="dxa" w:w="70"/>
+              <w:bottom w:type="dxa" w:w="30"/>
+              <w:right w:type="dxa" w:w="70"/>
+            </w:tcMar>
+          </w:tcPr>
+          <w:p>
+            <w:pPr>
+              <w:spacing w:after="0" w:before="0" w:line="230"/>
+            </w:pPr>
+            <w:r>
+              <w:rPr>
+                <w:rFonts w:ascii="微软雅黑" w:cs="微软雅黑" w:eastAsia="微软雅黑" w:hAnsi="微软雅黑"/>
+                <w:b w:val="false"/>
+                <w:bCs w:val="false"/>
+                <w:i w:val="false"/>
+                <w:iCs w:val="false"/>
+                <w:color w:val="1A1A1A"/>
+                <w:sz w:val="15"/>
+                <w:szCs w:val="15"/>
+              </w:rPr>
+              <w:t xml:space="preserve">进模块第一屏</w:t>
+            </w:r>
+          </w:p>
+        </w:tc>
+        <w:tc>
+          <w:tcPr>
+            <w:tcW w:type="dxa" w:w="4972"/>
+            <w:tcMar>
+              <w:top w:type="dxa" w:w="30"/>
+              <w:left w:type="dxa" w:w="70"/>
+              <w:bottom w:type="dxa" w:w="30"/>
+              <w:right w:type="dxa" w:w="70"/>
+            </w:tcMar>
+          </w:tcPr>
+          <w:p>
+            <w:pPr>
+              <w:spacing w:after="0" w:before="0" w:line="230"/>
+            </w:pPr>
+            <w:r>
+              <w:rPr>
+                <w:rFonts w:ascii="微软雅黑" w:cs="微软雅黑" w:eastAsia="微软雅黑" w:hAnsi="微软雅黑"/>
+                <w:b w:val="false"/>
+                <w:bCs w:val="false"/>
+                <w:i w:val="false"/>
+                <w:iCs w:val="false"/>
+                <w:color w:val="1A1A1A"/>
+                <w:sz w:val="15"/>
+                <w:szCs w:val="15"/>
+              </w:rPr>
+              <w:t xml:space="preserve">在手线索里 L-2609-0050（医疗器械配件商）预计 125 万元 与它接近，已记一次来函跟进。</w:t>
+            </w:r>
+          </w:p>
+        </w:tc>
+      </w:tr>
+      <w:tr>
+        <w:trPr>
+          <w:tblHeader w:val="false"/>
+        </w:trPr>
+        <w:tc>
+          <w:tcPr>
+            <w:tcW w:type="dxa" w:w="1250"/>
+            <w:shd w:fill="F7F9FC" w:val="clear"/>
+            <w:tcMar>
+              <w:top w:type="dxa" w:w="30"/>
+              <w:left w:type="dxa" w:w="70"/>
+              <w:bottom w:type="dxa" w:w="30"/>
+              <w:right w:type="dxa" w:w="70"/>
+            </w:tcMar>
+          </w:tcPr>
+          <w:p>
+            <w:pPr>
+              <w:spacing w:after="0" w:before="0" w:line="230"/>
+            </w:pPr>
+            <w:r>
+              <w:rPr>
+                <w:rFonts w:ascii="微软雅黑" w:cs="微软雅黑" w:eastAsia="微软雅黑" w:hAnsi="微软雅黑"/>
+                <w:b w:val="false"/>
+                <w:bCs w:val="false"/>
+                <w:i w:val="false"/>
+                <w:iCs w:val="false"/>
+                <w:color w:val="1A1A1A"/>
+                <w:sz w:val="15"/>
+                <w:szCs w:val="15"/>
+              </w:rPr>
+              <w:t xml:space="preserve">AI获客</w:t>
+            </w:r>
+          </w:p>
+        </w:tc>
+        <w:tc>
+          <w:tcPr>
+            <w:tcW w:type="dxa" w:w="2950"/>
+            <w:shd w:fill="F7F9FC" w:val="clear"/>
+            <w:tcMar>
+              <w:top w:type="dxa" w:w="30"/>
+              <w:left w:type="dxa" w:w="70"/>
+              <w:bottom w:type="dxa" w:w="30"/>
+              <w:right w:type="dxa" w:w="70"/>
+            </w:tcMar>
+          </w:tcPr>
+          <w:p>
+            <w:pPr>
+              <w:spacing w:after="0" w:before="0" w:line="230"/>
+            </w:pPr>
+            <w:r>
+              <w:rPr>
+                <w:rFonts w:ascii="微软雅黑" w:cs="微软雅黑" w:eastAsia="微软雅黑" w:hAnsi="微软雅黑"/>
+                <w:b w:val="false"/>
+                <w:bCs w:val="false"/>
+                <w:i w:val="false"/>
+                <w:iCs w:val="false"/>
+                <w:color w:val="1A1A1A"/>
+                <w:sz w:val="15"/>
+                <w:szCs w:val="15"/>
+              </w:rPr>
+              <w:t xml:space="preserve">展会线索清单-宁波东立机电.xlsx</w:t>
+            </w:r>
+          </w:p>
+        </w:tc>
+        <w:tc>
+          <w:tcPr>
+            <w:tcW w:type="dxa" w:w="1150"/>
+            <w:shd w:fill="F7F9FC" w:val="clear"/>
+            <w:tcMar>
+              <w:top w:type="dxa" w:w="30"/>
+              <w:left w:type="dxa" w:w="70"/>
+              <w:bottom w:type="dxa" w:w="30"/>
+              <w:right w:type="dxa" w:w="70"/>
+            </w:tcMar>
+          </w:tcPr>
+          <w:p>
+            <w:pPr>
+              <w:spacing w:after="0" w:before="0" w:line="230"/>
+            </w:pPr>
+            <w:r>
+              <w:rPr>
+                <w:rFonts w:ascii="微软雅黑" w:cs="微软雅黑" w:eastAsia="微软雅黑" w:hAnsi="微软雅黑"/>
+                <w:b w:val="false"/>
+                <w:bCs w:val="false"/>
+                <w:i w:val="false"/>
+                <w:iCs w:val="false"/>
+                <w:color w:val="1A1A1A"/>
+                <w:sz w:val="15"/>
+                <w:szCs w:val="15"/>
+              </w:rPr>
+              <w:t xml:space="preserve">进模块第一屏</w:t>
+            </w:r>
+          </w:p>
+        </w:tc>
+        <w:tc>
+          <w:tcPr>
+            <w:tcW w:type="dxa" w:w="4972"/>
+            <w:shd w:fill="F7F9FC" w:val="clear"/>
+            <w:tcMar>
+              <w:top w:type="dxa" w:w="30"/>
+              <w:left w:type="dxa" w:w="70"/>
+              <w:bottom w:type="dxa" w:w="30"/>
+              <w:right w:type="dxa" w:w="70"/>
+            </w:tcMar>
+          </w:tcPr>
+          <w:p>
+            <w:pPr>
+              <w:spacing w:after="0" w:before="0" w:line="230"/>
+            </w:pPr>
+            <w:r>
+              <w:rPr>
+                <w:rFonts w:ascii="微软雅黑" w:cs="微软雅黑" w:eastAsia="微软雅黑" w:hAnsi="微软雅黑"/>
+                <w:b w:val="false"/>
+                <w:bCs w:val="false"/>
+                <w:i w:val="false"/>
+                <w:iCs w:val="false"/>
+                <w:color w:val="1A1A1A"/>
+                <w:sz w:val="15"/>
+                <w:szCs w:val="15"/>
+              </w:rPr>
+              <w:t xml:space="preserve">认出 7 个线索字段 … 前 6 行可以入池</w:t>
+            </w:r>
+          </w:p>
+        </w:tc>
+      </w:tr>
+      <w:tr>
+        <w:trPr>
+          <w:tblHeader w:val="false"/>
+        </w:trPr>
+        <w:tc>
+          <w:tcPr>
+            <w:tcW w:type="dxa" w:w="1250"/>
+            <w:tcMar>
+              <w:top w:type="dxa" w:w="30"/>
+              <w:left w:type="dxa" w:w="70"/>
+              <w:bottom w:type="dxa" w:w="30"/>
+              <w:right w:type="dxa" w:w="70"/>
+            </w:tcMar>
+          </w:tcPr>
+          <w:p>
+            <w:pPr>
+              <w:spacing w:after="0" w:before="0" w:line="230"/>
+            </w:pPr>
+            <w:r>
+              <w:rPr>
+                <w:rFonts w:ascii="微软雅黑" w:cs="微软雅黑" w:eastAsia="微软雅黑" w:hAnsi="微软雅黑"/>
+                <w:b w:val="false"/>
+                <w:bCs w:val="false"/>
+                <w:i w:val="false"/>
+                <w:iCs w:val="false"/>
+                <w:color w:val="1A1A1A"/>
+                <w:sz w:val="15"/>
+                <w:szCs w:val="15"/>
+              </w:rPr>
+              <w:t xml:space="preserve">AI人力官</w:t>
+            </w:r>
+          </w:p>
+        </w:tc>
+        <w:tc>
+          <w:tcPr>
+            <w:tcW w:type="dxa" w:w="2950"/>
+            <w:tcMar>
+              <w:top w:type="dxa" w:w="30"/>
+              <w:left w:type="dxa" w:w="70"/>
+              <w:bottom w:type="dxa" w:w="30"/>
+              <w:right w:type="dxa" w:w="70"/>
+            </w:tcMar>
+          </w:tcPr>
+          <w:p>
+            <w:pPr>
+              <w:spacing w:after="0" w:before="0" w:line="230"/>
+            </w:pPr>
+            <w:r>
+              <w:rPr>
+                <w:rFonts w:ascii="微软雅黑" w:cs="微软雅黑" w:eastAsia="微软雅黑" w:hAnsi="微软雅黑"/>
+                <w:b w:val="false"/>
+                <w:bCs w:val="false"/>
+                <w:i w:val="false"/>
+                <w:iCs w:val="false"/>
+                <w:color w:val="1A1A1A"/>
+                <w:sz w:val="15"/>
+                <w:szCs w:val="15"/>
+              </w:rPr>
+              <w:t xml:space="preserve">应聘简历-CNC操作工-C2609021.docx</w:t>
+            </w:r>
+          </w:p>
+        </w:tc>
+        <w:tc>
+          <w:tcPr>
+            <w:tcW w:type="dxa" w:w="1150"/>
+            <w:tcMar>
+              <w:top w:type="dxa" w:w="30"/>
+              <w:left w:type="dxa" w:w="70"/>
+              <w:bottom w:type="dxa" w:w="30"/>
+              <w:right w:type="dxa" w:w="70"/>
+            </w:tcMar>
+          </w:tcPr>
+          <w:p>
+            <w:pPr>
+              <w:spacing w:after="0" w:before="0" w:line="230"/>
+            </w:pPr>
+            <w:r>
+              <w:rPr>
+                <w:rFonts w:ascii="微软雅黑" w:cs="微软雅黑" w:eastAsia="微软雅黑" w:hAnsi="微软雅黑"/>
+                <w:b w:val="false"/>
+                <w:bCs w:val="false"/>
+                <w:i w:val="false"/>
+                <w:iCs w:val="false"/>
+                <w:color w:val="1A1A1A"/>
+                <w:sz w:val="15"/>
+                <w:szCs w:val="15"/>
+              </w:rPr>
+              <w:t xml:space="preserve">进模块第一屏</w:t>
+            </w:r>
+          </w:p>
+        </w:tc>
+        <w:tc>
+          <w:tcPr>
+            <w:tcW w:type="dxa" w:w="4972"/>
+            <w:tcMar>
+              <w:top w:type="dxa" w:w="30"/>
+              <w:left w:type="dxa" w:w="70"/>
+              <w:bottom w:type="dxa" w:w="30"/>
+              <w:right w:type="dxa" w:w="70"/>
+            </w:tcMar>
+          </w:tcPr>
+          <w:p>
+            <w:pPr>
+              <w:spacing w:after="0" w:before="0" w:line="230"/>
+            </w:pPr>
+            <w:r>
+              <w:rPr>
+                <w:rFonts w:ascii="微软雅黑" w:cs="微软雅黑" w:eastAsia="微软雅黑" w:hAnsi="微软雅黑"/>
+                <w:b w:val="false"/>
+                <w:bCs w:val="false"/>
+                <w:i w:val="false"/>
+                <w:iCs w:val="false"/>
+                <w:color w:val="1A1A1A"/>
+                <w:sz w:val="15"/>
+                <w:szCs w:val="15"/>
+              </w:rPr>
+              <w:t xml:space="preserve">按 CNC 操作工 的口径打分：82 分 · A 级 … 必备技能 2/2 命中，加分项 3/3</w:t>
+            </w:r>
+          </w:p>
+        </w:tc>
+      </w:tr>
+      <w:tr>
+        <w:trPr>
+          <w:tblHeader w:val="false"/>
+        </w:trPr>
+        <w:tc>
+          <w:tcPr>
+            <w:tcW w:type="dxa" w:w="1250"/>
+            <w:shd w:fill="F7F9FC" w:val="clear"/>
+            <w:tcMar>
+              <w:top w:type="dxa" w:w="30"/>
+              <w:left w:type="dxa" w:w="70"/>
+              <w:bottom w:type="dxa" w:w="30"/>
+              <w:right w:type="dxa" w:w="70"/>
+            </w:tcMar>
+          </w:tcPr>
+          <w:p>
+            <w:pPr>
+              <w:spacing w:after="0" w:before="0" w:line="230"/>
+            </w:pPr>
+            <w:r>
+              <w:rPr>
+                <w:rFonts w:ascii="微软雅黑" w:cs="微软雅黑" w:eastAsia="微软雅黑" w:hAnsi="微软雅黑"/>
+                <w:b w:val="false"/>
+                <w:bCs w:val="false"/>
+                <w:i w:val="false"/>
+                <w:iCs w:val="false"/>
+                <w:color w:val="1A1A1A"/>
+                <w:sz w:val="15"/>
+                <w:szCs w:val="15"/>
+              </w:rPr>
+              <w:t xml:space="preserve">AI人力官</w:t>
+            </w:r>
+          </w:p>
+        </w:tc>
+        <w:tc>
+          <w:tcPr>
+            <w:tcW w:type="dxa" w:w="2950"/>
+            <w:shd w:fill="F7F9FC" w:val="clear"/>
+            <w:tcMar>
+              <w:top w:type="dxa" w:w="30"/>
+              <w:left w:type="dxa" w:w="70"/>
+              <w:bottom w:type="dxa" w:w="30"/>
+              <w:right w:type="dxa" w:w="70"/>
+            </w:tcMar>
+          </w:tcPr>
+          <w:p>
+            <w:pPr>
+              <w:spacing w:after="0" w:before="0" w:line="230"/>
+            </w:pPr>
+            <w:r>
+              <w:rPr>
+                <w:rFonts w:ascii="微软雅黑" w:cs="微软雅黑" w:eastAsia="微软雅黑" w:hAnsi="微软雅黑"/>
+                <w:b w:val="false"/>
+                <w:bCs w:val="false"/>
+                <w:i w:val="false"/>
+                <w:iCs w:val="false"/>
+                <w:color w:val="1A1A1A"/>
+                <w:sz w:val="15"/>
+                <w:szCs w:val="15"/>
+              </w:rPr>
+              <w:t xml:space="preserve">员工花名册-苏州华创精密.xlsx</w:t>
+            </w:r>
+          </w:p>
+        </w:tc>
+        <w:tc>
+          <w:tcPr>
+            <w:tcW w:type="dxa" w:w="1150"/>
+            <w:shd w:fill="F7F9FC" w:val="clear"/>
+            <w:tcMar>
+              <w:top w:type="dxa" w:w="30"/>
+              <w:left w:type="dxa" w:w="70"/>
+              <w:bottom w:type="dxa" w:w="30"/>
+              <w:right w:type="dxa" w:w="70"/>
+            </w:tcMar>
+          </w:tcPr>
+          <w:p>
+            <w:pPr>
+              <w:spacing w:after="0" w:before="0" w:line="230"/>
+            </w:pPr>
+            <w:r>
+              <w:rPr>
+                <w:rFonts w:ascii="微软雅黑" w:cs="微软雅黑" w:eastAsia="微软雅黑" w:hAnsi="微软雅黑"/>
+                <w:b w:val="false"/>
+                <w:bCs w:val="false"/>
+                <w:i w:val="false"/>
+                <w:iCs w:val="false"/>
+                <w:color w:val="1A1A1A"/>
+                <w:sz w:val="15"/>
+                <w:szCs w:val="15"/>
+              </w:rPr>
+              <w:t xml:space="preserve">进模块第一屏</w:t>
+            </w:r>
+          </w:p>
+        </w:tc>
+        <w:tc>
+          <w:tcPr>
+            <w:tcW w:type="dxa" w:w="4972"/>
+            <w:shd w:fill="F7F9FC" w:val="clear"/>
+            <w:tcMar>
+              <w:top w:type="dxa" w:w="30"/>
+              <w:left w:type="dxa" w:w="70"/>
+              <w:bottom w:type="dxa" w:w="30"/>
+              <w:right w:type="dxa" w:w="70"/>
+            </w:tcMar>
+          </w:tcPr>
+          <w:p>
+            <w:pPr>
+              <w:spacing w:after="0" w:before="0" w:line="230"/>
+            </w:pPr>
+            <w:r>
+              <w:rPr>
+                <w:rFonts w:ascii="微软雅黑" w:cs="微软雅黑" w:eastAsia="微软雅黑" w:hAnsi="微软雅黑"/>
+                <w:b w:val="false"/>
+                <w:bCs w:val="false"/>
+                <w:i w:val="false"/>
+                <w:iCs w:val="false"/>
+                <w:color w:val="1A1A1A"/>
+                <w:sz w:val="15"/>
+                <w:szCs w:val="15"/>
+              </w:rPr>
+              <w:t xml:space="preserve">命中花名册字段 6/6 … 可以进逐人核对。</w:t>
+            </w:r>
+          </w:p>
+        </w:tc>
+      </w:tr>
+      <w:tr>
+        <w:trPr>
+          <w:tblHeader w:val="false"/>
+        </w:trPr>
+        <w:tc>
+          <w:tcPr>
+            <w:tcW w:type="dxa" w:w="1250"/>
+            <w:tcMar>
+              <w:top w:type="dxa" w:w="30"/>
+              <w:left w:type="dxa" w:w="70"/>
+              <w:bottom w:type="dxa" w:w="30"/>
+              <w:right w:type="dxa" w:w="70"/>
+            </w:tcMar>
+          </w:tcPr>
+          <w:p>
+            <w:pPr>
+              <w:spacing w:after="0" w:before="0" w:line="230"/>
+            </w:pPr>
+            <w:r>
+              <w:rPr>
+                <w:rFonts w:ascii="微软雅黑" w:cs="微软雅黑" w:eastAsia="微软雅黑" w:hAnsi="微软雅黑"/>
+                <w:b w:val="false"/>
+                <w:bCs w:val="false"/>
+                <w:i w:val="false"/>
+                <w:iCs w:val="false"/>
+                <w:color w:val="1A1A1A"/>
+                <w:sz w:val="15"/>
+                <w:szCs w:val="15"/>
+              </w:rPr>
+              <w:t xml:space="preserve">AI CFO</w:t>
+            </w:r>
+          </w:p>
+        </w:tc>
+        <w:tc>
+          <w:tcPr>
+            <w:tcW w:type="dxa" w:w="2950"/>
+            <w:tcMar>
+              <w:top w:type="dxa" w:w="30"/>
+              <w:left w:type="dxa" w:w="70"/>
+              <w:bottom w:type="dxa" w:w="30"/>
+              <w:right w:type="dxa" w:w="70"/>
+            </w:tcMar>
+          </w:tcPr>
+          <w:p>
+            <w:pPr>
+              <w:spacing w:after="0" w:before="0" w:line="230"/>
+            </w:pPr>
+            <w:r>
+              <w:rPr>
+                <w:rFonts w:ascii="微软雅黑" w:cs="微软雅黑" w:eastAsia="微软雅黑" w:hAnsi="微软雅黑"/>
+                <w:b w:val="false"/>
+                <w:bCs w:val="false"/>
+                <w:i w:val="false"/>
+                <w:iCs w:val="false"/>
+                <w:color w:val="1A1A1A"/>
+                <w:sz w:val="15"/>
+                <w:szCs w:val="15"/>
+              </w:rPr>
+              <w:t xml:space="preserve">科目余额表-2026年8月-宁波东立机电.xlsx</w:t>
+            </w:r>
+          </w:p>
+        </w:tc>
+        <w:tc>
+          <w:tcPr>
+            <w:tcW w:type="dxa" w:w="1150"/>
+            <w:tcMar>
+              <w:top w:type="dxa" w:w="30"/>
+              <w:left w:type="dxa" w:w="70"/>
+              <w:bottom w:type="dxa" w:w="30"/>
+              <w:right w:type="dxa" w:w="70"/>
+            </w:tcMar>
+          </w:tcPr>
+          <w:p>
+            <w:pPr>
+              <w:spacing w:after="0" w:before="0" w:line="230"/>
+            </w:pPr>
+            <w:r>
+              <w:rPr>
+                <w:rFonts w:ascii="微软雅黑" w:cs="微软雅黑" w:eastAsia="微软雅黑" w:hAnsi="微软雅黑"/>
+                <w:b w:val="false"/>
+                <w:bCs w:val="false"/>
+                <w:i w:val="false"/>
+                <w:iCs w:val="false"/>
+                <w:color w:val="1A1A1A"/>
+                <w:sz w:val="15"/>
+                <w:szCs w:val="15"/>
+              </w:rPr>
+              <w:t xml:space="preserve">进模块第一屏</w:t>
+            </w:r>
+          </w:p>
+        </w:tc>
+        <w:tc>
+          <w:tcPr>
+            <w:tcW w:type="dxa" w:w="4972"/>
+            <w:tcMar>
+              <w:top w:type="dxa" w:w="30"/>
+              <w:left w:type="dxa" w:w="70"/>
+              <w:bottom w:type="dxa" w:w="30"/>
+              <w:right w:type="dxa" w:w="70"/>
+            </w:tcMar>
+          </w:tcPr>
+          <w:p>
+            <w:pPr>
+              <w:spacing w:after="0" w:before="0" w:line="230"/>
+            </w:pPr>
+            <w:r>
+              <w:rPr>
+                <w:rFonts w:ascii="微软雅黑" w:cs="微软雅黑" w:eastAsia="微软雅黑" w:hAnsi="微软雅黑"/>
+                <w:b w:val="false"/>
+                <w:bCs w:val="false"/>
+                <w:i w:val="false"/>
+                <w:iCs w:val="false"/>
+                <w:color w:val="1A1A1A"/>
+                <w:sz w:val="15"/>
+                <w:szCs w:val="15"/>
+              </w:rPr>
+              <w:t xml:space="preserve">逐行核对期初 ± 本期发生额 = 期末：18 行全部相等。</w:t>
+            </w:r>
+          </w:p>
+        </w:tc>
+      </w:tr>
+      <w:tr>
+        <w:trPr>
+          <w:tblHeader w:val="false"/>
+        </w:trPr>
+        <w:tc>
+          <w:tcPr>
+            <w:tcW w:type="dxa" w:w="1250"/>
+            <w:shd w:fill="F7F9FC" w:val="clear"/>
+            <w:tcMar>
+              <w:top w:type="dxa" w:w="30"/>
+              <w:left w:type="dxa" w:w="70"/>
+              <w:bottom w:type="dxa" w:w="30"/>
+              <w:right w:type="dxa" w:w="70"/>
+            </w:tcMar>
+          </w:tcPr>
+          <w:p>
+            <w:pPr>
+              <w:spacing w:after="0" w:before="0" w:line="230"/>
+            </w:pPr>
+            <w:r>
+              <w:rPr>
+                <w:rFonts w:ascii="微软雅黑" w:cs="微软雅黑" w:eastAsia="微软雅黑" w:hAnsi="微软雅黑"/>
+                <w:b w:val="false"/>
+                <w:bCs w:val="false"/>
+                <w:i w:val="false"/>
+                <w:iCs w:val="false"/>
+                <w:color w:val="1A1A1A"/>
+                <w:sz w:val="15"/>
+                <w:szCs w:val="15"/>
+              </w:rPr>
+              <w:t xml:space="preserve">AI CFO</w:t>
+            </w:r>
+          </w:p>
+        </w:tc>
+        <w:tc>
+          <w:tcPr>
+            <w:tcW w:type="dxa" w:w="2950"/>
+            <w:shd w:fill="F7F9FC" w:val="clear"/>
+            <w:tcMar>
+              <w:top w:type="dxa" w:w="30"/>
+              <w:left w:type="dxa" w:w="70"/>
+              <w:bottom w:type="dxa" w:w="30"/>
+              <w:right w:type="dxa" w:w="70"/>
+            </w:tcMar>
+          </w:tcPr>
+          <w:p>
+            <w:pPr>
+              <w:spacing w:after="0" w:before="0" w:line="230"/>
+            </w:pPr>
+            <w:r>
+              <w:rPr>
+                <w:rFonts w:ascii="微软雅黑" w:cs="微软雅黑" w:eastAsia="微软雅黑" w:hAnsi="微软雅黑"/>
+                <w:b w:val="false"/>
+                <w:bCs w:val="false"/>
+                <w:i w:val="false"/>
+                <w:iCs w:val="false"/>
+                <w:color w:val="1A1A1A"/>
+                <w:sz w:val="15"/>
+                <w:szCs w:val="15"/>
+              </w:rPr>
+              <w:t xml:space="preserve">数控加工中心采购合同-苏州华创精密.docx</w:t>
+            </w:r>
+          </w:p>
+        </w:tc>
+        <w:tc>
+          <w:tcPr>
+            <w:tcW w:type="dxa" w:w="1150"/>
+            <w:shd w:fill="F7F9FC" w:val="clear"/>
+            <w:tcMar>
+              <w:top w:type="dxa" w:w="30"/>
+              <w:left w:type="dxa" w:w="70"/>
+              <w:bottom w:type="dxa" w:w="30"/>
+              <w:right w:type="dxa" w:w="70"/>
+            </w:tcMar>
+          </w:tcPr>
+          <w:p>
+            <w:pPr>
+              <w:spacing w:after="0" w:before="0" w:line="230"/>
+            </w:pPr>
+            <w:r>
+              <w:rPr>
+                <w:rFonts w:ascii="微软雅黑" w:cs="微软雅黑" w:eastAsia="微软雅黑" w:hAnsi="微软雅黑"/>
+                <w:b w:val="false"/>
+                <w:bCs w:val="false"/>
+                <w:i w:val="false"/>
+                <w:iCs w:val="false"/>
+                <w:color w:val="1A1A1A"/>
+                <w:sz w:val="15"/>
+                <w:szCs w:val="15"/>
+              </w:rPr>
+              <w:t xml:space="preserve">进模块第一屏</w:t>
+            </w:r>
+          </w:p>
+        </w:tc>
+        <w:tc>
+          <w:tcPr>
+            <w:tcW w:type="dxa" w:w="4972"/>
+            <w:shd w:fill="F7F9FC" w:val="clear"/>
+            <w:tcMar>
+              <w:top w:type="dxa" w:w="30"/>
+              <w:left w:type="dxa" w:w="70"/>
+              <w:bottom w:type="dxa" w:w="30"/>
+              <w:right w:type="dxa" w:w="70"/>
+            </w:tcMar>
+          </w:tcPr>
+          <w:p>
+            <w:pPr>
+              <w:spacing w:after="0" w:before="0" w:line="230"/>
+            </w:pPr>
+            <w:r>
+              <w:rPr>
+                <w:rFonts w:ascii="微软雅黑" w:cs="微软雅黑" w:eastAsia="微软雅黑" w:hAnsi="微软雅黑"/>
+                <w:b w:val="false"/>
+                <w:bCs w:val="false"/>
+                <w:i w:val="false"/>
+                <w:iCs w:val="false"/>
+                <w:color w:val="1A1A1A"/>
+                <w:sz w:val="15"/>
+                <w:szCs w:val="15"/>
+              </w:rPr>
+              <w:t xml:space="preserve">首付 30% · 558,000 元，已按 2026-09-30 到期排进 13 周现金预测。</w:t>
+            </w:r>
+          </w:p>
+        </w:tc>
+      </w:tr>
+      <w:tr>
+        <w:trPr>
+          <w:tblHeader w:val="false"/>
+        </w:trPr>
+        <w:tc>
+          <w:tcPr>
+            <w:tcW w:type="dxa" w:w="1250"/>
+            <w:tcMar>
+              <w:top w:type="dxa" w:w="30"/>
+              <w:left w:type="dxa" w:w="70"/>
+              <w:bottom w:type="dxa" w:w="30"/>
+              <w:right w:type="dxa" w:w="70"/>
+            </w:tcMar>
+          </w:tcPr>
+          <w:p>
+            <w:pPr>
+              <w:spacing w:after="0" w:before="0" w:line="230"/>
+            </w:pPr>
+            <w:r>
+              <w:rPr>
+                <w:rFonts w:ascii="微软雅黑" w:cs="微软雅黑" w:eastAsia="微软雅黑" w:hAnsi="微软雅黑"/>
+                <w:b w:val="false"/>
+                <w:bCs w:val="false"/>
+                <w:i w:val="false"/>
+                <w:iCs w:val="false"/>
+                <w:color w:val="1A1A1A"/>
+                <w:sz w:val="15"/>
+                <w:szCs w:val="15"/>
+              </w:rPr>
+              <w:t xml:space="preserve">AI法务</w:t>
+            </w:r>
+          </w:p>
+        </w:tc>
+        <w:tc>
+          <w:tcPr>
+            <w:tcW w:type="dxa" w:w="2950"/>
+            <w:tcMar>
+              <w:top w:type="dxa" w:w="30"/>
+              <w:left w:type="dxa" w:w="70"/>
+              <w:bottom w:type="dxa" w:w="30"/>
+              <w:right w:type="dxa" w:w="70"/>
+            </w:tcMar>
+          </w:tcPr>
+          <w:p>
+            <w:pPr>
+              <w:spacing w:after="0" w:before="0" w:line="230"/>
+            </w:pPr>
+            <w:r>
+              <w:rPr>
+                <w:rFonts w:ascii="微软雅黑" w:cs="微软雅黑" w:eastAsia="微软雅黑" w:hAnsi="微软雅黑"/>
+                <w:b w:val="false"/>
+                <w:bCs w:val="false"/>
+                <w:i w:val="false"/>
+                <w:iCs w:val="false"/>
+                <w:color w:val="1A1A1A"/>
+                <w:sz w:val="15"/>
+                <w:szCs w:val="15"/>
+              </w:rPr>
+              <w:t xml:space="preserve">合同台账-苏州华创精密.xlsx</w:t>
+            </w:r>
+          </w:p>
+        </w:tc>
+        <w:tc>
+          <w:tcPr>
+            <w:tcW w:type="dxa" w:w="1150"/>
+            <w:tcMar>
+              <w:top w:type="dxa" w:w="30"/>
+              <w:left w:type="dxa" w:w="70"/>
+              <w:bottom w:type="dxa" w:w="30"/>
+              <w:right w:type="dxa" w:w="70"/>
+            </w:tcMar>
+          </w:tcPr>
+          <w:p>
+            <w:pPr>
+              <w:spacing w:after="0" w:before="0" w:line="230"/>
+            </w:pPr>
+            <w:r>
+              <w:rPr>
+                <w:rFonts w:ascii="微软雅黑" w:cs="微软雅黑" w:eastAsia="微软雅黑" w:hAnsi="微软雅黑"/>
+                <w:b w:val="false"/>
+                <w:bCs w:val="false"/>
+                <w:i w:val="false"/>
+                <w:iCs w:val="false"/>
+                <w:color w:val="1A1A1A"/>
+                <w:sz w:val="15"/>
+                <w:szCs w:val="15"/>
+              </w:rPr>
+              <w:t xml:space="preserve">进模块第一屏</w:t>
+            </w:r>
+          </w:p>
+        </w:tc>
+        <w:tc>
+          <w:tcPr>
+            <w:tcW w:type="dxa" w:w="4972"/>
+            <w:tcMar>
+              <w:top w:type="dxa" w:w="30"/>
+              <w:left w:type="dxa" w:w="70"/>
+              <w:bottom w:type="dxa" w:w="30"/>
+              <w:right w:type="dxa" w:w="70"/>
+            </w:tcMar>
+          </w:tcPr>
+          <w:p>
+            <w:pPr>
+              <w:spacing w:after="0" w:before="0" w:line="230"/>
+            </w:pPr>
+            <w:r>
+              <w:rPr>
+                <w:rFonts w:ascii="微软雅黑" w:cs="微软雅黑" w:eastAsia="微软雅黑" w:hAnsi="微软雅黑"/>
+                <w:b w:val="false"/>
+                <w:bCs w:val="false"/>
+                <w:i w:val="false"/>
+                <w:iCs w:val="false"/>
+                <w:color w:val="1A1A1A"/>
+                <w:sz w:val="15"/>
+                <w:szCs w:val="15"/>
+              </w:rPr>
+              <w:t xml:space="preserve">台账里已有 12 份，导入的 6 行按合同编号比对后并入。</w:t>
+            </w:r>
+          </w:p>
+        </w:tc>
+      </w:tr>
+      <w:tr>
+        <w:trPr>
+          <w:tblHeader w:val="false"/>
+        </w:trPr>
+        <w:tc>
+          <w:tcPr>
+            <w:tcW w:type="dxa" w:w="1250"/>
+            <w:shd w:fill="F7F9FC" w:val="clear"/>
+            <w:tcMar>
+              <w:top w:type="dxa" w:w="30"/>
+              <w:left w:type="dxa" w:w="70"/>
+              <w:bottom w:type="dxa" w:w="30"/>
+              <w:right w:type="dxa" w:w="70"/>
+            </w:tcMar>
+          </w:tcPr>
+          <w:p>
+            <w:pPr>
+              <w:spacing w:after="0" w:before="0" w:line="230"/>
+            </w:pPr>
+            <w:r>
+              <w:rPr>
+                <w:rFonts w:ascii="微软雅黑" w:cs="微软雅黑" w:eastAsia="微软雅黑" w:hAnsi="微软雅黑"/>
+                <w:b w:val="false"/>
+                <w:bCs w:val="false"/>
+                <w:i w:val="false"/>
+                <w:iCs w:val="false"/>
+                <w:color w:val="1A1A1A"/>
+                <w:sz w:val="15"/>
+                <w:szCs w:val="15"/>
+              </w:rPr>
+              <w:t xml:space="preserve">AI法务</w:t>
+            </w:r>
+          </w:p>
+        </w:tc>
+        <w:tc>
+          <w:tcPr>
+            <w:tcW w:type="dxa" w:w="2950"/>
+            <w:shd w:fill="F7F9FC" w:val="clear"/>
+            <w:tcMar>
+              <w:top w:type="dxa" w:w="30"/>
+              <w:left w:type="dxa" w:w="70"/>
+              <w:bottom w:type="dxa" w:w="30"/>
+              <w:right w:type="dxa" w:w="70"/>
+            </w:tcMar>
+          </w:tcPr>
+          <w:p>
+            <w:pPr>
+              <w:spacing w:after="0" w:before="0" w:line="230"/>
+            </w:pPr>
+            <w:r>
+              <w:rPr>
+                <w:rFonts w:ascii="微软雅黑" w:cs="微软雅黑" w:eastAsia="微软雅黑" w:hAnsi="微软雅黑"/>
+                <w:b w:val="false"/>
+                <w:bCs w:val="false"/>
+                <w:i w:val="false"/>
+                <w:iCs w:val="false"/>
+                <w:color w:val="1A1A1A"/>
+                <w:sz w:val="15"/>
+                <w:szCs w:val="15"/>
+              </w:rPr>
+              <w:t xml:space="preserve">技术服务合同-待审查.docx</w:t>
+            </w:r>
+          </w:p>
+        </w:tc>
+        <w:tc>
+          <w:tcPr>
+            <w:tcW w:type="dxa" w:w="1150"/>
+            <w:shd w:fill="F7F9FC" w:val="clear"/>
+            <w:tcMar>
+              <w:top w:type="dxa" w:w="30"/>
+              <w:left w:type="dxa" w:w="70"/>
+              <w:bottom w:type="dxa" w:w="30"/>
+              <w:right w:type="dxa" w:w="70"/>
+            </w:tcMar>
+          </w:tcPr>
+          <w:p>
+            <w:pPr>
+              <w:spacing w:after="0" w:before="0" w:line="230"/>
+            </w:pPr>
+            <w:r>
+              <w:rPr>
+                <w:rFonts w:ascii="微软雅黑" w:cs="微软雅黑" w:eastAsia="微软雅黑" w:hAnsi="微软雅黑"/>
+                <w:b w:val="false"/>
+                <w:bCs w:val="false"/>
+                <w:i w:val="false"/>
+                <w:iCs w:val="false"/>
+                <w:color w:val="1A1A1A"/>
+                <w:sz w:val="15"/>
+                <w:szCs w:val="15"/>
+              </w:rPr>
+              <w:t xml:space="preserve">进模块第一屏</w:t>
+            </w:r>
+          </w:p>
+        </w:tc>
+        <w:tc>
+          <w:tcPr>
+            <w:tcW w:type="dxa" w:w="4972"/>
+            <w:shd w:fill="F7F9FC" w:val="clear"/>
+            <w:tcMar>
+              <w:top w:type="dxa" w:w="30"/>
+              <w:left w:type="dxa" w:w="70"/>
+              <w:bottom w:type="dxa" w:w="30"/>
+              <w:right w:type="dxa" w:w="70"/>
+            </w:tcMar>
+          </w:tcPr>
+          <w:p>
+            <w:pPr>
+              <w:spacing w:after="0" w:before="0" w:line="230"/>
+            </w:pPr>
+            <w:r>
+              <w:rPr>
+                <w:rFonts w:ascii="微软雅黑" w:cs="微软雅黑" w:eastAsia="微软雅黑" w:hAnsi="微软雅黑"/>
+                <w:b w:val="false"/>
+                <w:bCs w:val="false"/>
+                <w:i w:val="false"/>
+                <w:iCs w:val="false"/>
+                <w:color w:val="1A1A1A"/>
+                <w:sz w:val="15"/>
+                <w:szCs w:val="15"/>
+              </w:rPr>
+              <w:t xml:space="preserve">缺 3 项 … 风险分 50（高风险）</w:t>
+            </w:r>
+          </w:p>
+        </w:tc>
+      </w:tr>
+      <w:tr>
+        <w:trPr>
+          <w:tblHeader w:val="false"/>
+        </w:trPr>
+        <w:tc>
+          <w:tcPr>
+            <w:tcW w:type="dxa" w:w="1250"/>
+            <w:tcMar>
+              <w:top w:type="dxa" w:w="30"/>
+              <w:left w:type="dxa" w:w="70"/>
+              <w:bottom w:type="dxa" w:w="30"/>
+              <w:right w:type="dxa" w:w="70"/>
+            </w:tcMar>
+          </w:tcPr>
+          <w:p>
+            <w:pPr>
+              <w:spacing w:after="0" w:before="0" w:line="230"/>
+            </w:pPr>
+            <w:r>
+              <w:rPr>
+                <w:rFonts w:ascii="微软雅黑" w:cs="微软雅黑" w:eastAsia="微软雅黑" w:hAnsi="微软雅黑"/>
+                <w:b w:val="false"/>
+                <w:bCs w:val="false"/>
+                <w:i w:val="false"/>
+                <w:iCs w:val="false"/>
+                <w:color w:val="1A1A1A"/>
+                <w:sz w:val="15"/>
+                <w:szCs w:val="15"/>
+              </w:rPr>
+              <w:t xml:space="preserve">AI流程提效</w:t>
+            </w:r>
+          </w:p>
+        </w:tc>
+        <w:tc>
+          <w:tcPr>
+            <w:tcW w:type="dxa" w:w="2950"/>
+            <w:tcMar>
+              <w:top w:type="dxa" w:w="30"/>
+              <w:left w:type="dxa" w:w="70"/>
+              <w:bottom w:type="dxa" w:w="30"/>
+              <w:right w:type="dxa" w:w="70"/>
+            </w:tcMar>
+          </w:tcPr>
+          <w:p>
+            <w:pPr>
+              <w:spacing w:after="0" w:before="0" w:line="230"/>
+            </w:pPr>
+            <w:r>
+              <w:rPr>
+                <w:rFonts w:ascii="微软雅黑" w:cs="微软雅黑" w:eastAsia="微软雅黑" w:hAnsi="微软雅黑"/>
+                <w:b w:val="false"/>
+                <w:bCs w:val="false"/>
+                <w:i w:val="false"/>
+                <w:iCs w:val="false"/>
+                <w:color w:val="1A1A1A"/>
+                <w:sz w:val="15"/>
+                <w:szCs w:val="15"/>
+              </w:rPr>
+              <w:t xml:space="preserve">车间报工记录-宁波东立机电.xlsx</w:t>
+            </w:r>
+          </w:p>
+        </w:tc>
+        <w:tc>
+          <w:tcPr>
+            <w:tcW w:type="dxa" w:w="1150"/>
+            <w:tcMar>
+              <w:top w:type="dxa" w:w="30"/>
+              <w:left w:type="dxa" w:w="70"/>
+              <w:bottom w:type="dxa" w:w="30"/>
+              <w:right w:type="dxa" w:w="70"/>
+            </w:tcMar>
+          </w:tcPr>
+          <w:p>
+            <w:pPr>
+              <w:spacing w:after="0" w:before="0" w:line="230"/>
+            </w:pPr>
+            <w:r>
+              <w:rPr>
+                <w:rFonts w:ascii="微软雅黑" w:cs="微软雅黑" w:eastAsia="微软雅黑" w:hAnsi="微软雅黑"/>
+                <w:b w:val="false"/>
+                <w:bCs w:val="false"/>
+                <w:i w:val="false"/>
+                <w:iCs w:val="false"/>
+                <w:color w:val="1A1A1A"/>
+                <w:sz w:val="15"/>
+                <w:szCs w:val="15"/>
+              </w:rPr>
+              <w:t xml:space="preserve">进模块第一屏</w:t>
+            </w:r>
+          </w:p>
+        </w:tc>
+        <w:tc>
+          <w:tcPr>
+            <w:tcW w:type="dxa" w:w="4972"/>
+            <w:tcMar>
+              <w:top w:type="dxa" w:w="30"/>
+              <w:left w:type="dxa" w:w="70"/>
+              <w:bottom w:type="dxa" w:w="30"/>
+              <w:right w:type="dxa" w:w="70"/>
+            </w:tcMar>
+          </w:tcPr>
+          <w:p>
+            <w:pPr>
+              <w:spacing w:after="0" w:before="0" w:line="230"/>
+            </w:pPr>
+            <w:r>
+              <w:rPr>
+                <w:rFonts w:ascii="微软雅黑" w:cs="微软雅黑" w:eastAsia="微软雅黑" w:hAnsi="微软雅黑"/>
+                <w:b w:val="false"/>
+                <w:bCs w:val="false"/>
+                <w:i w:val="false"/>
+                <w:iCs w:val="false"/>
+                <w:color w:val="1A1A1A"/>
+                <w:sz w:val="15"/>
+                <w:szCs w:val="15"/>
+              </w:rPr>
+              <w:t xml:space="preserve">核验：重复 0 条、数量为零 1 条、缺 E-编号 0 条，共 1 条要班组长确认。</w:t>
+            </w:r>
+          </w:p>
+        </w:tc>
+      </w:tr>
+      <w:tr>
+        <w:trPr>
+          <w:tblHeader w:val="false"/>
+        </w:trPr>
+        <w:tc>
+          <w:tcPr>
+            <w:tcW w:type="dxa" w:w="1250"/>
+            <w:shd w:fill="F7F9FC" w:val="clear"/>
+            <w:tcMar>
+              <w:top w:type="dxa" w:w="30"/>
+              <w:left w:type="dxa" w:w="70"/>
+              <w:bottom w:type="dxa" w:w="30"/>
+              <w:right w:type="dxa" w:w="70"/>
+            </w:tcMar>
+          </w:tcPr>
+          <w:p>
+            <w:pPr>
+              <w:spacing w:after="0" w:before="0" w:line="230"/>
+            </w:pPr>
+            <w:r>
+              <w:rPr>
+                <w:rFonts w:ascii="微软雅黑" w:cs="微软雅黑" w:eastAsia="微软雅黑" w:hAnsi="微软雅黑"/>
+                <w:b w:val="false"/>
+                <w:bCs w:val="false"/>
+                <w:i w:val="false"/>
+                <w:iCs w:val="false"/>
+                <w:color w:val="1A1A1A"/>
+                <w:sz w:val="15"/>
+                <w:szCs w:val="15"/>
+              </w:rPr>
+              <w:t xml:space="preserve">AI流程提效</w:t>
+            </w:r>
+          </w:p>
+        </w:tc>
+        <w:tc>
+          <w:tcPr>
+            <w:tcW w:type="dxa" w:w="2950"/>
+            <w:shd w:fill="F7F9FC" w:val="clear"/>
+            <w:tcMar>
+              <w:top w:type="dxa" w:w="30"/>
+              <w:left w:type="dxa" w:w="70"/>
+              <w:bottom w:type="dxa" w:w="30"/>
+              <w:right w:type="dxa" w:w="70"/>
+            </w:tcMar>
+          </w:tcPr>
+          <w:p>
+            <w:pPr>
+              <w:spacing w:after="0" w:before="0" w:line="230"/>
+            </w:pPr>
+            <w:r>
+              <w:rPr>
+                <w:rFonts w:ascii="微软雅黑" w:cs="微软雅黑" w:eastAsia="微软雅黑" w:hAnsi="微软雅黑"/>
+                <w:b w:val="false"/>
+                <w:bCs w:val="false"/>
+                <w:i w:val="false"/>
+                <w:iCs w:val="false"/>
+                <w:color w:val="1A1A1A"/>
+                <w:sz w:val="15"/>
+                <w:szCs w:val="15"/>
+              </w:rPr>
+              <w:t xml:space="preserve">换型作业指导书-冲压线.docx</w:t>
+            </w:r>
+          </w:p>
+        </w:tc>
+        <w:tc>
+          <w:tcPr>
+            <w:tcW w:type="dxa" w:w="1150"/>
+            <w:shd w:fill="F7F9FC" w:val="clear"/>
+            <w:tcMar>
+              <w:top w:type="dxa" w:w="30"/>
+              <w:left w:type="dxa" w:w="70"/>
+              <w:bottom w:type="dxa" w:w="30"/>
+              <w:right w:type="dxa" w:w="70"/>
+            </w:tcMar>
+          </w:tcPr>
+          <w:p>
+            <w:pPr>
+              <w:spacing w:after="0" w:before="0" w:line="230"/>
+            </w:pPr>
+            <w:r>
+              <w:rPr>
+                <w:rFonts w:ascii="微软雅黑" w:cs="微软雅黑" w:eastAsia="微软雅黑" w:hAnsi="微软雅黑"/>
+                <w:b w:val="false"/>
+                <w:bCs w:val="false"/>
+                <w:i w:val="false"/>
+                <w:iCs w:val="false"/>
+                <w:color w:val="1A1A1A"/>
+                <w:sz w:val="15"/>
+                <w:szCs w:val="15"/>
+              </w:rPr>
+              <w:t xml:space="preserve">进模块第一屏</w:t>
+            </w:r>
+          </w:p>
+        </w:tc>
+        <w:tc>
+          <w:tcPr>
+            <w:tcW w:type="dxa" w:w="4972"/>
+            <w:shd w:fill="F7F9FC" w:val="clear"/>
+            <w:tcMar>
+              <w:top w:type="dxa" w:w="30"/>
+              <w:left w:type="dxa" w:w="70"/>
+              <w:bottom w:type="dxa" w:w="30"/>
+              <w:right w:type="dxa" w:w="70"/>
+            </w:tcMar>
+          </w:tcPr>
+          <w:p>
+            <w:pPr>
+              <w:spacing w:after="0" w:before="0" w:line="230"/>
+            </w:pPr>
+            <w:r>
+              <w:rPr>
+                <w:rFonts w:ascii="微软雅黑" w:cs="微软雅黑" w:eastAsia="微软雅黑" w:hAnsi="微软雅黑"/>
+                <w:b w:val="false"/>
+                <w:bCs w:val="false"/>
+                <w:i w:val="false"/>
+                <w:iCs w:val="false"/>
+                <w:color w:val="1A1A1A"/>
+                <w:sz w:val="15"/>
+                <w:szCs w:val="15"/>
+              </w:rPr>
+              <w:t xml:space="preserve">文档写的换型 78 分钟，已按 45 min 改参数重算。</w:t>
+            </w:r>
+          </w:p>
+        </w:tc>
+      </w:tr>
+      <w:tr>
+        <w:trPr>
+          <w:tblHeader w:val="false"/>
+        </w:trPr>
+        <w:tc>
+          <w:tcPr>
+            <w:tcW w:type="dxa" w:w="1250"/>
+            <w:tcMar>
+              <w:top w:type="dxa" w:w="30"/>
+              <w:left w:type="dxa" w:w="70"/>
+              <w:bottom w:type="dxa" w:w="30"/>
+              <w:right w:type="dxa" w:w="70"/>
+            </w:tcMar>
+          </w:tcPr>
+          <w:p>
+            <w:pPr>
+              <w:spacing w:after="0" w:before="0" w:line="230"/>
+            </w:pPr>
+            <w:r>
+              <w:rPr>
+                <w:rFonts w:ascii="微软雅黑" w:cs="微软雅黑" w:eastAsia="微软雅黑" w:hAnsi="微软雅黑"/>
+                <w:b w:val="false"/>
+                <w:bCs w:val="false"/>
+                <w:i w:val="false"/>
+                <w:iCs w:val="false"/>
+                <w:color w:val="1A1A1A"/>
+                <w:sz w:val="15"/>
+                <w:szCs w:val="15"/>
+              </w:rPr>
+              <w:t xml:space="preserve">AI决策</w:t>
+            </w:r>
+          </w:p>
+        </w:tc>
+        <w:tc>
+          <w:tcPr>
+            <w:tcW w:type="dxa" w:w="2950"/>
+            <w:tcMar>
+              <w:top w:type="dxa" w:w="30"/>
+              <w:left w:type="dxa" w:w="70"/>
+              <w:bottom w:type="dxa" w:w="30"/>
+              <w:right w:type="dxa" w:w="70"/>
+            </w:tcMar>
+          </w:tcPr>
+          <w:p>
+            <w:pPr>
+              <w:spacing w:after="0" w:before="0" w:line="230"/>
+            </w:pPr>
+            <w:r>
+              <w:rPr>
+                <w:rFonts w:ascii="微软雅黑" w:cs="微软雅黑" w:eastAsia="微软雅黑" w:hAnsi="微软雅黑"/>
+                <w:b w:val="false"/>
+                <w:bCs w:val="false"/>
+                <w:i w:val="false"/>
+                <w:iCs w:val="false"/>
+                <w:color w:val="1A1A1A"/>
+                <w:sz w:val="15"/>
+                <w:szCs w:val="15"/>
+              </w:rPr>
+              <w:t xml:space="preserve">科目余额表-2026年8月-苏州华创精密.xlsx</w:t>
+            </w:r>
+          </w:p>
+        </w:tc>
+        <w:tc>
+          <w:tcPr>
+            <w:tcW w:type="dxa" w:w="1150"/>
+            <w:tcMar>
+              <w:top w:type="dxa" w:w="30"/>
+              <w:left w:type="dxa" w:w="70"/>
+              <w:bottom w:type="dxa" w:w="30"/>
+              <w:right w:type="dxa" w:w="70"/>
+            </w:tcMar>
+          </w:tcPr>
+          <w:p>
+            <w:pPr>
+              <w:spacing w:after="0" w:before="0" w:line="230"/>
+            </w:pPr>
+            <w:r>
+              <w:rPr>
+                <w:rFonts w:ascii="微软雅黑" w:cs="微软雅黑" w:eastAsia="微软雅黑" w:hAnsi="微软雅黑"/>
+                <w:b w:val="false"/>
+                <w:bCs w:val="false"/>
+                <w:i w:val="false"/>
+                <w:iCs w:val="false"/>
+                <w:color w:val="1A1A1A"/>
+                <w:sz w:val="15"/>
+                <w:szCs w:val="15"/>
+              </w:rPr>
+              <w:t xml:space="preserve">进模块第一屏</w:t>
+            </w:r>
+          </w:p>
+        </w:tc>
+        <w:tc>
+          <w:tcPr>
+            <w:tcW w:type="dxa" w:w="4972"/>
+            <w:tcMar>
+              <w:top w:type="dxa" w:w="30"/>
+              <w:left w:type="dxa" w:w="70"/>
+              <w:bottom w:type="dxa" w:w="30"/>
+              <w:right w:type="dxa" w:w="70"/>
+            </w:tcMar>
+          </w:tcPr>
+          <w:p>
+            <w:pPr>
+              <w:spacing w:after="0" w:before="0" w:line="230"/>
+            </w:pPr>
+            <w:r>
+              <w:rPr>
+                <w:rFonts w:ascii="微软雅黑" w:cs="微软雅黑" w:eastAsia="微软雅黑" w:hAnsi="微软雅黑"/>
+                <w:b w:val="false"/>
+                <w:bCs w:val="false"/>
+                <w:i w:val="false"/>
+                <w:iCs w:val="false"/>
+                <w:color w:val="1A1A1A"/>
+                <w:sz w:val="15"/>
+                <w:szCs w:val="15"/>
+              </w:rPr>
+              <w:t xml:space="preserve">本期借方合计 14,914,000 元，贷方合计 14,950,000 元，差额 −36,000 元，两边没对平。</w:t>
+            </w:r>
+          </w:p>
+        </w:tc>
+      </w:tr>
+      <w:tr>
+        <w:trPr>
+          <w:tblHeader w:val="false"/>
+        </w:trPr>
+        <w:tc>
+          <w:tcPr>
+            <w:tcW w:type="dxa" w:w="1250"/>
+            <w:shd w:fill="F7F9FC" w:val="clear"/>
+            <w:tcMar>
+              <w:top w:type="dxa" w:w="30"/>
+              <w:left w:type="dxa" w:w="70"/>
+              <w:bottom w:type="dxa" w:w="30"/>
+              <w:right w:type="dxa" w:w="70"/>
+            </w:tcMar>
+          </w:tcPr>
+          <w:p>
+            <w:pPr>
+              <w:spacing w:after="0" w:before="0" w:line="230"/>
+            </w:pPr>
+            <w:r>
+              <w:rPr>
+                <w:rFonts w:ascii="微软雅黑" w:cs="微软雅黑" w:eastAsia="微软雅黑" w:hAnsi="微软雅黑"/>
+                <w:b w:val="false"/>
+                <w:bCs w:val="false"/>
+                <w:i w:val="false"/>
+                <w:iCs w:val="false"/>
+                <w:color w:val="1A1A1A"/>
+                <w:sz w:val="15"/>
+                <w:szCs w:val="15"/>
+              </w:rPr>
+              <w:t xml:space="preserve">AI决策</w:t>
+            </w:r>
+          </w:p>
+        </w:tc>
+        <w:tc>
+          <w:tcPr>
+            <w:tcW w:type="dxa" w:w="2950"/>
+            <w:shd w:fill="F7F9FC" w:val="clear"/>
+            <w:tcMar>
+              <w:top w:type="dxa" w:w="30"/>
+              <w:left w:type="dxa" w:w="70"/>
+              <w:bottom w:type="dxa" w:w="30"/>
+              <w:right w:type="dxa" w:w="70"/>
+            </w:tcMar>
+          </w:tcPr>
+          <w:p>
+            <w:pPr>
+              <w:spacing w:after="0" w:before="0" w:line="230"/>
+            </w:pPr>
+            <w:r>
+              <w:rPr>
+                <w:rFonts w:ascii="微软雅黑" w:cs="微软雅黑" w:eastAsia="微软雅黑" w:hAnsi="微软雅黑"/>
+                <w:b w:val="false"/>
+                <w:bCs w:val="false"/>
+                <w:i w:val="false"/>
+                <w:iCs w:val="false"/>
+                <w:color w:val="1A1A1A"/>
+                <w:sz w:val="15"/>
+                <w:szCs w:val="15"/>
+              </w:rPr>
+              <w:t xml:space="preserve">月度经营分析会纪要-8月.docx</w:t>
+            </w:r>
+          </w:p>
+        </w:tc>
+        <w:tc>
+          <w:tcPr>
+            <w:tcW w:type="dxa" w:w="1150"/>
+            <w:shd w:fill="F7F9FC" w:val="clear"/>
+            <w:tcMar>
+              <w:top w:type="dxa" w:w="30"/>
+              <w:left w:type="dxa" w:w="70"/>
+              <w:bottom w:type="dxa" w:w="30"/>
+              <w:right w:type="dxa" w:w="70"/>
+            </w:tcMar>
+          </w:tcPr>
+          <w:p>
+            <w:pPr>
+              <w:spacing w:after="0" w:before="0" w:line="230"/>
+            </w:pPr>
+            <w:r>
+              <w:rPr>
+                <w:rFonts w:ascii="微软雅黑" w:cs="微软雅黑" w:eastAsia="微软雅黑" w:hAnsi="微软雅黑"/>
+                <w:b w:val="false"/>
+                <w:bCs w:val="false"/>
+                <w:i w:val="false"/>
+                <w:iCs w:val="false"/>
+                <w:color w:val="1A1A1A"/>
+                <w:sz w:val="15"/>
+                <w:szCs w:val="15"/>
+              </w:rPr>
+              <w:t xml:space="preserve">进模块第一屏</w:t>
+            </w:r>
+          </w:p>
+        </w:tc>
+        <w:tc>
+          <w:tcPr>
+            <w:tcW w:type="dxa" w:w="4972"/>
+            <w:shd w:fill="F7F9FC" w:val="clear"/>
+            <w:tcMar>
+              <w:top w:type="dxa" w:w="30"/>
+              <w:left w:type="dxa" w:w="70"/>
+              <w:bottom w:type="dxa" w:w="30"/>
+              <w:right w:type="dxa" w:w="70"/>
+            </w:tcMar>
+          </w:tcPr>
+          <w:p>
+            <w:pPr>
+              <w:spacing w:after="0" w:before="0" w:line="230"/>
+            </w:pPr>
+            <w:r>
+              <w:rPr>
+                <w:rFonts w:ascii="微软雅黑" w:cs="微软雅黑" w:eastAsia="微软雅黑" w:hAnsi="微软雅黑"/>
+                <w:b w:val="false"/>
+                <w:bCs w:val="false"/>
+                <w:i w:val="false"/>
+                <w:iCs w:val="false"/>
+                <w:color w:val="1A1A1A"/>
+                <w:sz w:val="15"/>
+                <w:szCs w:val="15"/>
+              </w:rPr>
+              <w:t xml:space="preserve">正文里还对上 2 个指标口径：毛利率 24.5%、准时交付率 69%</w:t>
+            </w:r>
+          </w:p>
+        </w:tc>
+      </w:tr>
+      <w:tr>
+        <w:trPr>
+          <w:tblHeader w:val="false"/>
+        </w:trPr>
+        <w:tc>
+          <w:tcPr>
+            <w:tcW w:type="dxa" w:w="1250"/>
+            <w:tcMar>
+              <w:top w:type="dxa" w:w="30"/>
+              <w:left w:type="dxa" w:w="70"/>
+              <w:bottom w:type="dxa" w:w="30"/>
+              <w:right w:type="dxa" w:w="70"/>
+            </w:tcMar>
+          </w:tcPr>
+          <w:p>
+            <w:pPr>
+              <w:spacing w:after="0" w:before="0" w:line="230"/>
+            </w:pPr>
+            <w:r>
+              <w:rPr>
+                <w:rFonts w:ascii="微软雅黑" w:cs="微软雅黑" w:eastAsia="微软雅黑" w:hAnsi="微软雅黑"/>
+                <w:b w:val="false"/>
+                <w:bCs w:val="false"/>
+                <w:i w:val="false"/>
+                <w:iCs w:val="false"/>
+                <w:color w:val="1A1A1A"/>
+                <w:sz w:val="15"/>
+                <w:szCs w:val="15"/>
+              </w:rPr>
+              <w:t xml:space="preserve">AI ERP</w:t>
+            </w:r>
+          </w:p>
+        </w:tc>
+        <w:tc>
+          <w:tcPr>
+            <w:tcW w:type="dxa" w:w="2950"/>
+            <w:tcMar>
+              <w:top w:type="dxa" w:w="30"/>
+              <w:left w:type="dxa" w:w="70"/>
+              <w:bottom w:type="dxa" w:w="30"/>
+              <w:right w:type="dxa" w:w="70"/>
+            </w:tcMar>
+          </w:tcPr>
+          <w:p>
+            <w:pPr>
+              <w:spacing w:after="0" w:before="0" w:line="230"/>
+            </w:pPr>
+            <w:r>
+              <w:rPr>
+                <w:rFonts w:ascii="微软雅黑" w:cs="微软雅黑" w:eastAsia="微软雅黑" w:hAnsi="微软雅黑"/>
+                <w:b w:val="false"/>
+                <w:bCs w:val="false"/>
+                <w:i w:val="false"/>
+                <w:iCs w:val="false"/>
+                <w:color w:val="1A1A1A"/>
+                <w:sz w:val="15"/>
+                <w:szCs w:val="15"/>
+              </w:rPr>
+              <w:t xml:space="preserve">加急订单表-宁波东立机电.xlsx</w:t>
+            </w:r>
+          </w:p>
+        </w:tc>
+        <w:tc>
+          <w:tcPr>
+            <w:tcW w:type="dxa" w:w="1150"/>
+            <w:tcMar>
+              <w:top w:type="dxa" w:w="30"/>
+              <w:left w:type="dxa" w:w="70"/>
+              <w:bottom w:type="dxa" w:w="30"/>
+              <w:right w:type="dxa" w:w="70"/>
+            </w:tcMar>
+          </w:tcPr>
+          <w:p>
+            <w:pPr>
+              <w:spacing w:after="0" w:before="0" w:line="230"/>
+            </w:pPr>
+            <w:r>
+              <w:rPr>
+                <w:rFonts w:ascii="微软雅黑" w:cs="微软雅黑" w:eastAsia="微软雅黑" w:hAnsi="微软雅黑"/>
+                <w:b w:val="false"/>
+                <w:bCs w:val="false"/>
+                <w:i w:val="false"/>
+                <w:iCs w:val="false"/>
+                <w:color w:val="1A1A1A"/>
+                <w:sz w:val="15"/>
+                <w:szCs w:val="15"/>
+              </w:rPr>
+              <w:t xml:space="preserve">进模块第一屏</w:t>
+            </w:r>
+          </w:p>
+        </w:tc>
+        <w:tc>
+          <w:tcPr>
+            <w:tcW w:type="dxa" w:w="4972"/>
+            <w:tcMar>
+              <w:top w:type="dxa" w:w="30"/>
+              <w:left w:type="dxa" w:w="70"/>
+              <w:bottom w:type="dxa" w:w="30"/>
+              <w:right w:type="dxa" w:w="70"/>
+            </w:tcMar>
+          </w:tcPr>
+          <w:p>
+            <w:pPr>
+              <w:spacing w:after="0" w:before="0" w:line="230"/>
+            </w:pPr>
+            <w:r>
+              <w:rPr>
+                <w:rFonts w:ascii="微软雅黑" w:cs="微软雅黑" w:eastAsia="微软雅黑" w:hAnsi="微软雅黑"/>
+                <w:b w:val="false"/>
+                <w:bCs w:val="false"/>
+                <w:i w:val="false"/>
+                <w:iCs w:val="false"/>
+                <w:color w:val="1A1A1A"/>
+                <w:sz w:val="15"/>
+                <w:szCs w:val="15"/>
+              </w:rPr>
+              <w:t xml:space="preserve">三种策略各排一遍 … 推荐 A。已填进插单模拟。</w:t>
+            </w:r>
+          </w:p>
+        </w:tc>
+      </w:tr>
+      <w:tr>
+        <w:trPr>
+          <w:tblHeader w:val="false"/>
+        </w:trPr>
+        <w:tc>
+          <w:tcPr>
+            <w:tcW w:type="dxa" w:w="1250"/>
+            <w:shd w:fill="F7F9FC" w:val="clear"/>
+            <w:tcMar>
+              <w:top w:type="dxa" w:w="30"/>
+              <w:left w:type="dxa" w:w="70"/>
+              <w:bottom w:type="dxa" w:w="30"/>
+              <w:right w:type="dxa" w:w="70"/>
+            </w:tcMar>
+          </w:tcPr>
+          <w:p>
+            <w:pPr>
+              <w:spacing w:after="0" w:before="0" w:line="230"/>
+            </w:pPr>
+            <w:r>
+              <w:rPr>
+                <w:rFonts w:ascii="微软雅黑" w:cs="微软雅黑" w:eastAsia="微软雅黑" w:hAnsi="微软雅黑"/>
+                <w:b w:val="false"/>
+                <w:bCs w:val="false"/>
+                <w:i w:val="false"/>
+                <w:iCs w:val="false"/>
+                <w:color w:val="1A1A1A"/>
+                <w:sz w:val="15"/>
+                <w:szCs w:val="15"/>
+              </w:rPr>
+              <w:t xml:space="preserve">AI ERP</w:t>
+            </w:r>
+          </w:p>
+        </w:tc>
+        <w:tc>
+          <w:tcPr>
+            <w:tcW w:type="dxa" w:w="2950"/>
+            <w:shd w:fill="F7F9FC" w:val="clear"/>
+            <w:tcMar>
+              <w:top w:type="dxa" w:w="30"/>
+              <w:left w:type="dxa" w:w="70"/>
+              <w:bottom w:type="dxa" w:w="30"/>
+              <w:right w:type="dxa" w:w="70"/>
+            </w:tcMar>
+          </w:tcPr>
+          <w:p>
+            <w:pPr>
+              <w:spacing w:after="0" w:before="0" w:line="230"/>
+            </w:pPr>
+            <w:r>
+              <w:rPr>
+                <w:rFonts w:ascii="微软雅黑" w:cs="微软雅黑" w:eastAsia="微软雅黑" w:hAnsi="微软雅黑"/>
+                <w:b w:val="false"/>
+                <w:bCs w:val="false"/>
+                <w:i w:val="false"/>
+                <w:iCs w:val="false"/>
+                <w:color w:val="1A1A1A"/>
+                <w:sz w:val="15"/>
+                <w:szCs w:val="15"/>
+              </w:rPr>
+              <w:t xml:space="preserve">客户加急插单函-台州瑞驰汽配.eml</w:t>
+            </w:r>
+          </w:p>
+        </w:tc>
+        <w:tc>
+          <w:tcPr>
+            <w:tcW w:type="dxa" w:w="1150"/>
+            <w:shd w:fill="F7F9FC" w:val="clear"/>
+            <w:tcMar>
+              <w:top w:type="dxa" w:w="30"/>
+              <w:left w:type="dxa" w:w="70"/>
+              <w:bottom w:type="dxa" w:w="30"/>
+              <w:right w:type="dxa" w:w="70"/>
+            </w:tcMar>
+          </w:tcPr>
+          <w:p>
+            <w:pPr>
+              <w:spacing w:after="0" w:before="0" w:line="230"/>
+            </w:pPr>
+            <w:r>
+              <w:rPr>
+                <w:rFonts w:ascii="微软雅黑" w:cs="微软雅黑" w:eastAsia="微软雅黑" w:hAnsi="微软雅黑"/>
+                <w:b w:val="false"/>
+                <w:bCs w:val="false"/>
+                <w:i w:val="false"/>
+                <w:iCs w:val="false"/>
+                <w:color w:val="1A1A1A"/>
+                <w:sz w:val="15"/>
+                <w:szCs w:val="15"/>
+              </w:rPr>
+              <w:t xml:space="preserve">进模块第一屏</w:t>
+            </w:r>
+          </w:p>
+        </w:tc>
+        <w:tc>
+          <w:tcPr>
+            <w:tcW w:type="dxa" w:w="4972"/>
+            <w:shd w:fill="F7F9FC" w:val="clear"/>
+            <w:tcMar>
+              <w:top w:type="dxa" w:w="30"/>
+              <w:left w:type="dxa" w:w="70"/>
+              <w:bottom w:type="dxa" w:w="30"/>
+              <w:right w:type="dxa" w:w="70"/>
+            </w:tcMar>
+          </w:tcPr>
+          <w:p>
+            <w:pPr>
+              <w:spacing w:after="0" w:before="0" w:line="230"/>
+            </w:pPr>
+            <w:r>
+              <w:rPr>
+                <w:rFonts w:ascii="微软雅黑" w:cs="微软雅黑" w:eastAsia="微软雅黑" w:hAnsi="微软雅黑"/>
+                <w:b w:val="false"/>
+                <w:bCs w:val="false"/>
+                <w:i w:val="false"/>
+                <w:iCs w:val="false"/>
+                <w:color w:val="1A1A1A"/>
+                <w:sz w:val="15"/>
+                <w:szCs w:val="15"/>
+              </w:rPr>
+              <w:t xml:space="preserve">正文提到 35.64 万元付款、9 月 28 日前审批</w:t>
+            </w:r>
+          </w:p>
+        </w:tc>
+      </w:tr>
+      <w:tr>
+        <w:trPr>
+          <w:tblHeader w:val="false"/>
+        </w:trPr>
+        <w:tc>
+          <w:tcPr>
+            <w:tcW w:type="dxa" w:w="1250"/>
+            <w:tcMar>
+              <w:top w:type="dxa" w:w="30"/>
+              <w:left w:type="dxa" w:w="70"/>
+              <w:bottom w:type="dxa" w:w="30"/>
+              <w:right w:type="dxa" w:w="70"/>
+            </w:tcMar>
+          </w:tcPr>
+          <w:p>
+            <w:pPr>
+              <w:spacing w:after="0" w:before="0" w:line="230"/>
+            </w:pPr>
+            <w:r>
+              <w:rPr>
+                <w:rFonts w:ascii="微软雅黑" w:cs="微软雅黑" w:eastAsia="微软雅黑" w:hAnsi="微软雅黑"/>
+                <w:b w:val="false"/>
+                <w:bCs w:val="false"/>
+                <w:i w:val="false"/>
+                <w:iCs w:val="false"/>
+                <w:color w:val="1A1A1A"/>
+                <w:sz w:val="15"/>
+                <w:szCs w:val="15"/>
+              </w:rPr>
+              <w:t xml:space="preserve">AI软件开发</w:t>
+            </w:r>
+          </w:p>
+        </w:tc>
+        <w:tc>
+          <w:tcPr>
+            <w:tcW w:type="dxa" w:w="2950"/>
+            <w:tcMar>
+              <w:top w:type="dxa" w:w="30"/>
+              <w:left w:type="dxa" w:w="70"/>
+              <w:bottom w:type="dxa" w:w="30"/>
+              <w:right w:type="dxa" w:w="70"/>
+            </w:tcMar>
+          </w:tcPr>
+          <w:p>
+            <w:pPr>
+              <w:spacing w:after="0" w:before="0" w:line="230"/>
+            </w:pPr>
+            <w:r>
+              <w:rPr>
+                <w:rFonts w:ascii="微软雅黑" w:cs="微软雅黑" w:eastAsia="微软雅黑" w:hAnsi="微软雅黑"/>
+                <w:b w:val="false"/>
+                <w:bCs w:val="false"/>
+                <w:i w:val="false"/>
+                <w:iCs w:val="false"/>
+                <w:color w:val="1A1A1A"/>
+                <w:sz w:val="15"/>
+                <w:szCs w:val="15"/>
+              </w:rPr>
+              <w:t xml:space="preserve">备件申领台账-苏州华创精密.xlsx</w:t>
+            </w:r>
+          </w:p>
+        </w:tc>
+        <w:tc>
+          <w:tcPr>
+            <w:tcW w:type="dxa" w:w="1150"/>
+            <w:tcMar>
+              <w:top w:type="dxa" w:w="30"/>
+              <w:left w:type="dxa" w:w="70"/>
+              <w:bottom w:type="dxa" w:w="30"/>
+              <w:right w:type="dxa" w:w="70"/>
+            </w:tcMar>
+          </w:tcPr>
+          <w:p>
+            <w:pPr>
+              <w:spacing w:after="0" w:before="0" w:line="230"/>
+            </w:pPr>
+            <w:r>
+              <w:rPr>
+                <w:rFonts w:ascii="微软雅黑" w:cs="微软雅黑" w:eastAsia="微软雅黑" w:hAnsi="微软雅黑"/>
+                <w:b w:val="false"/>
+                <w:bCs w:val="false"/>
+                <w:i w:val="false"/>
+                <w:iCs w:val="false"/>
+                <w:color w:val="1A1A1A"/>
+                <w:sz w:val="15"/>
+                <w:szCs w:val="15"/>
+              </w:rPr>
+              <w:t xml:space="preserve">第 2 屏「生成应用」</w:t>
+            </w:r>
+          </w:p>
+        </w:tc>
+        <w:tc>
+          <w:tcPr>
+            <w:tcW w:type="dxa" w:w="4972"/>
+            <w:tcMar>
+              <w:top w:type="dxa" w:w="30"/>
+              <w:left w:type="dxa" w:w="70"/>
+              <w:bottom w:type="dxa" w:w="30"/>
+              <w:right w:type="dxa" w:w="70"/>
+            </w:tcMar>
+          </w:tcPr>
+          <w:p>
+            <w:pPr>
+              <w:spacing w:after="0" w:before="0" w:line="230"/>
+            </w:pPr>
+            <w:r>
+              <w:rPr>
+                <w:rFonts w:ascii="微软雅黑" w:cs="微软雅黑" w:eastAsia="微软雅黑" w:hAnsi="微软雅黑"/>
+                <w:b w:val="false"/>
+                <w:bCs w:val="false"/>
+                <w:i w:val="false"/>
+                <w:iCs w:val="false"/>
+                <w:color w:val="1A1A1A"/>
+                <w:sz w:val="15"/>
+                <w:szCs w:val="15"/>
+              </w:rPr>
+              <w:t xml:space="preserve">「备件需求」在对象库里对得上，已加进表单、数据字典与用例。</w:t>
+            </w:r>
+          </w:p>
+        </w:tc>
+      </w:tr>
+      <w:tr>
+        <w:trPr>
+          <w:tblHeader w:val="false"/>
+        </w:trPr>
+        <w:tc>
+          <w:tcPr>
+            <w:tcW w:type="dxa" w:w="1250"/>
+            <w:shd w:fill="F7F9FC" w:val="clear"/>
+            <w:tcMar>
+              <w:top w:type="dxa" w:w="30"/>
+              <w:left w:type="dxa" w:w="70"/>
+              <w:bottom w:type="dxa" w:w="30"/>
+              <w:right w:type="dxa" w:w="70"/>
+            </w:tcMar>
+          </w:tcPr>
+          <w:p>
+            <w:pPr>
+              <w:spacing w:after="0" w:before="0" w:line="230"/>
+            </w:pPr>
+            <w:r>
+              <w:rPr>
+                <w:rFonts w:ascii="微软雅黑" w:cs="微软雅黑" w:eastAsia="微软雅黑" w:hAnsi="微软雅黑"/>
+                <w:b w:val="false"/>
+                <w:bCs w:val="false"/>
+                <w:i w:val="false"/>
+                <w:iCs w:val="false"/>
+                <w:color w:val="1A1A1A"/>
+                <w:sz w:val="15"/>
+                <w:szCs w:val="15"/>
+              </w:rPr>
+              <w:t xml:space="preserve">AI软件开发</w:t>
+            </w:r>
+          </w:p>
+        </w:tc>
+        <w:tc>
+          <w:tcPr>
+            <w:tcW w:type="dxa" w:w="2950"/>
+            <w:shd w:fill="F7F9FC" w:val="clear"/>
+            <w:tcMar>
+              <w:top w:type="dxa" w:w="30"/>
+              <w:left w:type="dxa" w:w="70"/>
+              <w:bottom w:type="dxa" w:w="30"/>
+              <w:right w:type="dxa" w:w="70"/>
+            </w:tcMar>
+          </w:tcPr>
+          <w:p>
+            <w:pPr>
+              <w:spacing w:after="0" w:before="0" w:line="230"/>
+            </w:pPr>
+            <w:r>
+              <w:rPr>
+                <w:rFonts w:ascii="微软雅黑" w:cs="微软雅黑" w:eastAsia="微软雅黑" w:hAnsi="微软雅黑"/>
+                <w:b w:val="false"/>
+                <w:bCs w:val="false"/>
+                <w:i w:val="false"/>
+                <w:iCs w:val="false"/>
+                <w:color w:val="1A1A1A"/>
+                <w:sz w:val="15"/>
+                <w:szCs w:val="15"/>
+              </w:rPr>
+              <w:t xml:space="preserve">需求说明书-备件申领.docx</w:t>
+            </w:r>
+          </w:p>
+        </w:tc>
+        <w:tc>
+          <w:tcPr>
+            <w:tcW w:type="dxa" w:w="1150"/>
+            <w:shd w:fill="F7F9FC" w:val="clear"/>
+            <w:tcMar>
+              <w:top w:type="dxa" w:w="30"/>
+              <w:left w:type="dxa" w:w="70"/>
+              <w:bottom w:type="dxa" w:w="30"/>
+              <w:right w:type="dxa" w:w="70"/>
+            </w:tcMar>
+          </w:tcPr>
+          <w:p>
+            <w:pPr>
+              <w:spacing w:after="0" w:before="0" w:line="230"/>
+            </w:pPr>
+            <w:r>
+              <w:rPr>
+                <w:rFonts w:ascii="微软雅黑" w:cs="微软雅黑" w:eastAsia="微软雅黑" w:hAnsi="微软雅黑"/>
+                <w:b w:val="false"/>
+                <w:bCs w:val="false"/>
+                <w:i w:val="false"/>
+                <w:iCs w:val="false"/>
+                <w:color w:val="1A1A1A"/>
+                <w:sz w:val="15"/>
+                <w:szCs w:val="15"/>
+              </w:rPr>
+              <w:t xml:space="preserve">第 2 屏「生成应用」</w:t>
+            </w:r>
+          </w:p>
+        </w:tc>
+        <w:tc>
+          <w:tcPr>
+            <w:tcW w:type="dxa" w:w="4972"/>
+            <w:shd w:fill="F7F9FC" w:val="clear"/>
+            <w:tcMar>
+              <w:top w:type="dxa" w:w="30"/>
+              <w:left w:type="dxa" w:w="70"/>
+              <w:bottom w:type="dxa" w:w="30"/>
+              <w:right w:type="dxa" w:w="70"/>
+            </w:tcMar>
+          </w:tcPr>
+          <w:p>
+            <w:pPr>
+              <w:spacing w:after="0" w:before="0" w:line="230"/>
+            </w:pPr>
+            <w:r>
+              <w:rPr>
+                <w:rFonts w:ascii="微软雅黑" w:cs="微软雅黑" w:eastAsia="微软雅黑" w:hAnsi="微软雅黑"/>
+                <w:b w:val="false"/>
+                <w:bCs w:val="false"/>
+                <w:i w:val="false"/>
+                <w:iCs w:val="false"/>
+                <w:color w:val="1A1A1A"/>
+                <w:sz w:val="15"/>
+                <w:szCs w:val="15"/>
+              </w:rPr>
+              <w:t xml:space="preserve">认到变更：新增看板维度 按设备编号统计数量 … 已写进追加需求，点「生成 V1.1.0」就落版本。</w:t>
+            </w:r>
+          </w:p>
+        </w:tc>
+      </w:tr>
+    </w:tbl>
+    <w:p>
+      <w:pPr>
+        <w:pBdr>
+          <w:bottom w:val="single" w:color="B8C6E0" w:sz="6"/>
+        </w:pBdr>
+        <w:spacing w:after="50" w:before="130" w:line="250"/>
+      </w:pPr>
+      <w:r>
+        <w:rPr>
+          <w:rFonts w:ascii="微软雅黑" w:cs="微软雅黑" w:eastAsia="微软雅黑" w:hAnsi="微软雅黑"/>
+          <w:b/>
+          <w:bCs/>
+          <w:i w:val="false"/>
+          <w:iCs w:val="false"/>
+          <w:color w:val="0B3D91"/>
+          <w:sz w:val="21"/>
+          <w:szCs w:val="21"/>
+        </w:rPr>
+        <w:t xml:space="preserve">6.4 三条要当心的</w:t>
+      </w:r>
+    </w:p>
+    <w:p>
+      <w:pPr>
+        <w:spacing w:after="30" w:before="0" w:line="250"/>
+      </w:pPr>
+      <w:r>
+        <w:rPr>
+          <w:rFonts w:ascii="微软雅黑" w:cs="微软雅黑" w:eastAsia="微软雅黑" w:hAnsi="微软雅黑"/>
+          <w:b/>
+          <w:bCs/>
+          <w:i w:val="false"/>
+          <w:iCs w:val="false"/>
+          <w:color w:val="0B3D91"/>
+          <w:sz w:val="19"/>
+          <w:szCs w:val="19"/>
+        </w:rPr>
+        <w:t xml:space="preserve">① AI软件开发的两份要晚一屏传：</w:t>
+      </w:r>
+      <w:r>
+        <w:rPr>
+          <w:rFonts w:ascii="微软雅黑" w:cs="微软雅黑" w:eastAsia="微软雅黑" w:hAnsi="微软雅黑"/>
+          <w:b w:val="false"/>
+          <w:bCs w:val="false"/>
+          <w:i w:val="false"/>
+          <w:iCs w:val="false"/>
+          <w:color w:val="1A1A1A"/>
+          <w:sz w:val="19"/>
+          <w:szCs w:val="19"/>
+        </w:rPr>
+        <w:t xml:space="preserve">进模块后先点一次屏底"下一步"，到第 2 屏"生成应用"再传。第一屏规格还没生成，它没有字段可以比对，回答会弱。</w:t>
+      </w:r>
+    </w:p>
+    <w:p>
+      <w:pPr>
+        <w:spacing w:after="30" w:before="0" w:line="250"/>
+      </w:pPr>
+      <w:r>
+        <w:rPr>
+          <w:rFonts w:ascii="微软雅黑" w:cs="微软雅黑" w:eastAsia="微软雅黑" w:hAnsi="微软雅黑"/>
+          <w:b/>
+          <w:bCs/>
+          <w:i w:val="false"/>
+          <w:iCs w:val="false"/>
+          <w:color w:val="0B3D91"/>
+          <w:sz w:val="19"/>
+          <w:szCs w:val="19"/>
+        </w:rPr>
+        <w:t xml:space="preserve">② 不要连传三四份：</w:t>
+      </w:r>
+      <w:r>
+        <w:rPr>
+          <w:rFonts w:ascii="微软雅黑" w:cs="微软雅黑" w:eastAsia="微软雅黑" w:hAnsi="微软雅黑"/>
+          <w:b w:val="false"/>
+          <w:bCs w:val="false"/>
+          <w:i w:val="false"/>
+          <w:iCs w:val="false"/>
+          <w:color w:val="1A1A1A"/>
+          <w:sz w:val="19"/>
+          <w:szCs w:val="19"/>
+        </w:rPr>
+        <w:t xml:space="preserve">一个场景传一份就够了。传多了客户记不住，节奏也散。</w:t>
+      </w:r>
+    </w:p>
+    <w:p>
+      <w:pPr>
+        <w:spacing w:after="30" w:before="0" w:line="250"/>
+      </w:pPr>
+      <w:r>
+        <w:rPr>
+          <w:rFonts w:ascii="微软雅黑" w:cs="微软雅黑" w:eastAsia="微软雅黑" w:hAnsi="微软雅黑"/>
+          <w:b/>
+          <w:bCs/>
+          <w:i w:val="false"/>
+          <w:iCs w:val="false"/>
+          <w:color w:val="0B3D91"/>
+          <w:sz w:val="19"/>
+          <w:szCs w:val="19"/>
+        </w:rPr>
+        <w:t xml:space="preserve">③ 客户带了文件优先传他的：</w:t>
+      </w:r>
+      <w:r>
+        <w:rPr>
+          <w:rFonts w:ascii="微软雅黑" w:cs="微软雅黑" w:eastAsia="微软雅黑" w:hAnsi="微软雅黑"/>
+          <w:b w:val="false"/>
+          <w:bCs w:val="false"/>
+          <w:i w:val="false"/>
+          <w:iCs w:val="false"/>
+          <w:color w:val="1A1A1A"/>
+          <w:sz w:val="19"/>
+          <w:szCs w:val="19"/>
+        </w:rPr>
+        <w:t xml:space="preserve">他自己的表被读懂，比任何范本都有说服力。读不出来的列它会明说是哪几列，不会装懂——这话也可以顺势讲出来。</w:t>
+      </w:r>
+    </w:p>
+    <w:p>
+      <w:pPr>
+        <w:pBdr>
+          <w:bottom w:val="single" w:color="B8C6E0" w:sz="6"/>
+        </w:pBdr>
+        <w:spacing w:after="50" w:before="130" w:line="250"/>
+      </w:pPr>
+      <w:r>
+        <w:rPr>
+          <w:rFonts w:ascii="微软雅黑" w:cs="微软雅黑" w:eastAsia="微软雅黑" w:hAnsi="微软雅黑"/>
+          <w:b/>
+          <w:bCs/>
+          <w:i w:val="false"/>
+          <w:iCs w:val="false"/>
+          <w:color w:val="0B3D91"/>
+          <w:sz w:val="21"/>
+          <w:szCs w:val="21"/>
+        </w:rPr>
+        <w:t xml:space="preserve">6.5 这一节客户常问</w:t>
+      </w:r>
+    </w:p>
+    <w:tbl>
+      <w:tblPr>
+        <w:tblW w:type="dxa" w:w="10322"/>
+        <w:tblBorders>
+          <w:top w:val="single" w:color="auto" w:sz="4"/>
+          <w:left w:val="single" w:color="auto" w:sz="4"/>
+          <w:bottom w:val="single" w:color="auto" w:sz="4"/>
+          <w:right w:val="single" w:color="auto" w:sz="4"/>
+          <w:insideH w:val="single" w:color="auto" w:sz="4"/>
+          <w:insideV w:val="single" w:color="auto" w:sz="4"/>
+        </w:tblBorders>
+      </w:tblPr>
+      <w:tblGrid>
+        <w:gridCol w:w="3400"/>
+        <w:gridCol w:w="6922"/>
+      </w:tblGrid>
+      <w:tr>
+        <w:trPr>
+          <w:tblHeader/>
+        </w:trPr>
+        <w:tc>
+          <w:tcPr>
+            <w:tcW w:type="dxa" w:w="3400"/>
+            <w:shd w:fill="E4EAF5" w:val="clear"/>
+            <w:tcMar>
+              <w:top w:type="dxa" w:w="30"/>
+              <w:left w:type="dxa" w:w="70"/>
+              <w:bottom w:type="dxa" w:w="30"/>
+              <w:right w:type="dxa" w:w="70"/>
+            </w:tcMar>
+          </w:tcPr>
+          <w:p>
+            <w:pPr>
+              <w:spacing w:after="0" w:before="0" w:line="230"/>
+            </w:pPr>
+            <w:r>
+              <w:rPr>
+                <w:rFonts w:ascii="微软雅黑" w:cs="微软雅黑" w:eastAsia="微软雅黑" w:hAnsi="微软雅黑"/>
+                <w:b/>
+                <w:bCs/>
+                <w:i w:val="false"/>
+                <w:iCs w:val="false"/>
+                <w:color w:val="1A1A1A"/>
+                <w:sz w:val="16"/>
+                <w:szCs w:val="16"/>
+              </w:rPr>
+              <w:t xml:space="preserve">客户说</w:t>
+            </w:r>
+          </w:p>
+        </w:tc>
+        <w:tc>
+          <w:tcPr>
+            <w:tcW w:type="dxa" w:w="6922"/>
+            <w:shd w:fill="E4EAF5" w:val="clear"/>
+            <w:tcMar>
+              <w:top w:type="dxa" w:w="30"/>
+              <w:left w:type="dxa" w:w="70"/>
+              <w:bottom w:type="dxa" w:w="30"/>
+              <w:right w:type="dxa" w:w="70"/>
+            </w:tcMar>
+          </w:tcPr>
+          <w:p>
+            <w:pPr>
+              <w:spacing w:after="0" w:before="0" w:line="230"/>
+            </w:pPr>
+            <w:r>
+              <w:rPr>
+                <w:rFonts w:ascii="微软雅黑" w:cs="微软雅黑" w:eastAsia="微软雅黑" w:hAnsi="微软雅黑"/>
+                <w:b/>
+                <w:bCs/>
+                <w:i w:val="false"/>
+                <w:iCs w:val="false"/>
+                <w:color w:val="1A1A1A"/>
+                <w:sz w:val="16"/>
+                <w:szCs w:val="16"/>
+              </w:rPr>
+              <w:t xml:space="preserve">你怎么答</w:t>
+            </w:r>
+          </w:p>
+        </w:tc>
+      </w:tr>
+      <w:tr>
+        <w:trPr>
+          <w:tblHeader w:val="false"/>
+        </w:trPr>
+        <w:tc>
+          <w:tcPr>
+            <w:tcW w:type="dxa" w:w="3400"/>
+            <w:tcMar>
+              <w:top w:type="dxa" w:w="30"/>
+              <w:left w:type="dxa" w:w="70"/>
+              <w:bottom w:type="dxa" w:w="30"/>
+              <w:right w:type="dxa" w:w="70"/>
+            </w:tcMar>
+          </w:tcPr>
+          <w:p>
+            <w:pPr>
+              <w:spacing w:after="0" w:before="0" w:line="230"/>
+            </w:pPr>
+            <w:r>
+              <w:rPr>
+                <w:rFonts w:ascii="微软雅黑" w:cs="微软雅黑" w:eastAsia="微软雅黑" w:hAnsi="微软雅黑"/>
+                <w:b w:val="false"/>
+                <w:bCs w:val="false"/>
+                <w:i w:val="false"/>
+                <w:iCs w:val="false"/>
+                <w:color w:val="1A1A1A"/>
+                <w:sz w:val="16"/>
+                <w:szCs w:val="16"/>
+              </w:rPr>
+              <w:t xml:space="preserve">"传上去的文件会被存走吗？"</w:t>
+            </w:r>
+          </w:p>
+        </w:tc>
+        <w:tc>
+          <w:tcPr>
+            <w:tcW w:type="dxa" w:w="6922"/>
+            <w:tcMar>
+              <w:top w:type="dxa" w:w="30"/>
+              <w:left w:type="dxa" w:w="70"/>
+              <w:bottom w:type="dxa" w:w="30"/>
+              <w:right w:type="dxa" w:w="70"/>
+            </w:tcMar>
+          </w:tcPr>
+          <w:p>
+            <w:pPr>
+              <w:spacing w:after="0" w:before="0" w:line="230"/>
+            </w:pPr>
+            <w:r>
+              <w:rPr>
+                <w:rFonts w:ascii="微软雅黑" w:cs="微软雅黑" w:eastAsia="微软雅黑" w:hAnsi="微软雅黑"/>
+                <w:b w:val="false"/>
+                <w:bCs w:val="false"/>
+                <w:i w:val="false"/>
+                <w:iCs w:val="false"/>
+                <w:color w:val="1A1A1A"/>
+                <w:sz w:val="16"/>
+                <w:szCs w:val="16"/>
+              </w:rPr>
+              <w:t xml:space="preserve">"不会。解析全在本机，断网都能跑。我现在就把 Wi-Fi 断了再传一次给您看。"</w:t>
+            </w:r>
+          </w:p>
+        </w:tc>
+      </w:tr>
+      <w:tr>
+        <w:trPr>
+          <w:tblHeader w:val="false"/>
+        </w:trPr>
+        <w:tc>
+          <w:tcPr>
+            <w:tcW w:type="dxa" w:w="3400"/>
+            <w:shd w:fill="F7F9FC" w:val="clear"/>
+            <w:tcMar>
+              <w:top w:type="dxa" w:w="30"/>
+              <w:left w:type="dxa" w:w="70"/>
+              <w:bottom w:type="dxa" w:w="30"/>
+              <w:right w:type="dxa" w:w="70"/>
+            </w:tcMar>
+          </w:tcPr>
+          <w:p>
+            <w:pPr>
+              <w:spacing w:after="0" w:before="0" w:line="230"/>
+            </w:pPr>
+            <w:r>
+              <w:rPr>
+                <w:rFonts w:ascii="微软雅黑" w:cs="微软雅黑" w:eastAsia="微软雅黑" w:hAnsi="微软雅黑"/>
+                <w:b w:val="false"/>
+                <w:bCs w:val="false"/>
+                <w:i w:val="false"/>
+                <w:iCs w:val="false"/>
+                <w:color w:val="1A1A1A"/>
+                <w:sz w:val="16"/>
+                <w:szCs w:val="16"/>
+              </w:rPr>
+              <w:t xml:space="preserve">"我的表头跟这个不一样，能读吗？"</w:t>
+            </w:r>
+          </w:p>
+        </w:tc>
+        <w:tc>
+          <w:tcPr>
+            <w:tcW w:type="dxa" w:w="6922"/>
+            <w:shd w:fill="F7F9FC" w:val="clear"/>
+            <w:tcMar>
+              <w:top w:type="dxa" w:w="30"/>
+              <w:left w:type="dxa" w:w="70"/>
+              <w:bottom w:type="dxa" w:w="30"/>
+              <w:right w:type="dxa" w:w="70"/>
+            </w:tcMar>
+          </w:tcPr>
+          <w:p>
+            <w:pPr>
+              <w:spacing w:after="0" w:before="0" w:line="230"/>
+            </w:pPr>
+            <w:r>
+              <w:rPr>
+                <w:rFonts w:ascii="微软雅黑" w:cs="微软雅黑" w:eastAsia="微软雅黑" w:hAnsi="微软雅黑"/>
+                <w:b w:val="false"/>
+                <w:bCs w:val="false"/>
+                <w:i w:val="false"/>
+                <w:iCs w:val="false"/>
+                <w:color w:val="1A1A1A"/>
+                <w:sz w:val="16"/>
+                <w:szCs w:val="16"/>
+              </w:rPr>
+              <w:t xml:space="preserve">"能。它先把表头认一遍，认得上的字段直接用，认不上的会告诉您是哪几列没用上。"</w:t>
+            </w:r>
+          </w:p>
+        </w:tc>
+      </w:tr>
+      <w:tr>
+        <w:trPr>
+          <w:tblHeader w:val="false"/>
+        </w:trPr>
+        <w:tc>
+          <w:tcPr>
+            <w:tcW w:type="dxa" w:w="3400"/>
+            <w:tcMar>
+              <w:top w:type="dxa" w:w="30"/>
+              <w:left w:type="dxa" w:w="70"/>
+              <w:bottom w:type="dxa" w:w="30"/>
+              <w:right w:type="dxa" w:w="70"/>
+            </w:tcMar>
+          </w:tcPr>
+          <w:p>
+            <w:pPr>
+              <w:spacing w:after="0" w:before="0" w:line="230"/>
+            </w:pPr>
+            <w:r>
+              <w:rPr>
+                <w:rFonts w:ascii="微软雅黑" w:cs="微软雅黑" w:eastAsia="微软雅黑" w:hAnsi="微软雅黑"/>
+                <w:b w:val="false"/>
+                <w:bCs w:val="false"/>
+                <w:i w:val="false"/>
+                <w:iCs w:val="false"/>
+                <w:color w:val="1A1A1A"/>
+                <w:sz w:val="16"/>
+                <w:szCs w:val="16"/>
+              </w:rPr>
+              <w:t xml:space="preserve">"扫描件能读吗？"</w:t>
+            </w:r>
+          </w:p>
+        </w:tc>
+        <w:tc>
+          <w:tcPr>
+            <w:tcW w:type="dxa" w:w="6922"/>
+            <w:tcMar>
+              <w:top w:type="dxa" w:w="30"/>
+              <w:left w:type="dxa" w:w="70"/>
+              <w:bottom w:type="dxa" w:w="30"/>
+              <w:right w:type="dxa" w:w="70"/>
+            </w:tcMar>
+          </w:tcPr>
+          <w:p>
+            <w:pPr>
+              <w:spacing w:after="0" w:before="0" w:line="230"/>
+            </w:pPr>
+            <w:r>
+              <w:rPr>
+                <w:rFonts w:ascii="微软雅黑" w:cs="微软雅黑" w:eastAsia="微软雅黑" w:hAnsi="微软雅黑"/>
+                <w:b w:val="false"/>
+                <w:bCs w:val="false"/>
+                <w:i w:val="false"/>
+                <w:iCs w:val="false"/>
+                <w:color w:val="1A1A1A"/>
+                <w:sz w:val="16"/>
+                <w:szCs w:val="16"/>
+              </w:rPr>
+              <w:t xml:space="preserve">"扫成图片的 PDF 没有文字层，它会如实说读不到文字。有文字层的 PDF 可以。"</w:t>
+            </w:r>
+          </w:p>
+        </w:tc>
+      </w:tr>
+      <w:tr>
+        <w:trPr>
+          <w:tblHeader w:val="false"/>
+        </w:trPr>
+        <w:tc>
+          <w:tcPr>
+            <w:tcW w:type="dxa" w:w="3400"/>
+            <w:shd w:fill="F7F9FC" w:val="clear"/>
+            <w:tcMar>
+              <w:top w:type="dxa" w:w="30"/>
+              <w:left w:type="dxa" w:w="70"/>
+              <w:bottom w:type="dxa" w:w="30"/>
+              <w:right w:type="dxa" w:w="70"/>
+            </w:tcMar>
+          </w:tcPr>
+          <w:p>
+            <w:pPr>
+              <w:spacing w:after="0" w:before="0" w:line="230"/>
+            </w:pPr>
+            <w:r>
+              <w:rPr>
+                <w:rFonts w:ascii="微软雅黑" w:cs="微软雅黑" w:eastAsia="微软雅黑" w:hAnsi="微软雅黑"/>
+                <w:b w:val="false"/>
+                <w:bCs w:val="false"/>
+                <w:i w:val="false"/>
+                <w:iCs w:val="false"/>
+                <w:color w:val="1A1A1A"/>
+                <w:sz w:val="16"/>
+                <w:szCs w:val="16"/>
+              </w:rPr>
+              <w:t xml:space="preserve">"我现在没带文件。"</w:t>
+            </w:r>
+          </w:p>
+        </w:tc>
+        <w:tc>
+          <w:tcPr>
+            <w:tcW w:type="dxa" w:w="6922"/>
+            <w:shd w:fill="F7F9FC" w:val="clear"/>
+            <w:tcMar>
+              <w:top w:type="dxa" w:w="30"/>
+              <w:left w:type="dxa" w:w="70"/>
+              <w:bottom w:type="dxa" w:w="30"/>
+              <w:right w:type="dxa" w:w="70"/>
+            </w:tcMar>
+          </w:tcPr>
+          <w:p>
+            <w:pPr>
+              <w:spacing w:after="0" w:before="0" w:line="230"/>
+            </w:pPr>
+            <w:r>
+              <w:rPr>
+                <w:rFonts w:ascii="微软雅黑" w:cs="微软雅黑" w:eastAsia="微软雅黑" w:hAnsi="微软雅黑"/>
+                <w:b w:val="false"/>
+                <w:bCs w:val="false"/>
+                <w:i w:val="false"/>
+                <w:iCs w:val="false"/>
+                <w:color w:val="1A1A1A"/>
+                <w:sz w:val="16"/>
+                <w:szCs w:val="16"/>
+              </w:rPr>
+              <w:t xml:space="preserve">"那用我们备的这份，内容跟您手上的一个样。您回头把自己的发我，我传一遍录个屏发您。"（顺势留资）</w:t>
+            </w:r>
+          </w:p>
+        </w:tc>
+      </w:tr>
+    </w:tbl>
+    <w:p>
+      <w:pPr>
+        <w:shd w:fill="0B3D91" w:val="clear"/>
+        <w:spacing w:after="90" w:before="200" w:line="260"/>
+      </w:pPr>
+      <w:r>
+        <w:rPr>
+          <w:rFonts w:ascii="微软雅黑" w:cs="微软雅黑" w:eastAsia="微软雅黑" w:hAnsi="微软雅黑"/>
+          <w:b/>
+          <w:bCs/>
+          <w:i w:val="false"/>
+          <w:iCs w:val="false"/>
+          <w:color w:val="FFFFFF"/>
+          <w:sz w:val="26"/>
+          <w:szCs w:val="26"/>
+        </w:rPr>
+        <w:t xml:space="preserve">七、3 个报告模块（低门槛留资用）</w:t>
       </w:r>
     </w:p>
     <w:tbl>
@@ -4509,7 +7660,7 @@
           <w:sz w:val="26"/>
           <w:szCs w:val="26"/>
         </w:rPr>
-        <w:t xml:space="preserve">七、积分与报价（演完再讲，不要提前讲）</w:t>
+        <w:t xml:space="preserve">八、积分与报价（演完再讲，不要提前讲）</w:t>
       </w:r>
     </w:p>
     <w:p>
@@ -4530,7 +7681,7 @@
           <w:sz w:val="21"/>
           <w:szCs w:val="21"/>
         </w:rPr>
-        <w:t xml:space="preserve">7.1 积分怎么解释</w:t>
+        <w:t xml:space="preserve">8.1 积分怎么解释</w:t>
       </w:r>
     </w:p>
     <w:p>
@@ -4613,7 +7764,7 @@
           <w:sz w:val="21"/>
           <w:szCs w:val="21"/>
         </w:rPr>
-        <w:t xml:space="preserve">7.2 六档价格（一字不要改）</w:t>
+        <w:t xml:space="preserve">8.2 六档价格（一字不要改）</w:t>
       </w:r>
     </w:p>
     <w:tbl>
@@ -5516,7 +8667,7 @@
           <w:sz w:val="21"/>
           <w:szCs w:val="21"/>
         </w:rPr>
-        <w:t xml:space="preserve">7.3 推荐话术</w:t>
+        <w:t xml:space="preserve">8.3 推荐话术</w:t>
       </w:r>
     </w:p>
     <w:p>
@@ -5659,7 +8810,7 @@
           <w:sz w:val="26"/>
           <w:szCs w:val="26"/>
         </w:rPr>
-        <w:t xml:space="preserve">八、常见异议应答（背下来）</w:t>
+        <w:t xml:space="preserve">九、常见异议应答（十句，背下来；问得更细的翻第十节）</w:t>
       </w:r>
     </w:p>
     <w:tbl>
@@ -5866,7 +9017,7 @@
                 <w:sz w:val="16"/>
                 <w:szCs w:val="16"/>
               </w:rPr>
-              <w:t xml:space="preserve">"数据是范本企业的，但算法是真的。您给我您的一张表，我现在就导进去重算一遍。"（点对话框上传，当场演）</w:t>
+              <w:t xml:space="preserve">"数据是范本企业的，算法是真的。您给我您的一张表，我现在就导进去重算一遍。"（点对话框回形针，当场传一份，见第六节）</w:t>
             </w:r>
           </w:p>
         </w:tc>
@@ -6400,7 +9551,4577 @@
           <w:sz w:val="26"/>
           <w:szCs w:val="26"/>
         </w:rPr>
-        <w:t xml:space="preserve">九、现场禁忌（说错会出事）</w:t>
+        <w:t xml:space="preserve">十、现场 FAQ（客户会问的，按类找）</w:t>
+      </w:r>
+    </w:p>
+    <w:p>
+      <w:pPr>
+        <w:spacing w:after="70" w:before="0" w:line="250"/>
+        <w:ind w:left="200"/>
+      </w:pPr>
+      <w:r>
+        <w:rPr>
+          <w:rFonts w:ascii="微软雅黑" w:cs="微软雅黑" w:eastAsia="微软雅黑" w:hAnsi="微软雅黑"/>
+          <w:b w:val="false"/>
+          <w:bCs w:val="false"/>
+          <w:i w:val="false"/>
+          <w:iCs w:val="false"/>
+          <w:color w:val="1A1A1A"/>
+          <w:sz w:val="19"/>
+          <w:szCs w:val="19"/>
+        </w:rPr>
+        <w:t xml:space="preserve">第九节那十句是被问得最多的，背熟就够应付大半场。这一节是往下追问时用的，按类分好了。规矩只有一条：这里没写的，不要现编——说"这个我让技术给您准确答复"，然后扫码留资，比编一个答案安全得多。</w:t>
+      </w:r>
+    </w:p>
+    <w:p>
+      <w:pPr>
+        <w:pBdr>
+          <w:bottom w:val="single" w:color="B8C6E0" w:sz="6"/>
+        </w:pBdr>
+        <w:spacing w:after="50" w:before="130" w:line="250"/>
+      </w:pPr>
+      <w:r>
+        <w:rPr>
+          <w:rFonts w:ascii="微软雅黑" w:cs="微软雅黑" w:eastAsia="微软雅黑" w:hAnsi="微软雅黑"/>
+          <w:b/>
+          <w:bCs/>
+          <w:i w:val="false"/>
+          <w:iCs w:val="false"/>
+          <w:color w:val="0B3D91"/>
+          <w:sz w:val="21"/>
+          <w:szCs w:val="21"/>
+        </w:rPr>
+        <w:t xml:space="preserve">10.1 这到底是个什么产品</w:t>
+      </w:r>
+    </w:p>
+    <w:tbl>
+      <w:tblPr>
+        <w:tblW w:type="dxa" w:w="10322"/>
+        <w:tblBorders>
+          <w:top w:val="single" w:color="auto" w:sz="4"/>
+          <w:left w:val="single" w:color="auto" w:sz="4"/>
+          <w:bottom w:val="single" w:color="auto" w:sz="4"/>
+          <w:right w:val="single" w:color="auto" w:sz="4"/>
+          <w:insideH w:val="single" w:color="auto" w:sz="4"/>
+          <w:insideV w:val="single" w:color="auto" w:sz="4"/>
+        </w:tblBorders>
+      </w:tblPr>
+      <w:tblGrid>
+        <w:gridCol w:w="2900"/>
+        <w:gridCol w:w="7422"/>
+      </w:tblGrid>
+      <w:tr>
+        <w:trPr>
+          <w:tblHeader/>
+        </w:trPr>
+        <w:tc>
+          <w:tcPr>
+            <w:tcW w:type="dxa" w:w="2900"/>
+            <w:shd w:fill="E4EAF5" w:val="clear"/>
+            <w:tcMar>
+              <w:top w:type="dxa" w:w="30"/>
+              <w:left w:type="dxa" w:w="70"/>
+              <w:bottom w:type="dxa" w:w="30"/>
+              <w:right w:type="dxa" w:w="70"/>
+            </w:tcMar>
+          </w:tcPr>
+          <w:p>
+            <w:pPr>
+              <w:spacing w:after="0" w:before="0" w:line="230"/>
+            </w:pPr>
+            <w:r>
+              <w:rPr>
+                <w:rFonts w:ascii="微软雅黑" w:cs="微软雅黑" w:eastAsia="微软雅黑" w:hAnsi="微软雅黑"/>
+                <w:b/>
+                <w:bCs/>
+                <w:i w:val="false"/>
+                <w:iCs w:val="false"/>
+                <w:color w:val="1A1A1A"/>
+                <w:sz w:val="16"/>
+                <w:szCs w:val="16"/>
+              </w:rPr>
+              <w:t xml:space="preserve">客户问</w:t>
+            </w:r>
+          </w:p>
+        </w:tc>
+        <w:tc>
+          <w:tcPr>
+            <w:tcW w:type="dxa" w:w="7422"/>
+            <w:shd w:fill="E4EAF5" w:val="clear"/>
+            <w:tcMar>
+              <w:top w:type="dxa" w:w="30"/>
+              <w:left w:type="dxa" w:w="70"/>
+              <w:bottom w:type="dxa" w:w="30"/>
+              <w:right w:type="dxa" w:w="70"/>
+            </w:tcMar>
+          </w:tcPr>
+          <w:p>
+            <w:pPr>
+              <w:spacing w:after="0" w:before="0" w:line="230"/>
+            </w:pPr>
+            <w:r>
+              <w:rPr>
+                <w:rFonts w:ascii="微软雅黑" w:cs="微软雅黑" w:eastAsia="微软雅黑" w:hAnsi="微软雅黑"/>
+                <w:b/>
+                <w:bCs/>
+                <w:i w:val="false"/>
+                <w:iCs w:val="false"/>
+                <w:color w:val="1A1A1A"/>
+                <w:sz w:val="16"/>
+                <w:szCs w:val="16"/>
+              </w:rPr>
+              <w:t xml:space="preserve">你怎么答</w:t>
+            </w:r>
+          </w:p>
+        </w:tc>
+      </w:tr>
+      <w:tr>
+        <w:trPr>
+          <w:tblHeader w:val="false"/>
+        </w:trPr>
+        <w:tc>
+          <w:tcPr>
+            <w:tcW w:type="dxa" w:w="2900"/>
+            <w:tcMar>
+              <w:top w:type="dxa" w:w="30"/>
+              <w:left w:type="dxa" w:w="70"/>
+              <w:bottom w:type="dxa" w:w="30"/>
+              <w:right w:type="dxa" w:w="70"/>
+            </w:tcMar>
+          </w:tcPr>
+          <w:p>
+            <w:pPr>
+              <w:spacing w:after="0" w:before="0" w:line="230"/>
+            </w:pPr>
+            <w:r>
+              <w:rPr>
+                <w:rFonts w:ascii="微软雅黑" w:cs="微软雅黑" w:eastAsia="微软雅黑" w:hAnsi="微软雅黑"/>
+                <w:b w:val="false"/>
+                <w:bCs w:val="false"/>
+                <w:i w:val="false"/>
+                <w:iCs w:val="false"/>
+                <w:color w:val="1A1A1A"/>
+                <w:sz w:val="16"/>
+                <w:szCs w:val="16"/>
+              </w:rPr>
+              <w:t xml:space="preserve">"这到底是什么东西？"</w:t>
+            </w:r>
+          </w:p>
+        </w:tc>
+        <w:tc>
+          <w:tcPr>
+            <w:tcW w:type="dxa" w:w="7422"/>
+            <w:tcMar>
+              <w:top w:type="dxa" w:w="30"/>
+              <w:left w:type="dxa" w:w="70"/>
+              <w:bottom w:type="dxa" w:w="30"/>
+              <w:right w:type="dxa" w:w="70"/>
+            </w:tcMar>
+          </w:tcPr>
+          <w:p>
+            <w:pPr>
+              <w:spacing w:after="0" w:before="0" w:line="230"/>
+            </w:pPr>
+            <w:r>
+              <w:rPr>
+                <w:rFonts w:ascii="微软雅黑" w:cs="微软雅黑" w:eastAsia="微软雅黑" w:hAnsi="微软雅黑"/>
+                <w:b w:val="false"/>
+                <w:bCs w:val="false"/>
+                <w:i w:val="false"/>
+                <w:iCs w:val="false"/>
+                <w:color w:val="1A1A1A"/>
+                <w:sz w:val="16"/>
+                <w:szCs w:val="16"/>
+              </w:rPr>
+              <w:t xml:space="preserve">"11 个 AI 模块。3 个出报告的——成熟度评估、场景排序、ROI 测算；8 个真干活的——获客、人力、财务、法务、流程、决策、ERP、软件开发。您关心哪一块，我现在就点给您看。"</w:t>
+            </w:r>
+          </w:p>
+        </w:tc>
+      </w:tr>
+      <w:tr>
+        <w:trPr>
+          <w:tblHeader w:val="false"/>
+        </w:trPr>
+        <w:tc>
+          <w:tcPr>
+            <w:tcW w:type="dxa" w:w="2900"/>
+            <w:shd w:fill="F7F9FC" w:val="clear"/>
+            <w:tcMar>
+              <w:top w:type="dxa" w:w="30"/>
+              <w:left w:type="dxa" w:w="70"/>
+              <w:bottom w:type="dxa" w:w="30"/>
+              <w:right w:type="dxa" w:w="70"/>
+            </w:tcMar>
+          </w:tcPr>
+          <w:p>
+            <w:pPr>
+              <w:spacing w:after="0" w:before="0" w:line="230"/>
+            </w:pPr>
+            <w:r>
+              <w:rPr>
+                <w:rFonts w:ascii="微软雅黑" w:cs="微软雅黑" w:eastAsia="微软雅黑" w:hAnsi="微软雅黑"/>
+                <w:b w:val="false"/>
+                <w:bCs w:val="false"/>
+                <w:i w:val="false"/>
+                <w:iCs w:val="false"/>
+                <w:color w:val="1A1A1A"/>
+                <w:sz w:val="16"/>
+                <w:szCs w:val="16"/>
+              </w:rPr>
+              <w:t xml:space="preserve">"是软件还是服务？"</w:t>
+            </w:r>
+          </w:p>
+        </w:tc>
+        <w:tc>
+          <w:tcPr>
+            <w:tcW w:type="dxa" w:w="7422"/>
+            <w:shd w:fill="F7F9FC" w:val="clear"/>
+            <w:tcMar>
+              <w:top w:type="dxa" w:w="30"/>
+              <w:left w:type="dxa" w:w="70"/>
+              <w:bottom w:type="dxa" w:w="30"/>
+              <w:right w:type="dxa" w:w="70"/>
+            </w:tcMar>
+          </w:tcPr>
+          <w:p>
+            <w:pPr>
+              <w:spacing w:after="0" w:before="0" w:line="230"/>
+            </w:pPr>
+            <w:r>
+              <w:rPr>
+                <w:rFonts w:ascii="微软雅黑" w:cs="微软雅黑" w:eastAsia="微软雅黑" w:hAnsi="微软雅黑"/>
+                <w:b w:val="false"/>
+                <w:bCs w:val="false"/>
+                <w:i w:val="false"/>
+                <w:iCs w:val="false"/>
+                <w:color w:val="1A1A1A"/>
+                <w:sz w:val="16"/>
+                <w:szCs w:val="16"/>
+              </w:rPr>
+              <w:t xml:space="preserve">"主体是一套能跑的系统，按套年订阅。另外有专家入企 AI 诊断，1980 元一天，那是上门服务，两样可以配着用。"</w:t>
+            </w:r>
+          </w:p>
+        </w:tc>
+      </w:tr>
+      <w:tr>
+        <w:trPr>
+          <w:tblHeader w:val="false"/>
+        </w:trPr>
+        <w:tc>
+          <w:tcPr>
+            <w:tcW w:type="dxa" w:w="2900"/>
+            <w:tcMar>
+              <w:top w:type="dxa" w:w="30"/>
+              <w:left w:type="dxa" w:w="70"/>
+              <w:bottom w:type="dxa" w:w="30"/>
+              <w:right w:type="dxa" w:w="70"/>
+            </w:tcMar>
+          </w:tcPr>
+          <w:p>
+            <w:pPr>
+              <w:spacing w:after="0" w:before="0" w:line="230"/>
+            </w:pPr>
+            <w:r>
+              <w:rPr>
+                <w:rFonts w:ascii="微软雅黑" w:cs="微软雅黑" w:eastAsia="微软雅黑" w:hAnsi="微软雅黑"/>
+                <w:b w:val="false"/>
+                <w:bCs w:val="false"/>
+                <w:i w:val="false"/>
+                <w:iCs w:val="false"/>
+                <w:color w:val="1A1A1A"/>
+                <w:sz w:val="16"/>
+                <w:szCs w:val="16"/>
+              </w:rPr>
+              <w:t xml:space="preserve">"跟那些聊天 AI 有什么不一样？"</w:t>
+            </w:r>
+          </w:p>
+        </w:tc>
+        <w:tc>
+          <w:tcPr>
+            <w:tcW w:type="dxa" w:w="7422"/>
+            <w:tcMar>
+              <w:top w:type="dxa" w:w="30"/>
+              <w:left w:type="dxa" w:w="70"/>
+              <w:bottom w:type="dxa" w:w="30"/>
+              <w:right w:type="dxa" w:w="70"/>
+            </w:tcMar>
+          </w:tcPr>
+          <w:p>
+            <w:pPr>
+              <w:spacing w:after="0" w:before="0" w:line="230"/>
+            </w:pPr>
+            <w:r>
+              <w:rPr>
+                <w:rFonts w:ascii="微软雅黑" w:cs="微软雅黑" w:eastAsia="微软雅黑" w:hAnsi="微软雅黑"/>
+                <w:b w:val="false"/>
+                <w:bCs w:val="false"/>
+                <w:i w:val="false"/>
+                <w:iCs w:val="false"/>
+                <w:color w:val="1A1A1A"/>
+                <w:sz w:val="16"/>
+                <w:szCs w:val="16"/>
+              </w:rPr>
+              <w:t xml:space="preserve">"聊天 AI 答的是通用知识。这套读的是您企业自己的数，而且答完会直接动页面——替您把该点的按钮点下去、把参数改了重算。您现在就试：在对话框里打"下一步点哪"。"</w:t>
+            </w:r>
+          </w:p>
+        </w:tc>
+      </w:tr>
+      <w:tr>
+        <w:trPr>
+          <w:tblHeader w:val="false"/>
+        </w:trPr>
+        <w:tc>
+          <w:tcPr>
+            <w:tcW w:type="dxa" w:w="2900"/>
+            <w:shd w:fill="F7F9FC" w:val="clear"/>
+            <w:tcMar>
+              <w:top w:type="dxa" w:w="30"/>
+              <w:left w:type="dxa" w:w="70"/>
+              <w:bottom w:type="dxa" w:w="30"/>
+              <w:right w:type="dxa" w:w="70"/>
+            </w:tcMar>
+          </w:tcPr>
+          <w:p>
+            <w:pPr>
+              <w:spacing w:after="0" w:before="0" w:line="230"/>
+            </w:pPr>
+            <w:r>
+              <w:rPr>
+                <w:rFonts w:ascii="微软雅黑" w:cs="微软雅黑" w:eastAsia="微软雅黑" w:hAnsi="微软雅黑"/>
+                <w:b w:val="false"/>
+                <w:bCs w:val="false"/>
+                <w:i w:val="false"/>
+                <w:iCs w:val="false"/>
+                <w:color w:val="1A1A1A"/>
+                <w:sz w:val="16"/>
+                <w:szCs w:val="16"/>
+              </w:rPr>
+              <w:t xml:space="preserve">"11 个模块要全买吗？"</w:t>
+            </w:r>
+          </w:p>
+        </w:tc>
+        <w:tc>
+          <w:tcPr>
+            <w:tcW w:type="dxa" w:w="7422"/>
+            <w:shd w:fill="F7F9FC" w:val="clear"/>
+            <w:tcMar>
+              <w:top w:type="dxa" w:w="30"/>
+              <w:left w:type="dxa" w:w="70"/>
+              <w:bottom w:type="dxa" w:w="30"/>
+              <w:right w:type="dxa" w:w="70"/>
+            </w:tcMar>
+          </w:tcPr>
+          <w:p>
+            <w:pPr>
+              <w:spacing w:after="0" w:before="0" w:line="230"/>
+            </w:pPr>
+            <w:r>
+              <w:rPr>
+                <w:rFonts w:ascii="微软雅黑" w:cs="微软雅黑" w:eastAsia="微软雅黑" w:hAnsi="微软雅黑"/>
+                <w:b w:val="false"/>
+                <w:bCs w:val="false"/>
+                <w:i w:val="false"/>
+                <w:iCs w:val="false"/>
+                <w:color w:val="1A1A1A"/>
+                <w:sz w:val="16"/>
+                <w:szCs w:val="16"/>
+              </w:rPr>
+              <w:t xml:space="preserve">"一个套餐里都有，按积分用。用得多的模块多扣点，用不着的不扣，不用挑。"</w:t>
+            </w:r>
+          </w:p>
+        </w:tc>
+      </w:tr>
+      <w:tr>
+        <w:trPr>
+          <w:tblHeader w:val="false"/>
+        </w:trPr>
+        <w:tc>
+          <w:tcPr>
+            <w:tcW w:type="dxa" w:w="2900"/>
+            <w:tcMar>
+              <w:top w:type="dxa" w:w="30"/>
+              <w:left w:type="dxa" w:w="70"/>
+              <w:bottom w:type="dxa" w:w="30"/>
+              <w:right w:type="dxa" w:w="70"/>
+            </w:tcMar>
+          </w:tcPr>
+          <w:p>
+            <w:pPr>
+              <w:spacing w:after="0" w:before="0" w:line="230"/>
+            </w:pPr>
+            <w:r>
+              <w:rPr>
+                <w:rFonts w:ascii="微软雅黑" w:cs="微软雅黑" w:eastAsia="微软雅黑" w:hAnsi="微软雅黑"/>
+                <w:b w:val="false"/>
+                <w:bCs w:val="false"/>
+                <w:i w:val="false"/>
+                <w:iCs w:val="false"/>
+                <w:color w:val="1A1A1A"/>
+                <w:sz w:val="16"/>
+                <w:szCs w:val="16"/>
+              </w:rPr>
+              <w:t xml:space="preserve">"模块之间数据通吗？"</w:t>
+            </w:r>
+          </w:p>
+        </w:tc>
+        <w:tc>
+          <w:tcPr>
+            <w:tcW w:type="dxa" w:w="7422"/>
+            <w:tcMar>
+              <w:top w:type="dxa" w:w="30"/>
+              <w:left w:type="dxa" w:w="70"/>
+              <w:bottom w:type="dxa" w:w="30"/>
+              <w:right w:type="dxa" w:w="70"/>
+            </w:tcMar>
+          </w:tcPr>
+          <w:p>
+            <w:pPr>
+              <w:spacing w:after="0" w:before="0" w:line="230"/>
+            </w:pPr>
+            <w:r>
+              <w:rPr>
+                <w:rFonts w:ascii="微软雅黑" w:cs="微软雅黑" w:eastAsia="微软雅黑" w:hAnsi="微软雅黑"/>
+                <w:b w:val="false"/>
+                <w:bCs w:val="false"/>
+                <w:i w:val="false"/>
+                <w:iCs w:val="false"/>
+                <w:color w:val="1A1A1A"/>
+                <w:sz w:val="16"/>
+                <w:szCs w:val="16"/>
+              </w:rPr>
+              <w:t xml:space="preserve">"同一家企业的画像是共用的。您看右上角把企业一切，八个模块的数会一起换。"</w:t>
+            </w:r>
+          </w:p>
+        </w:tc>
+      </w:tr>
+      <w:tr>
+        <w:trPr>
+          <w:tblHeader w:val="false"/>
+        </w:trPr>
+        <w:tc>
+          <w:tcPr>
+            <w:tcW w:type="dxa" w:w="2900"/>
+            <w:shd w:fill="F7F9FC" w:val="clear"/>
+            <w:tcMar>
+              <w:top w:type="dxa" w:w="30"/>
+              <w:left w:type="dxa" w:w="70"/>
+              <w:bottom w:type="dxa" w:w="30"/>
+              <w:right w:type="dxa" w:w="70"/>
+            </w:tcMar>
+          </w:tcPr>
+          <w:p>
+            <w:pPr>
+              <w:spacing w:after="0" w:before="0" w:line="230"/>
+            </w:pPr>
+            <w:r>
+              <w:rPr>
+                <w:rFonts w:ascii="微软雅黑" w:cs="微软雅黑" w:eastAsia="微软雅黑" w:hAnsi="微软雅黑"/>
+                <w:b w:val="false"/>
+                <w:bCs w:val="false"/>
+                <w:i w:val="false"/>
+                <w:iCs w:val="false"/>
+                <w:color w:val="1A1A1A"/>
+                <w:sz w:val="16"/>
+                <w:szCs w:val="16"/>
+              </w:rPr>
+              <w:t xml:space="preserve">"有手机端吗？"</w:t>
+            </w:r>
+          </w:p>
+        </w:tc>
+        <w:tc>
+          <w:tcPr>
+            <w:tcW w:type="dxa" w:w="7422"/>
+            <w:shd w:fill="F7F9FC" w:val="clear"/>
+            <w:tcMar>
+              <w:top w:type="dxa" w:w="30"/>
+              <w:left w:type="dxa" w:w="70"/>
+              <w:bottom w:type="dxa" w:w="30"/>
+              <w:right w:type="dxa" w:w="70"/>
+            </w:tcMar>
+          </w:tcPr>
+          <w:p>
+            <w:pPr>
+              <w:spacing w:after="0" w:before="0" w:line="230"/>
+            </w:pPr>
+            <w:r>
+              <w:rPr>
+                <w:rFonts w:ascii="微软雅黑" w:cs="微软雅黑" w:eastAsia="微软雅黑" w:hAnsi="微软雅黑"/>
+                <w:b w:val="false"/>
+                <w:bCs w:val="false"/>
+                <w:i w:val="false"/>
+                <w:iCs w:val="false"/>
+                <w:color w:val="1A1A1A"/>
+                <w:sz w:val="16"/>
+                <w:szCs w:val="16"/>
+              </w:rPr>
+              <w:t xml:space="preserve">"AI软件开发生成的应用本身就是手机页加 PC 后台两套，现场可以点。平台这边您看的是大屏版，手机上怎么安排我让技术给您准确答复。"</w:t>
+            </w:r>
+          </w:p>
+        </w:tc>
+      </w:tr>
+      <w:tr>
+        <w:trPr>
+          <w:tblHeader w:val="false"/>
+        </w:trPr>
+        <w:tc>
+          <w:tcPr>
+            <w:tcW w:type="dxa" w:w="2900"/>
+            <w:tcMar>
+              <w:top w:type="dxa" w:w="30"/>
+              <w:left w:type="dxa" w:w="70"/>
+              <w:bottom w:type="dxa" w:w="30"/>
+              <w:right w:type="dxa" w:w="70"/>
+            </w:tcMar>
+          </w:tcPr>
+          <w:p>
+            <w:pPr>
+              <w:spacing w:after="0" w:before="0" w:line="230"/>
+            </w:pPr>
+            <w:r>
+              <w:rPr>
+                <w:rFonts w:ascii="微软雅黑" w:cs="微软雅黑" w:eastAsia="微软雅黑" w:hAnsi="微软雅黑"/>
+                <w:b w:val="false"/>
+                <w:bCs w:val="false"/>
+                <w:i w:val="false"/>
+                <w:iCs w:val="false"/>
+                <w:color w:val="1A1A1A"/>
+                <w:sz w:val="16"/>
+                <w:szCs w:val="16"/>
+              </w:rPr>
+              <w:t xml:space="preserve">"能嵌到我们自己的系统里吗？"</w:t>
+            </w:r>
+          </w:p>
+        </w:tc>
+        <w:tc>
+          <w:tcPr>
+            <w:tcW w:type="dxa" w:w="7422"/>
+            <w:tcMar>
+              <w:top w:type="dxa" w:w="30"/>
+              <w:left w:type="dxa" w:w="70"/>
+              <w:bottom w:type="dxa" w:w="30"/>
+              <w:right w:type="dxa" w:w="70"/>
+            </w:tcMar>
+          </w:tcPr>
+          <w:p>
+            <w:pPr>
+              <w:spacing w:after="0" w:before="0" w:line="230"/>
+            </w:pPr>
+            <w:r>
+              <w:rPr>
+                <w:rFonts w:ascii="微软雅黑" w:cs="微软雅黑" w:eastAsia="微软雅黑" w:hAnsi="微软雅黑"/>
+                <w:b w:val="false"/>
+                <w:bCs w:val="false"/>
+                <w:i w:val="false"/>
+                <w:iCs w:val="false"/>
+                <w:color w:val="1A1A1A"/>
+                <w:sz w:val="16"/>
+                <w:szCs w:val="16"/>
+              </w:rPr>
+              <w:t xml:space="preserve">"能。每个模块都打成了通用包，有六种接入形态，技术对接时按您那边的平台选一种。细节我让技术跟您对。"</w:t>
+            </w:r>
+          </w:p>
+        </w:tc>
+      </w:tr>
+      <w:tr>
+        <w:trPr>
+          <w:tblHeader w:val="false"/>
+        </w:trPr>
+        <w:tc>
+          <w:tcPr>
+            <w:tcW w:type="dxa" w:w="2900"/>
+            <w:shd w:fill="F7F9FC" w:val="clear"/>
+            <w:tcMar>
+              <w:top w:type="dxa" w:w="30"/>
+              <w:left w:type="dxa" w:w="70"/>
+              <w:bottom w:type="dxa" w:w="30"/>
+              <w:right w:type="dxa" w:w="70"/>
+            </w:tcMar>
+          </w:tcPr>
+          <w:p>
+            <w:pPr>
+              <w:spacing w:after="0" w:before="0" w:line="230"/>
+            </w:pPr>
+            <w:r>
+              <w:rPr>
+                <w:rFonts w:ascii="微软雅黑" w:cs="微软雅黑" w:eastAsia="微软雅黑" w:hAnsi="微软雅黑"/>
+                <w:b w:val="false"/>
+                <w:bCs w:val="false"/>
+                <w:i w:val="false"/>
+                <w:iCs w:val="false"/>
+                <w:color w:val="1A1A1A"/>
+                <w:sz w:val="16"/>
+                <w:szCs w:val="16"/>
+              </w:rPr>
+              <w:t xml:space="preserve">"多少人能同时用？"</w:t>
+            </w:r>
+          </w:p>
+        </w:tc>
+        <w:tc>
+          <w:tcPr>
+            <w:tcW w:type="dxa" w:w="7422"/>
+            <w:shd w:fill="F7F9FC" w:val="clear"/>
+            <w:tcMar>
+              <w:top w:type="dxa" w:w="30"/>
+              <w:left w:type="dxa" w:w="70"/>
+              <w:bottom w:type="dxa" w:w="30"/>
+              <w:right w:type="dxa" w:w="70"/>
+            </w:tcMar>
+          </w:tcPr>
+          <w:p>
+            <w:pPr>
+              <w:spacing w:after="0" w:before="0" w:line="230"/>
+            </w:pPr>
+            <w:r>
+              <w:rPr>
+                <w:rFonts w:ascii="微软雅黑" w:cs="微软雅黑" w:eastAsia="微软雅黑" w:hAnsi="微软雅黑"/>
+                <w:b w:val="false"/>
+                <w:bCs w:val="false"/>
+                <w:i w:val="false"/>
+                <w:iCs w:val="false"/>
+                <w:color w:val="1A1A1A"/>
+                <w:sz w:val="16"/>
+                <w:szCs w:val="16"/>
+              </w:rPr>
+              <w:t xml:space="preserve">"按档位算坐席：轻享 30，标准 30 到 100，高级 100 到 300，旗舰不限坐席。"</w:t>
+            </w:r>
+          </w:p>
+        </w:tc>
+      </w:tr>
+      <w:tr>
+        <w:trPr>
+          <w:tblHeader w:val="false"/>
+        </w:trPr>
+        <w:tc>
+          <w:tcPr>
+            <w:tcW w:type="dxa" w:w="2900"/>
+            <w:tcMar>
+              <w:top w:type="dxa" w:w="30"/>
+              <w:left w:type="dxa" w:w="70"/>
+              <w:bottom w:type="dxa" w:w="30"/>
+              <w:right w:type="dxa" w:w="70"/>
+            </w:tcMar>
+          </w:tcPr>
+          <w:p>
+            <w:pPr>
+              <w:spacing w:after="0" w:before="0" w:line="230"/>
+            </w:pPr>
+            <w:r>
+              <w:rPr>
+                <w:rFonts w:ascii="微软雅黑" w:cs="微软雅黑" w:eastAsia="微软雅黑" w:hAnsi="微软雅黑"/>
+                <w:b w:val="false"/>
+                <w:bCs w:val="false"/>
+                <w:i w:val="false"/>
+                <w:iCs w:val="false"/>
+                <w:color w:val="1A1A1A"/>
+                <w:sz w:val="16"/>
+                <w:szCs w:val="16"/>
+              </w:rPr>
+              <w:t xml:space="preserve">"有试用吗？"</w:t>
+            </w:r>
+          </w:p>
+        </w:tc>
+        <w:tc>
+          <w:tcPr>
+            <w:tcW w:type="dxa" w:w="7422"/>
+            <w:tcMar>
+              <w:top w:type="dxa" w:w="30"/>
+              <w:left w:type="dxa" w:w="70"/>
+              <w:bottom w:type="dxa" w:w="30"/>
+              <w:right w:type="dxa" w:w="70"/>
+            </w:tcMar>
+          </w:tcPr>
+          <w:p>
+            <w:pPr>
+              <w:spacing w:after="0" w:before="0" w:line="230"/>
+            </w:pPr>
+            <w:r>
+              <w:rPr>
+                <w:rFonts w:ascii="微软雅黑" w:cs="微软雅黑" w:eastAsia="微软雅黑" w:hAnsi="微软雅黑"/>
+                <w:b w:val="false"/>
+                <w:bCs w:val="false"/>
+                <w:i w:val="false"/>
+                <w:iCs w:val="false"/>
+                <w:color w:val="1A1A1A"/>
+                <w:sz w:val="16"/>
+                <w:szCs w:val="16"/>
+              </w:rPr>
+              <w:t xml:space="preserve">"轻享版 0 元一套年，30 坐席，赠 10000 积分。您今天就能拿。"</w:t>
+            </w:r>
+          </w:p>
+        </w:tc>
+      </w:tr>
+    </w:tbl>
+    <w:p>
+      <w:pPr>
+        <w:pBdr>
+          <w:bottom w:val="single" w:color="B8C6E0" w:sz="6"/>
+        </w:pBdr>
+        <w:spacing w:after="50" w:before="130" w:line="250"/>
+      </w:pPr>
+      <w:r>
+        <w:rPr>
+          <w:rFonts w:ascii="微软雅黑" w:cs="微软雅黑" w:eastAsia="微软雅黑" w:hAnsi="微软雅黑"/>
+          <w:b/>
+          <w:bCs/>
+          <w:i w:val="false"/>
+          <w:iCs w:val="false"/>
+          <w:color w:val="0B3D91"/>
+          <w:sz w:val="21"/>
+          <w:szCs w:val="21"/>
+        </w:rPr>
+        <w:t xml:space="preserve">10.2 数据与安全（问得最凶的一类）</w:t>
+      </w:r>
+    </w:p>
+    <w:tbl>
+      <w:tblPr>
+        <w:tblW w:type="dxa" w:w="10322"/>
+        <w:tblBorders>
+          <w:top w:val="single" w:color="auto" w:sz="4"/>
+          <w:left w:val="single" w:color="auto" w:sz="4"/>
+          <w:bottom w:val="single" w:color="auto" w:sz="4"/>
+          <w:right w:val="single" w:color="auto" w:sz="4"/>
+          <w:insideH w:val="single" w:color="auto" w:sz="4"/>
+          <w:insideV w:val="single" w:color="auto" w:sz="4"/>
+        </w:tblBorders>
+      </w:tblPr>
+      <w:tblGrid>
+        <w:gridCol w:w="2900"/>
+        <w:gridCol w:w="7422"/>
+      </w:tblGrid>
+      <w:tr>
+        <w:trPr>
+          <w:tblHeader/>
+        </w:trPr>
+        <w:tc>
+          <w:tcPr>
+            <w:tcW w:type="dxa" w:w="2900"/>
+            <w:shd w:fill="E4EAF5" w:val="clear"/>
+            <w:tcMar>
+              <w:top w:type="dxa" w:w="30"/>
+              <w:left w:type="dxa" w:w="70"/>
+              <w:bottom w:type="dxa" w:w="30"/>
+              <w:right w:type="dxa" w:w="70"/>
+            </w:tcMar>
+          </w:tcPr>
+          <w:p>
+            <w:pPr>
+              <w:spacing w:after="0" w:before="0" w:line="230"/>
+            </w:pPr>
+            <w:r>
+              <w:rPr>
+                <w:rFonts w:ascii="微软雅黑" w:cs="微软雅黑" w:eastAsia="微软雅黑" w:hAnsi="微软雅黑"/>
+                <w:b/>
+                <w:bCs/>
+                <w:i w:val="false"/>
+                <w:iCs w:val="false"/>
+                <w:color w:val="1A1A1A"/>
+                <w:sz w:val="16"/>
+                <w:szCs w:val="16"/>
+              </w:rPr>
+              <w:t xml:space="preserve">客户问</w:t>
+            </w:r>
+          </w:p>
+        </w:tc>
+        <w:tc>
+          <w:tcPr>
+            <w:tcW w:type="dxa" w:w="7422"/>
+            <w:shd w:fill="E4EAF5" w:val="clear"/>
+            <w:tcMar>
+              <w:top w:type="dxa" w:w="30"/>
+              <w:left w:type="dxa" w:w="70"/>
+              <w:bottom w:type="dxa" w:w="30"/>
+              <w:right w:type="dxa" w:w="70"/>
+            </w:tcMar>
+          </w:tcPr>
+          <w:p>
+            <w:pPr>
+              <w:spacing w:after="0" w:before="0" w:line="230"/>
+            </w:pPr>
+            <w:r>
+              <w:rPr>
+                <w:rFonts w:ascii="微软雅黑" w:cs="微软雅黑" w:eastAsia="微软雅黑" w:hAnsi="微软雅黑"/>
+                <w:b/>
+                <w:bCs/>
+                <w:i w:val="false"/>
+                <w:iCs w:val="false"/>
+                <w:color w:val="1A1A1A"/>
+                <w:sz w:val="16"/>
+                <w:szCs w:val="16"/>
+              </w:rPr>
+              <w:t xml:space="preserve">你怎么答</w:t>
+            </w:r>
+          </w:p>
+        </w:tc>
+      </w:tr>
+      <w:tr>
+        <w:trPr>
+          <w:tblHeader w:val="false"/>
+        </w:trPr>
+        <w:tc>
+          <w:tcPr>
+            <w:tcW w:type="dxa" w:w="2900"/>
+            <w:tcMar>
+              <w:top w:type="dxa" w:w="30"/>
+              <w:left w:type="dxa" w:w="70"/>
+              <w:bottom w:type="dxa" w:w="30"/>
+              <w:right w:type="dxa" w:w="70"/>
+            </w:tcMar>
+          </w:tcPr>
+          <w:p>
+            <w:pPr>
+              <w:spacing w:after="0" w:before="0" w:line="230"/>
+            </w:pPr>
+            <w:r>
+              <w:rPr>
+                <w:rFonts w:ascii="微软雅黑" w:cs="微软雅黑" w:eastAsia="微软雅黑" w:hAnsi="微软雅黑"/>
+                <w:b w:val="false"/>
+                <w:bCs w:val="false"/>
+                <w:i w:val="false"/>
+                <w:iCs w:val="false"/>
+                <w:color w:val="1A1A1A"/>
+                <w:sz w:val="16"/>
+                <w:szCs w:val="16"/>
+              </w:rPr>
+              <w:t xml:space="preserve">"我的数据传到哪去了？"</w:t>
+            </w:r>
+          </w:p>
+        </w:tc>
+        <w:tc>
+          <w:tcPr>
+            <w:tcW w:type="dxa" w:w="7422"/>
+            <w:tcMar>
+              <w:top w:type="dxa" w:w="30"/>
+              <w:left w:type="dxa" w:w="70"/>
+              <w:bottom w:type="dxa" w:w="30"/>
+              <w:right w:type="dxa" w:w="70"/>
+            </w:tcMar>
+          </w:tcPr>
+          <w:p>
+            <w:pPr>
+              <w:spacing w:after="0" w:before="0" w:line="230"/>
+            </w:pPr>
+            <w:r>
+              <w:rPr>
+                <w:rFonts w:ascii="微软雅黑" w:cs="微软雅黑" w:eastAsia="微软雅黑" w:hAnsi="微软雅黑"/>
+                <w:b w:val="false"/>
+                <w:bCs w:val="false"/>
+                <w:i w:val="false"/>
+                <w:iCs w:val="false"/>
+                <w:color w:val="1A1A1A"/>
+                <w:sz w:val="16"/>
+                <w:szCs w:val="16"/>
+              </w:rPr>
+              <w:t xml:space="preserve">"您现在看的这套全在本机跑，不联网。正式用要是在意这个，走私域部署，整套装在您自己服务器上，12800 元起一套年。"</w:t>
+            </w:r>
+          </w:p>
+        </w:tc>
+      </w:tr>
+      <w:tr>
+        <w:trPr>
+          <w:tblHeader w:val="false"/>
+        </w:trPr>
+        <w:tc>
+          <w:tcPr>
+            <w:tcW w:type="dxa" w:w="2900"/>
+            <w:shd w:fill="F7F9FC" w:val="clear"/>
+            <w:tcMar>
+              <w:top w:type="dxa" w:w="30"/>
+              <w:left w:type="dxa" w:w="70"/>
+              <w:bottom w:type="dxa" w:w="30"/>
+              <w:right w:type="dxa" w:w="70"/>
+            </w:tcMar>
+          </w:tcPr>
+          <w:p>
+            <w:pPr>
+              <w:spacing w:after="0" w:before="0" w:line="230"/>
+            </w:pPr>
+            <w:r>
+              <w:rPr>
+                <w:rFonts w:ascii="微软雅黑" w:cs="微软雅黑" w:eastAsia="微软雅黑" w:hAnsi="微软雅黑"/>
+                <w:b w:val="false"/>
+                <w:bCs w:val="false"/>
+                <w:i w:val="false"/>
+                <w:iCs w:val="false"/>
+                <w:color w:val="1A1A1A"/>
+                <w:sz w:val="16"/>
+                <w:szCs w:val="16"/>
+              </w:rPr>
+              <w:t xml:space="preserve">"传上去的文件会被存走吗？"</w:t>
+            </w:r>
+          </w:p>
+        </w:tc>
+        <w:tc>
+          <w:tcPr>
+            <w:tcW w:type="dxa" w:w="7422"/>
+            <w:shd w:fill="F7F9FC" w:val="clear"/>
+            <w:tcMar>
+              <w:top w:type="dxa" w:w="30"/>
+              <w:left w:type="dxa" w:w="70"/>
+              <w:bottom w:type="dxa" w:w="30"/>
+              <w:right w:type="dxa" w:w="70"/>
+            </w:tcMar>
+          </w:tcPr>
+          <w:p>
+            <w:pPr>
+              <w:spacing w:after="0" w:before="0" w:line="230"/>
+            </w:pPr>
+            <w:r>
+              <w:rPr>
+                <w:rFonts w:ascii="微软雅黑" w:cs="微软雅黑" w:eastAsia="微软雅黑" w:hAnsi="微软雅黑"/>
+                <w:b w:val="false"/>
+                <w:bCs w:val="false"/>
+                <w:i w:val="false"/>
+                <w:iCs w:val="false"/>
+                <w:color w:val="1A1A1A"/>
+                <w:sz w:val="16"/>
+                <w:szCs w:val="16"/>
+              </w:rPr>
+              <w:t xml:space="preserve">"不会。文件在本机解析。我现在就把 Wi-Fi 断了再传一次给您看。"（当场断网演一次，这一下顶十句）</w:t>
+            </w:r>
+          </w:p>
+        </w:tc>
+      </w:tr>
+      <w:tr>
+        <w:trPr>
+          <w:tblHeader w:val="false"/>
+        </w:trPr>
+        <w:tc>
+          <w:tcPr>
+            <w:tcW w:type="dxa" w:w="2900"/>
+            <w:tcMar>
+              <w:top w:type="dxa" w:w="30"/>
+              <w:left w:type="dxa" w:w="70"/>
+              <w:bottom w:type="dxa" w:w="30"/>
+              <w:right w:type="dxa" w:w="70"/>
+            </w:tcMar>
+          </w:tcPr>
+          <w:p>
+            <w:pPr>
+              <w:spacing w:after="0" w:before="0" w:line="230"/>
+            </w:pPr>
+            <w:r>
+              <w:rPr>
+                <w:rFonts w:ascii="微软雅黑" w:cs="微软雅黑" w:eastAsia="微软雅黑" w:hAnsi="微软雅黑"/>
+                <w:b w:val="false"/>
+                <w:bCs w:val="false"/>
+                <w:i w:val="false"/>
+                <w:iCs w:val="false"/>
+                <w:color w:val="1A1A1A"/>
+                <w:sz w:val="16"/>
+                <w:szCs w:val="16"/>
+              </w:rPr>
+              <w:t xml:space="preserve">"会拿我的数据去训练吗？"</w:t>
+            </w:r>
+          </w:p>
+        </w:tc>
+        <w:tc>
+          <w:tcPr>
+            <w:tcW w:type="dxa" w:w="7422"/>
+            <w:tcMar>
+              <w:top w:type="dxa" w:w="30"/>
+              <w:left w:type="dxa" w:w="70"/>
+              <w:bottom w:type="dxa" w:w="30"/>
+              <w:right w:type="dxa" w:w="70"/>
+            </w:tcMar>
+          </w:tcPr>
+          <w:p>
+            <w:pPr>
+              <w:spacing w:after="0" w:before="0" w:line="230"/>
+            </w:pPr>
+            <w:r>
+              <w:rPr>
+                <w:rFonts w:ascii="微软雅黑" w:cs="微软雅黑" w:eastAsia="微软雅黑" w:hAnsi="微软雅黑"/>
+                <w:b w:val="false"/>
+                <w:bCs w:val="false"/>
+                <w:i w:val="false"/>
+                <w:iCs w:val="false"/>
+                <w:color w:val="1A1A1A"/>
+                <w:sz w:val="16"/>
+                <w:szCs w:val="16"/>
+              </w:rPr>
+              <w:t xml:space="preserve">"私域部署这一档，数据不出您的服务器，谈不上拿出去。订阅档的条款让商务给您书面的，我这儿不口头下结论。"</w:t>
+            </w:r>
+          </w:p>
+        </w:tc>
+      </w:tr>
+      <w:tr>
+        <w:trPr>
+          <w:tblHeader w:val="false"/>
+        </w:trPr>
+        <w:tc>
+          <w:tcPr>
+            <w:tcW w:type="dxa" w:w="2900"/>
+            <w:shd w:fill="F7F9FC" w:val="clear"/>
+            <w:tcMar>
+              <w:top w:type="dxa" w:w="30"/>
+              <w:left w:type="dxa" w:w="70"/>
+              <w:bottom w:type="dxa" w:w="30"/>
+              <w:right w:type="dxa" w:w="70"/>
+            </w:tcMar>
+          </w:tcPr>
+          <w:p>
+            <w:pPr>
+              <w:spacing w:after="0" w:before="0" w:line="230"/>
+            </w:pPr>
+            <w:r>
+              <w:rPr>
+                <w:rFonts w:ascii="微软雅黑" w:cs="微软雅黑" w:eastAsia="微软雅黑" w:hAnsi="微软雅黑"/>
+                <w:b w:val="false"/>
+                <w:bCs w:val="false"/>
+                <w:i w:val="false"/>
+                <w:iCs w:val="false"/>
+                <w:color w:val="1A1A1A"/>
+                <w:sz w:val="16"/>
+                <w:szCs w:val="16"/>
+              </w:rPr>
+              <w:t xml:space="preserve">"断网真能用？"</w:t>
+            </w:r>
+          </w:p>
+        </w:tc>
+        <w:tc>
+          <w:tcPr>
+            <w:tcW w:type="dxa" w:w="7422"/>
+            <w:shd w:fill="F7F9FC" w:val="clear"/>
+            <w:tcMar>
+              <w:top w:type="dxa" w:w="30"/>
+              <w:left w:type="dxa" w:w="70"/>
+              <w:bottom w:type="dxa" w:w="30"/>
+              <w:right w:type="dxa" w:w="70"/>
+            </w:tcMar>
+          </w:tcPr>
+          <w:p>
+            <w:pPr>
+              <w:spacing w:after="0" w:before="0" w:line="230"/>
+            </w:pPr>
+            <w:r>
+              <w:rPr>
+                <w:rFonts w:ascii="微软雅黑" w:cs="微软雅黑" w:eastAsia="微软雅黑" w:hAnsi="微软雅黑"/>
+                <w:b w:val="false"/>
+                <w:bCs w:val="false"/>
+                <w:i w:val="false"/>
+                <w:iCs w:val="false"/>
+                <w:color w:val="1A1A1A"/>
+                <w:sz w:val="16"/>
+                <w:szCs w:val="16"/>
+              </w:rPr>
+              <w:t xml:space="preserve">"能。展会 Wi-Fi 三天两头挂，这套本来就是按断网设计的。"</w:t>
+            </w:r>
+          </w:p>
+        </w:tc>
+      </w:tr>
+      <w:tr>
+        <w:trPr>
+          <w:tblHeader w:val="false"/>
+        </w:trPr>
+        <w:tc>
+          <w:tcPr>
+            <w:tcW w:type="dxa" w:w="2900"/>
+            <w:tcMar>
+              <w:top w:type="dxa" w:w="30"/>
+              <w:left w:type="dxa" w:w="70"/>
+              <w:bottom w:type="dxa" w:w="30"/>
+              <w:right w:type="dxa" w:w="70"/>
+            </w:tcMar>
+          </w:tcPr>
+          <w:p>
+            <w:pPr>
+              <w:spacing w:after="0" w:before="0" w:line="230"/>
+            </w:pPr>
+            <w:r>
+              <w:rPr>
+                <w:rFonts w:ascii="微软雅黑" w:cs="微软雅黑" w:eastAsia="微软雅黑" w:hAnsi="微软雅黑"/>
+                <w:b w:val="false"/>
+                <w:bCs w:val="false"/>
+                <w:i w:val="false"/>
+                <w:iCs w:val="false"/>
+                <w:color w:val="1A1A1A"/>
+                <w:sz w:val="16"/>
+                <w:szCs w:val="16"/>
+              </w:rPr>
+              <w:t xml:space="preserve">"权限怎么分？谁能看到什么？"</w:t>
+            </w:r>
+          </w:p>
+        </w:tc>
+        <w:tc>
+          <w:tcPr>
+            <w:tcW w:type="dxa" w:w="7422"/>
+            <w:tcMar>
+              <w:top w:type="dxa" w:w="30"/>
+              <w:left w:type="dxa" w:w="70"/>
+              <w:bottom w:type="dxa" w:w="30"/>
+              <w:right w:type="dxa" w:w="70"/>
+            </w:tcMar>
+          </w:tcPr>
+          <w:p>
+            <w:pPr>
+              <w:spacing w:after="0" w:before="0" w:line="230"/>
+            </w:pPr>
+            <w:r>
+              <w:rPr>
+                <w:rFonts w:ascii="微软雅黑" w:cs="微软雅黑" w:eastAsia="微软雅黑" w:hAnsi="微软雅黑"/>
+                <w:b w:val="false"/>
+                <w:bCs w:val="false"/>
+                <w:i w:val="false"/>
+                <w:iCs w:val="false"/>
+                <w:color w:val="1A1A1A"/>
+                <w:sz w:val="16"/>
+                <w:szCs w:val="16"/>
+              </w:rPr>
+              <w:t xml:space="preserve">"这块要按您的组织结构配，我让技术给您准确答复。"</w:t>
+            </w:r>
+          </w:p>
+        </w:tc>
+      </w:tr>
+      <w:tr>
+        <w:trPr>
+          <w:tblHeader w:val="false"/>
+        </w:trPr>
+        <w:tc>
+          <w:tcPr>
+            <w:tcW w:type="dxa" w:w="2900"/>
+            <w:shd w:fill="F7F9FC" w:val="clear"/>
+            <w:tcMar>
+              <w:top w:type="dxa" w:w="30"/>
+              <w:left w:type="dxa" w:w="70"/>
+              <w:bottom w:type="dxa" w:w="30"/>
+              <w:right w:type="dxa" w:w="70"/>
+            </w:tcMar>
+          </w:tcPr>
+          <w:p>
+            <w:pPr>
+              <w:spacing w:after="0" w:before="0" w:line="230"/>
+            </w:pPr>
+            <w:r>
+              <w:rPr>
+                <w:rFonts w:ascii="微软雅黑" w:cs="微软雅黑" w:eastAsia="微软雅黑" w:hAnsi="微软雅黑"/>
+                <w:b w:val="false"/>
+                <w:bCs w:val="false"/>
+                <w:i w:val="false"/>
+                <w:iCs w:val="false"/>
+                <w:color w:val="1A1A1A"/>
+                <w:sz w:val="16"/>
+                <w:szCs w:val="16"/>
+              </w:rPr>
+              <w:t xml:space="preserve">"万一泄露了算谁的？"</w:t>
+            </w:r>
+          </w:p>
+        </w:tc>
+        <w:tc>
+          <w:tcPr>
+            <w:tcW w:type="dxa" w:w="7422"/>
+            <w:shd w:fill="F7F9FC" w:val="clear"/>
+            <w:tcMar>
+              <w:top w:type="dxa" w:w="30"/>
+              <w:left w:type="dxa" w:w="70"/>
+              <w:bottom w:type="dxa" w:w="30"/>
+              <w:right w:type="dxa" w:w="70"/>
+            </w:tcMar>
+          </w:tcPr>
+          <w:p>
+            <w:pPr>
+              <w:spacing w:after="0" w:before="0" w:line="230"/>
+            </w:pPr>
+            <w:r>
+              <w:rPr>
+                <w:rFonts w:ascii="微软雅黑" w:cs="微软雅黑" w:eastAsia="微软雅黑" w:hAnsi="微软雅黑"/>
+                <w:b w:val="false"/>
+                <w:bCs w:val="false"/>
+                <w:i w:val="false"/>
+                <w:iCs w:val="false"/>
+                <w:color w:val="1A1A1A"/>
+                <w:sz w:val="16"/>
+                <w:szCs w:val="16"/>
+              </w:rPr>
+              <w:t xml:space="preserve">"责任按合同条款走，我不当场给您结论。要把这条风险压下去，私域部署这一档就是为它准备的。"</w:t>
+            </w:r>
+          </w:p>
+        </w:tc>
+      </w:tr>
+      <w:tr>
+        <w:trPr>
+          <w:tblHeader w:val="false"/>
+        </w:trPr>
+        <w:tc>
+          <w:tcPr>
+            <w:tcW w:type="dxa" w:w="2900"/>
+            <w:tcMar>
+              <w:top w:type="dxa" w:w="30"/>
+              <w:left w:type="dxa" w:w="70"/>
+              <w:bottom w:type="dxa" w:w="30"/>
+              <w:right w:type="dxa" w:w="70"/>
+            </w:tcMar>
+          </w:tcPr>
+          <w:p>
+            <w:pPr>
+              <w:spacing w:after="0" w:before="0" w:line="230"/>
+            </w:pPr>
+            <w:r>
+              <w:rPr>
+                <w:rFonts w:ascii="微软雅黑" w:cs="微软雅黑" w:eastAsia="微软雅黑" w:hAnsi="微软雅黑"/>
+                <w:b w:val="false"/>
+                <w:bCs w:val="false"/>
+                <w:i w:val="false"/>
+                <w:iCs w:val="false"/>
+                <w:color w:val="1A1A1A"/>
+                <w:sz w:val="16"/>
+                <w:szCs w:val="16"/>
+              </w:rPr>
+              <w:t xml:space="preserve">"你们有什么资质？"</w:t>
+            </w:r>
+          </w:p>
+        </w:tc>
+        <w:tc>
+          <w:tcPr>
+            <w:tcW w:type="dxa" w:w="7422"/>
+            <w:tcMar>
+              <w:top w:type="dxa" w:w="30"/>
+              <w:left w:type="dxa" w:w="70"/>
+              <w:bottom w:type="dxa" w:w="30"/>
+              <w:right w:type="dxa" w:w="70"/>
+            </w:tcMar>
+          </w:tcPr>
+          <w:p>
+            <w:pPr>
+              <w:spacing w:after="0" w:before="0" w:line="230"/>
+            </w:pPr>
+            <w:r>
+              <w:rPr>
+                <w:rFonts w:ascii="微软雅黑" w:cs="微软雅黑" w:eastAsia="微软雅黑" w:hAnsi="微软雅黑"/>
+                <w:b w:val="false"/>
+                <w:bCs w:val="false"/>
+                <w:i w:val="false"/>
+                <w:iCs w:val="false"/>
+                <w:color w:val="1A1A1A"/>
+                <w:sz w:val="16"/>
+                <w:szCs w:val="16"/>
+              </w:rPr>
+              <w:t xml:space="preserve">"资质清单我让商务发您完整的，我这儿说不全。"</w:t>
+            </w:r>
+          </w:p>
+        </w:tc>
+      </w:tr>
+      <w:tr>
+        <w:trPr>
+          <w:tblHeader w:val="false"/>
+        </w:trPr>
+        <w:tc>
+          <w:tcPr>
+            <w:tcW w:type="dxa" w:w="2900"/>
+            <w:shd w:fill="F7F9FC" w:val="clear"/>
+            <w:tcMar>
+              <w:top w:type="dxa" w:w="30"/>
+              <w:left w:type="dxa" w:w="70"/>
+              <w:bottom w:type="dxa" w:w="30"/>
+              <w:right w:type="dxa" w:w="70"/>
+            </w:tcMar>
+          </w:tcPr>
+          <w:p>
+            <w:pPr>
+              <w:spacing w:after="0" w:before="0" w:line="230"/>
+            </w:pPr>
+            <w:r>
+              <w:rPr>
+                <w:rFonts w:ascii="微软雅黑" w:cs="微软雅黑" w:eastAsia="微软雅黑" w:hAnsi="微软雅黑"/>
+                <w:b w:val="false"/>
+                <w:bCs w:val="false"/>
+                <w:i w:val="false"/>
+                <w:iCs w:val="false"/>
+                <w:color w:val="1A1A1A"/>
+                <w:sz w:val="16"/>
+                <w:szCs w:val="16"/>
+              </w:rPr>
+              <w:t xml:space="preserve">"我们是国企 / 涉密单位。"</w:t>
+            </w:r>
+          </w:p>
+        </w:tc>
+        <w:tc>
+          <w:tcPr>
+            <w:tcW w:type="dxa" w:w="7422"/>
+            <w:shd w:fill="F7F9FC" w:val="clear"/>
+            <w:tcMar>
+              <w:top w:type="dxa" w:w="30"/>
+              <w:left w:type="dxa" w:w="70"/>
+              <w:bottom w:type="dxa" w:w="30"/>
+              <w:right w:type="dxa" w:w="70"/>
+            </w:tcMar>
+          </w:tcPr>
+          <w:p>
+            <w:pPr>
+              <w:spacing w:after="0" w:before="0" w:line="230"/>
+            </w:pPr>
+            <w:r>
+              <w:rPr>
+                <w:rFonts w:ascii="微软雅黑" w:cs="微软雅黑" w:eastAsia="微软雅黑" w:hAnsi="微软雅黑"/>
+                <w:b w:val="false"/>
+                <w:bCs w:val="false"/>
+                <w:i w:val="false"/>
+                <w:iCs w:val="false"/>
+                <w:color w:val="1A1A1A"/>
+                <w:sz w:val="16"/>
+                <w:szCs w:val="16"/>
+              </w:rPr>
+              <w:t xml:space="preserve">"那走私域部署，整套在您内网，不出网。具体到您的合规要求，我让技术上门对一次。"</w:t>
+            </w:r>
+          </w:p>
+        </w:tc>
+      </w:tr>
+    </w:tbl>
+    <w:p>
+      <w:pPr>
+        <w:pBdr>
+          <w:bottom w:val="single" w:color="B8C6E0" w:sz="6"/>
+        </w:pBdr>
+        <w:spacing w:after="50" w:before="130" w:line="250"/>
+      </w:pPr>
+      <w:r>
+        <w:rPr>
+          <w:rFonts w:ascii="微软雅黑" w:cs="微软雅黑" w:eastAsia="微软雅黑" w:hAnsi="微软雅黑"/>
+          <w:b/>
+          <w:bCs/>
+          <w:i w:val="false"/>
+          <w:iCs w:val="false"/>
+          <w:color w:val="0B3D91"/>
+          <w:sz w:val="21"/>
+          <w:szCs w:val="21"/>
+        </w:rPr>
+        <w:t xml:space="preserve">10.3 数据从哪来、怎么接进去</w:t>
+      </w:r>
+    </w:p>
+    <w:tbl>
+      <w:tblPr>
+        <w:tblW w:type="dxa" w:w="10322"/>
+        <w:tblBorders>
+          <w:top w:val="single" w:color="auto" w:sz="4"/>
+          <w:left w:val="single" w:color="auto" w:sz="4"/>
+          <w:bottom w:val="single" w:color="auto" w:sz="4"/>
+          <w:right w:val="single" w:color="auto" w:sz="4"/>
+          <w:insideH w:val="single" w:color="auto" w:sz="4"/>
+          <w:insideV w:val="single" w:color="auto" w:sz="4"/>
+        </w:tblBorders>
+      </w:tblPr>
+      <w:tblGrid>
+        <w:gridCol w:w="2900"/>
+        <w:gridCol w:w="7422"/>
+      </w:tblGrid>
+      <w:tr>
+        <w:trPr>
+          <w:tblHeader/>
+        </w:trPr>
+        <w:tc>
+          <w:tcPr>
+            <w:tcW w:type="dxa" w:w="2900"/>
+            <w:shd w:fill="E4EAF5" w:val="clear"/>
+            <w:tcMar>
+              <w:top w:type="dxa" w:w="30"/>
+              <w:left w:type="dxa" w:w="70"/>
+              <w:bottom w:type="dxa" w:w="30"/>
+              <w:right w:type="dxa" w:w="70"/>
+            </w:tcMar>
+          </w:tcPr>
+          <w:p>
+            <w:pPr>
+              <w:spacing w:after="0" w:before="0" w:line="230"/>
+            </w:pPr>
+            <w:r>
+              <w:rPr>
+                <w:rFonts w:ascii="微软雅黑" w:cs="微软雅黑" w:eastAsia="微软雅黑" w:hAnsi="微软雅黑"/>
+                <w:b/>
+                <w:bCs/>
+                <w:i w:val="false"/>
+                <w:iCs w:val="false"/>
+                <w:color w:val="1A1A1A"/>
+                <w:sz w:val="16"/>
+                <w:szCs w:val="16"/>
+              </w:rPr>
+              <w:t xml:space="preserve">客户问</w:t>
+            </w:r>
+          </w:p>
+        </w:tc>
+        <w:tc>
+          <w:tcPr>
+            <w:tcW w:type="dxa" w:w="7422"/>
+            <w:shd w:fill="E4EAF5" w:val="clear"/>
+            <w:tcMar>
+              <w:top w:type="dxa" w:w="30"/>
+              <w:left w:type="dxa" w:w="70"/>
+              <w:bottom w:type="dxa" w:w="30"/>
+              <w:right w:type="dxa" w:w="70"/>
+            </w:tcMar>
+          </w:tcPr>
+          <w:p>
+            <w:pPr>
+              <w:spacing w:after="0" w:before="0" w:line="230"/>
+            </w:pPr>
+            <w:r>
+              <w:rPr>
+                <w:rFonts w:ascii="微软雅黑" w:cs="微软雅黑" w:eastAsia="微软雅黑" w:hAnsi="微软雅黑"/>
+                <w:b/>
+                <w:bCs/>
+                <w:i w:val="false"/>
+                <w:iCs w:val="false"/>
+                <w:color w:val="1A1A1A"/>
+                <w:sz w:val="16"/>
+                <w:szCs w:val="16"/>
+              </w:rPr>
+              <w:t xml:space="preserve">你怎么答</w:t>
+            </w:r>
+          </w:p>
+        </w:tc>
+      </w:tr>
+      <w:tr>
+        <w:trPr>
+          <w:tblHeader w:val="false"/>
+        </w:trPr>
+        <w:tc>
+          <w:tcPr>
+            <w:tcW w:type="dxa" w:w="2900"/>
+            <w:tcMar>
+              <w:top w:type="dxa" w:w="30"/>
+              <w:left w:type="dxa" w:w="70"/>
+              <w:bottom w:type="dxa" w:w="30"/>
+              <w:right w:type="dxa" w:w="70"/>
+            </w:tcMar>
+          </w:tcPr>
+          <w:p>
+            <w:pPr>
+              <w:spacing w:after="0" w:before="0" w:line="230"/>
+            </w:pPr>
+            <w:r>
+              <w:rPr>
+                <w:rFonts w:ascii="微软雅黑" w:cs="微软雅黑" w:eastAsia="微软雅黑" w:hAnsi="微软雅黑"/>
+                <w:b w:val="false"/>
+                <w:bCs w:val="false"/>
+                <w:i w:val="false"/>
+                <w:iCs w:val="false"/>
+                <w:color w:val="1A1A1A"/>
+                <w:sz w:val="16"/>
+                <w:szCs w:val="16"/>
+              </w:rPr>
+              <w:t xml:space="preserve">"我们数据很乱。"</w:t>
+            </w:r>
+          </w:p>
+        </w:tc>
+        <w:tc>
+          <w:tcPr>
+            <w:tcW w:type="dxa" w:w="7422"/>
+            <w:tcMar>
+              <w:top w:type="dxa" w:w="30"/>
+              <w:left w:type="dxa" w:w="70"/>
+              <w:bottom w:type="dxa" w:w="30"/>
+              <w:right w:type="dxa" w:w="70"/>
+            </w:tcMar>
+          </w:tcPr>
+          <w:p>
+            <w:pPr>
+              <w:spacing w:after="0" w:before="0" w:line="230"/>
+            </w:pPr>
+            <w:r>
+              <w:rPr>
+                <w:rFonts w:ascii="微软雅黑" w:cs="微软雅黑" w:eastAsia="微软雅黑" w:hAnsi="微软雅黑"/>
+                <w:b w:val="false"/>
+                <w:bCs w:val="false"/>
+                <w:i w:val="false"/>
+                <w:iCs w:val="false"/>
+                <w:color w:val="1A1A1A"/>
+                <w:sz w:val="16"/>
+                <w:szCs w:val="16"/>
+              </w:rPr>
+              <w:t xml:space="preserve">"起步不用整齐。一张工资表、一本报工单、一份科目余额表就能跑。乱也没关系——您把文件扔进对话框，读不出来的列它会明说是哪几列。"</w:t>
+            </w:r>
+          </w:p>
+        </w:tc>
+      </w:tr>
+      <w:tr>
+        <w:trPr>
+          <w:tblHeader w:val="false"/>
+        </w:trPr>
+        <w:tc>
+          <w:tcPr>
+            <w:tcW w:type="dxa" w:w="2900"/>
+            <w:shd w:fill="F7F9FC" w:val="clear"/>
+            <w:tcMar>
+              <w:top w:type="dxa" w:w="30"/>
+              <w:left w:type="dxa" w:w="70"/>
+              <w:bottom w:type="dxa" w:w="30"/>
+              <w:right w:type="dxa" w:w="70"/>
+            </w:tcMar>
+          </w:tcPr>
+          <w:p>
+            <w:pPr>
+              <w:spacing w:after="0" w:before="0" w:line="230"/>
+            </w:pPr>
+            <w:r>
+              <w:rPr>
+                <w:rFonts w:ascii="微软雅黑" w:cs="微软雅黑" w:eastAsia="微软雅黑" w:hAnsi="微软雅黑"/>
+                <w:b w:val="false"/>
+                <w:bCs w:val="false"/>
+                <w:i w:val="false"/>
+                <w:iCs w:val="false"/>
+                <w:color w:val="1A1A1A"/>
+                <w:sz w:val="16"/>
+                <w:szCs w:val="16"/>
+              </w:rPr>
+              <w:t xml:space="preserve">"我们基本没什么数据。"</w:t>
+            </w:r>
+          </w:p>
+        </w:tc>
+        <w:tc>
+          <w:tcPr>
+            <w:tcW w:type="dxa" w:w="7422"/>
+            <w:shd w:fill="F7F9FC" w:val="clear"/>
+            <w:tcMar>
+              <w:top w:type="dxa" w:w="30"/>
+              <w:left w:type="dxa" w:w="70"/>
+              <w:bottom w:type="dxa" w:w="30"/>
+              <w:right w:type="dxa" w:w="70"/>
+            </w:tcMar>
+          </w:tcPr>
+          <w:p>
+            <w:pPr>
+              <w:spacing w:after="0" w:before="0" w:line="230"/>
+            </w:pPr>
+            <w:r>
+              <w:rPr>
+                <w:rFonts w:ascii="微软雅黑" w:cs="微软雅黑" w:eastAsia="微软雅黑" w:hAnsi="微软雅黑"/>
+                <w:b w:val="false"/>
+                <w:bCs w:val="false"/>
+                <w:i w:val="false"/>
+                <w:iCs w:val="false"/>
+                <w:color w:val="1A1A1A"/>
+                <w:sz w:val="16"/>
+                <w:szCs w:val="16"/>
+              </w:rPr>
+              <w:t xml:space="preserve">"那先演三个出报告的：成熟度、场景排序、ROI。那三个靠问卷和行业库就能出结果。数据是边用边攒的。"</w:t>
+            </w:r>
+          </w:p>
+        </w:tc>
+      </w:tr>
+      <w:tr>
+        <w:trPr>
+          <w:tblHeader w:val="false"/>
+        </w:trPr>
+        <w:tc>
+          <w:tcPr>
+            <w:tcW w:type="dxa" w:w="2900"/>
+            <w:tcMar>
+              <w:top w:type="dxa" w:w="30"/>
+              <w:left w:type="dxa" w:w="70"/>
+              <w:bottom w:type="dxa" w:w="30"/>
+              <w:right w:type="dxa" w:w="70"/>
+            </w:tcMar>
+          </w:tcPr>
+          <w:p>
+            <w:pPr>
+              <w:spacing w:after="0" w:before="0" w:line="230"/>
+            </w:pPr>
+            <w:r>
+              <w:rPr>
+                <w:rFonts w:ascii="微软雅黑" w:cs="微软雅黑" w:eastAsia="微软雅黑" w:hAnsi="微软雅黑"/>
+                <w:b w:val="false"/>
+                <w:bCs w:val="false"/>
+                <w:i w:val="false"/>
+                <w:iCs w:val="false"/>
+                <w:color w:val="1A1A1A"/>
+                <w:sz w:val="16"/>
+                <w:szCs w:val="16"/>
+              </w:rPr>
+              <w:t xml:space="preserve">"支持哪些格式？"</w:t>
+            </w:r>
+          </w:p>
+        </w:tc>
+        <w:tc>
+          <w:tcPr>
+            <w:tcW w:type="dxa" w:w="7422"/>
+            <w:tcMar>
+              <w:top w:type="dxa" w:w="30"/>
+              <w:left w:type="dxa" w:w="70"/>
+              <w:bottom w:type="dxa" w:w="30"/>
+              <w:right w:type="dxa" w:w="70"/>
+            </w:tcMar>
+          </w:tcPr>
+          <w:p>
+            <w:pPr>
+              <w:spacing w:after="0" w:before="0" w:line="230"/>
+            </w:pPr>
+            <w:r>
+              <w:rPr>
+                <w:rFonts w:ascii="微软雅黑" w:cs="微软雅黑" w:eastAsia="微软雅黑" w:hAnsi="微软雅黑"/>
+                <w:b w:val="false"/>
+                <w:bCs w:val="false"/>
+                <w:i w:val="false"/>
+                <w:iCs w:val="false"/>
+                <w:color w:val="1A1A1A"/>
+                <w:sz w:val="16"/>
+                <w:szCs w:val="16"/>
+              </w:rPr>
+              <w:t xml:space="preserve">"Word、Excel、PPT、PDF、邮件（.eml），还有 txt、csv、md、json。"</w:t>
+            </w:r>
+          </w:p>
+        </w:tc>
+      </w:tr>
+      <w:tr>
+        <w:trPr>
+          <w:tblHeader w:val="false"/>
+        </w:trPr>
+        <w:tc>
+          <w:tcPr>
+            <w:tcW w:type="dxa" w:w="2900"/>
+            <w:shd w:fill="F7F9FC" w:val="clear"/>
+            <w:tcMar>
+              <w:top w:type="dxa" w:w="30"/>
+              <w:left w:type="dxa" w:w="70"/>
+              <w:bottom w:type="dxa" w:w="30"/>
+              <w:right w:type="dxa" w:w="70"/>
+            </w:tcMar>
+          </w:tcPr>
+          <w:p>
+            <w:pPr>
+              <w:spacing w:after="0" w:before="0" w:line="230"/>
+            </w:pPr>
+            <w:r>
+              <w:rPr>
+                <w:rFonts w:ascii="微软雅黑" w:cs="微软雅黑" w:eastAsia="微软雅黑" w:hAnsi="微软雅黑"/>
+                <w:b w:val="false"/>
+                <w:bCs w:val="false"/>
+                <w:i w:val="false"/>
+                <w:iCs w:val="false"/>
+                <w:color w:val="1A1A1A"/>
+                <w:sz w:val="16"/>
+                <w:szCs w:val="16"/>
+              </w:rPr>
+              <w:t xml:space="preserve">"扫描件能读吗？"</w:t>
+            </w:r>
+          </w:p>
+        </w:tc>
+        <w:tc>
+          <w:tcPr>
+            <w:tcW w:type="dxa" w:w="7422"/>
+            <w:shd w:fill="F7F9FC" w:val="clear"/>
+            <w:tcMar>
+              <w:top w:type="dxa" w:w="30"/>
+              <w:left w:type="dxa" w:w="70"/>
+              <w:bottom w:type="dxa" w:w="30"/>
+              <w:right w:type="dxa" w:w="70"/>
+            </w:tcMar>
+          </w:tcPr>
+          <w:p>
+            <w:pPr>
+              <w:spacing w:after="0" w:before="0" w:line="230"/>
+            </w:pPr>
+            <w:r>
+              <w:rPr>
+                <w:rFonts w:ascii="微软雅黑" w:cs="微软雅黑" w:eastAsia="微软雅黑" w:hAnsi="微软雅黑"/>
+                <w:b w:val="false"/>
+                <w:bCs w:val="false"/>
+                <w:i w:val="false"/>
+                <w:iCs w:val="false"/>
+                <w:color w:val="1A1A1A"/>
+                <w:sz w:val="16"/>
+                <w:szCs w:val="16"/>
+              </w:rPr>
+              <w:t xml:space="preserve">"扫成图片的 PDF 没有文字层，它会如实说读不到文字。有文字层的 PDF 可以。"</w:t>
+            </w:r>
+          </w:p>
+        </w:tc>
+      </w:tr>
+      <w:tr>
+        <w:trPr>
+          <w:tblHeader w:val="false"/>
+        </w:trPr>
+        <w:tc>
+          <w:tcPr>
+            <w:tcW w:type="dxa" w:w="2900"/>
+            <w:tcMar>
+              <w:top w:type="dxa" w:w="30"/>
+              <w:left w:type="dxa" w:w="70"/>
+              <w:bottom w:type="dxa" w:w="30"/>
+              <w:right w:type="dxa" w:w="70"/>
+            </w:tcMar>
+          </w:tcPr>
+          <w:p>
+            <w:pPr>
+              <w:spacing w:after="0" w:before="0" w:line="230"/>
+            </w:pPr>
+            <w:r>
+              <w:rPr>
+                <w:rFonts w:ascii="微软雅黑" w:cs="微软雅黑" w:eastAsia="微软雅黑" w:hAnsi="微软雅黑"/>
+                <w:b w:val="false"/>
+                <w:bCs w:val="false"/>
+                <w:i w:val="false"/>
+                <w:iCs w:val="false"/>
+                <w:color w:val="1A1A1A"/>
+                <w:sz w:val="16"/>
+                <w:szCs w:val="16"/>
+              </w:rPr>
+              <w:t xml:space="preserve">"要先改我们的流程吗？"</w:t>
+            </w:r>
+          </w:p>
+        </w:tc>
+        <w:tc>
+          <w:tcPr>
+            <w:tcW w:type="dxa" w:w="7422"/>
+            <w:tcMar>
+              <w:top w:type="dxa" w:w="30"/>
+              <w:left w:type="dxa" w:w="70"/>
+              <w:bottom w:type="dxa" w:w="30"/>
+              <w:right w:type="dxa" w:w="70"/>
+            </w:tcMar>
+          </w:tcPr>
+          <w:p>
+            <w:pPr>
+              <w:spacing w:after="0" w:before="0" w:line="230"/>
+            </w:pPr>
+            <w:r>
+              <w:rPr>
+                <w:rFonts w:ascii="微软雅黑" w:cs="微软雅黑" w:eastAsia="微软雅黑" w:hAnsi="微软雅黑"/>
+                <w:b w:val="false"/>
+                <w:bCs w:val="false"/>
+                <w:i w:val="false"/>
+                <w:iCs w:val="false"/>
+                <w:color w:val="1A1A1A"/>
+                <w:sz w:val="16"/>
+                <w:szCs w:val="16"/>
+              </w:rPr>
+              <w:t xml:space="preserve">"不用。它读您现在的数，给判断和建议。流程动不动，是您看完建议再决定的事。"</w:t>
+            </w:r>
+          </w:p>
+        </w:tc>
+      </w:tr>
+      <w:tr>
+        <w:trPr>
+          <w:tblHeader w:val="false"/>
+        </w:trPr>
+        <w:tc>
+          <w:tcPr>
+            <w:tcW w:type="dxa" w:w="2900"/>
+            <w:shd w:fill="F7F9FC" w:val="clear"/>
+            <w:tcMar>
+              <w:top w:type="dxa" w:w="30"/>
+              <w:left w:type="dxa" w:w="70"/>
+              <w:bottom w:type="dxa" w:w="30"/>
+              <w:right w:type="dxa" w:w="70"/>
+            </w:tcMar>
+          </w:tcPr>
+          <w:p>
+            <w:pPr>
+              <w:spacing w:after="0" w:before="0" w:line="230"/>
+            </w:pPr>
+            <w:r>
+              <w:rPr>
+                <w:rFonts w:ascii="微软雅黑" w:cs="微软雅黑" w:eastAsia="微软雅黑" w:hAnsi="微软雅黑"/>
+                <w:b w:val="false"/>
+                <w:bCs w:val="false"/>
+                <w:i w:val="false"/>
+                <w:iCs w:val="false"/>
+                <w:color w:val="1A1A1A"/>
+                <w:sz w:val="16"/>
+                <w:szCs w:val="16"/>
+              </w:rPr>
+              <w:t xml:space="preserve">"能对接我们的 ERP / OA 吗？"</w:t>
+            </w:r>
+          </w:p>
+        </w:tc>
+        <w:tc>
+          <w:tcPr>
+            <w:tcW w:type="dxa" w:w="7422"/>
+            <w:shd w:fill="F7F9FC" w:val="clear"/>
+            <w:tcMar>
+              <w:top w:type="dxa" w:w="30"/>
+              <w:left w:type="dxa" w:w="70"/>
+              <w:bottom w:type="dxa" w:w="30"/>
+              <w:right w:type="dxa" w:w="70"/>
+            </w:tcMar>
+          </w:tcPr>
+          <w:p>
+            <w:pPr>
+              <w:spacing w:after="0" w:before="0" w:line="230"/>
+            </w:pPr>
+            <w:r>
+              <w:rPr>
+                <w:rFonts w:ascii="微软雅黑" w:cs="微软雅黑" w:eastAsia="微软雅黑" w:hAnsi="微软雅黑"/>
+                <w:b w:val="false"/>
+                <w:bCs w:val="false"/>
+                <w:i w:val="false"/>
+                <w:iCs w:val="false"/>
+                <w:color w:val="1A1A1A"/>
+                <w:sz w:val="16"/>
+                <w:szCs w:val="16"/>
+              </w:rPr>
+              <w:t xml:space="preserve">"能读您那边出的数。接法技术有六种形态，按您那套系统选一种。"</w:t>
+            </w:r>
+          </w:p>
+        </w:tc>
+      </w:tr>
+      <w:tr>
+        <w:trPr>
+          <w:tblHeader w:val="false"/>
+        </w:trPr>
+        <w:tc>
+          <w:tcPr>
+            <w:tcW w:type="dxa" w:w="2900"/>
+            <w:tcMar>
+              <w:top w:type="dxa" w:w="30"/>
+              <w:left w:type="dxa" w:w="70"/>
+              <w:bottom w:type="dxa" w:w="30"/>
+              <w:right w:type="dxa" w:w="70"/>
+            </w:tcMar>
+          </w:tcPr>
+          <w:p>
+            <w:pPr>
+              <w:spacing w:after="0" w:before="0" w:line="230"/>
+            </w:pPr>
+            <w:r>
+              <w:rPr>
+                <w:rFonts w:ascii="微软雅黑" w:cs="微软雅黑" w:eastAsia="微软雅黑" w:hAnsi="微软雅黑"/>
+                <w:b w:val="false"/>
+                <w:bCs w:val="false"/>
+                <w:i w:val="false"/>
+                <w:iCs w:val="false"/>
+                <w:color w:val="1A1A1A"/>
+                <w:sz w:val="16"/>
+                <w:szCs w:val="16"/>
+              </w:rPr>
+              <w:t xml:space="preserve">"要导几年的历史数据？"</w:t>
+            </w:r>
+          </w:p>
+        </w:tc>
+        <w:tc>
+          <w:tcPr>
+            <w:tcW w:type="dxa" w:w="7422"/>
+            <w:tcMar>
+              <w:top w:type="dxa" w:w="30"/>
+              <w:left w:type="dxa" w:w="70"/>
+              <w:bottom w:type="dxa" w:w="30"/>
+              <w:right w:type="dxa" w:w="70"/>
+            </w:tcMar>
+          </w:tcPr>
+          <w:p>
+            <w:pPr>
+              <w:spacing w:after="0" w:before="0" w:line="230"/>
+            </w:pPr>
+            <w:r>
+              <w:rPr>
+                <w:rFonts w:ascii="微软雅黑" w:cs="微软雅黑" w:eastAsia="微软雅黑" w:hAnsi="微软雅黑"/>
+                <w:b w:val="false"/>
+                <w:bCs w:val="false"/>
+                <w:i w:val="false"/>
+                <w:iCs w:val="false"/>
+                <w:color w:val="1A1A1A"/>
+                <w:sz w:val="16"/>
+                <w:szCs w:val="16"/>
+              </w:rPr>
+              <w:t xml:space="preserve">"跑起来不用久。比如现金预测看的是未来 13 周，靠在手订单和应收应付，不靠三年历史。"</w:t>
+            </w:r>
+          </w:p>
+        </w:tc>
+      </w:tr>
+      <w:tr>
+        <w:trPr>
+          <w:tblHeader w:val="false"/>
+        </w:trPr>
+        <w:tc>
+          <w:tcPr>
+            <w:tcW w:type="dxa" w:w="2900"/>
+            <w:shd w:fill="F7F9FC" w:val="clear"/>
+            <w:tcMar>
+              <w:top w:type="dxa" w:w="30"/>
+              <w:left w:type="dxa" w:w="70"/>
+              <w:bottom w:type="dxa" w:w="30"/>
+              <w:right w:type="dxa" w:w="70"/>
+            </w:tcMar>
+          </w:tcPr>
+          <w:p>
+            <w:pPr>
+              <w:spacing w:after="0" w:before="0" w:line="230"/>
+            </w:pPr>
+            <w:r>
+              <w:rPr>
+                <w:rFonts w:ascii="微软雅黑" w:cs="微软雅黑" w:eastAsia="微软雅黑" w:hAnsi="微软雅黑"/>
+                <w:b w:val="false"/>
+                <w:bCs w:val="false"/>
+                <w:i w:val="false"/>
+                <w:iCs w:val="false"/>
+                <w:color w:val="1A1A1A"/>
+                <w:sz w:val="16"/>
+                <w:szCs w:val="16"/>
+              </w:rPr>
+              <w:t xml:space="preserve">"导错了怎么办？"</w:t>
+            </w:r>
+          </w:p>
+        </w:tc>
+        <w:tc>
+          <w:tcPr>
+            <w:tcW w:type="dxa" w:w="7422"/>
+            <w:shd w:fill="F7F9FC" w:val="clear"/>
+            <w:tcMar>
+              <w:top w:type="dxa" w:w="30"/>
+              <w:left w:type="dxa" w:w="70"/>
+              <w:bottom w:type="dxa" w:w="30"/>
+              <w:right w:type="dxa" w:w="70"/>
+            </w:tcMar>
+          </w:tcPr>
+          <w:p>
+            <w:pPr>
+              <w:spacing w:after="0" w:before="0" w:line="230"/>
+            </w:pPr>
+            <w:r>
+              <w:rPr>
+                <w:rFonts w:ascii="微软雅黑" w:cs="微软雅黑" w:eastAsia="微软雅黑" w:hAnsi="微软雅黑"/>
+                <w:b w:val="false"/>
+                <w:bCs w:val="false"/>
+                <w:i w:val="false"/>
+                <w:iCs w:val="false"/>
+                <w:color w:val="1A1A1A"/>
+                <w:sz w:val="16"/>
+                <w:szCs w:val="16"/>
+              </w:rPr>
+              <w:t xml:space="preserve">"重导一份就行。每次导入都登记成一个批次，屏上看得到是哪一批，翻得回去。"</w:t>
+            </w:r>
+          </w:p>
+        </w:tc>
+      </w:tr>
+    </w:tbl>
+    <w:p>
+      <w:pPr>
+        <w:pBdr>
+          <w:bottom w:val="single" w:color="B8C6E0" w:sz="6"/>
+        </w:pBdr>
+        <w:spacing w:after="50" w:before="130" w:line="250"/>
+      </w:pPr>
+      <w:r>
+        <w:rPr>
+          <w:rFonts w:ascii="微软雅黑" w:cs="微软雅黑" w:eastAsia="微软雅黑" w:hAnsi="微软雅黑"/>
+          <w:b/>
+          <w:bCs/>
+          <w:i w:val="false"/>
+          <w:iCs w:val="false"/>
+          <w:color w:val="0B3D91"/>
+          <w:sz w:val="21"/>
+          <w:szCs w:val="21"/>
+        </w:rPr>
+        <w:t xml:space="preserve">10.4 算得准不准、出了事算谁的</w:t>
+      </w:r>
+    </w:p>
+    <w:tbl>
+      <w:tblPr>
+        <w:tblW w:type="dxa" w:w="10322"/>
+        <w:tblBorders>
+          <w:top w:val="single" w:color="auto" w:sz="4"/>
+          <w:left w:val="single" w:color="auto" w:sz="4"/>
+          <w:bottom w:val="single" w:color="auto" w:sz="4"/>
+          <w:right w:val="single" w:color="auto" w:sz="4"/>
+          <w:insideH w:val="single" w:color="auto" w:sz="4"/>
+          <w:insideV w:val="single" w:color="auto" w:sz="4"/>
+        </w:tblBorders>
+      </w:tblPr>
+      <w:tblGrid>
+        <w:gridCol w:w="2900"/>
+        <w:gridCol w:w="7422"/>
+      </w:tblGrid>
+      <w:tr>
+        <w:trPr>
+          <w:tblHeader/>
+        </w:trPr>
+        <w:tc>
+          <w:tcPr>
+            <w:tcW w:type="dxa" w:w="2900"/>
+            <w:shd w:fill="E4EAF5" w:val="clear"/>
+            <w:tcMar>
+              <w:top w:type="dxa" w:w="30"/>
+              <w:left w:type="dxa" w:w="70"/>
+              <w:bottom w:type="dxa" w:w="30"/>
+              <w:right w:type="dxa" w:w="70"/>
+            </w:tcMar>
+          </w:tcPr>
+          <w:p>
+            <w:pPr>
+              <w:spacing w:after="0" w:before="0" w:line="230"/>
+            </w:pPr>
+            <w:r>
+              <w:rPr>
+                <w:rFonts w:ascii="微软雅黑" w:cs="微软雅黑" w:eastAsia="微软雅黑" w:hAnsi="微软雅黑"/>
+                <w:b/>
+                <w:bCs/>
+                <w:i w:val="false"/>
+                <w:iCs w:val="false"/>
+                <w:color w:val="1A1A1A"/>
+                <w:sz w:val="16"/>
+                <w:szCs w:val="16"/>
+              </w:rPr>
+              <w:t xml:space="preserve">客户问</w:t>
+            </w:r>
+          </w:p>
+        </w:tc>
+        <w:tc>
+          <w:tcPr>
+            <w:tcW w:type="dxa" w:w="7422"/>
+            <w:shd w:fill="E4EAF5" w:val="clear"/>
+            <w:tcMar>
+              <w:top w:type="dxa" w:w="30"/>
+              <w:left w:type="dxa" w:w="70"/>
+              <w:bottom w:type="dxa" w:w="30"/>
+              <w:right w:type="dxa" w:w="70"/>
+            </w:tcMar>
+          </w:tcPr>
+          <w:p>
+            <w:pPr>
+              <w:spacing w:after="0" w:before="0" w:line="230"/>
+            </w:pPr>
+            <w:r>
+              <w:rPr>
+                <w:rFonts w:ascii="微软雅黑" w:cs="微软雅黑" w:eastAsia="微软雅黑" w:hAnsi="微软雅黑"/>
+                <w:b/>
+                <w:bCs/>
+                <w:i w:val="false"/>
+                <w:iCs w:val="false"/>
+                <w:color w:val="1A1A1A"/>
+                <w:sz w:val="16"/>
+                <w:szCs w:val="16"/>
+              </w:rPr>
+              <w:t xml:space="preserve">你怎么答</w:t>
+            </w:r>
+          </w:p>
+        </w:tc>
+      </w:tr>
+      <w:tr>
+        <w:trPr>
+          <w:tblHeader w:val="false"/>
+        </w:trPr>
+        <w:tc>
+          <w:tcPr>
+            <w:tcW w:type="dxa" w:w="2900"/>
+            <w:tcMar>
+              <w:top w:type="dxa" w:w="30"/>
+              <w:left w:type="dxa" w:w="70"/>
+              <w:bottom w:type="dxa" w:w="30"/>
+              <w:right w:type="dxa" w:w="70"/>
+            </w:tcMar>
+          </w:tcPr>
+          <w:p>
+            <w:pPr>
+              <w:spacing w:after="0" w:before="0" w:line="230"/>
+            </w:pPr>
+            <w:r>
+              <w:rPr>
+                <w:rFonts w:ascii="微软雅黑" w:cs="微软雅黑" w:eastAsia="微软雅黑" w:hAnsi="微软雅黑"/>
+                <w:b w:val="false"/>
+                <w:bCs w:val="false"/>
+                <w:i w:val="false"/>
+                <w:iCs w:val="false"/>
+                <w:color w:val="1A1A1A"/>
+                <w:sz w:val="16"/>
+                <w:szCs w:val="16"/>
+              </w:rPr>
+              <w:t xml:space="preserve">"它算得准吗？"</w:t>
+            </w:r>
+          </w:p>
+        </w:tc>
+        <w:tc>
+          <w:tcPr>
+            <w:tcW w:type="dxa" w:w="7422"/>
+            <w:tcMar>
+              <w:top w:type="dxa" w:w="30"/>
+              <w:left w:type="dxa" w:w="70"/>
+              <w:bottom w:type="dxa" w:w="30"/>
+              <w:right w:type="dxa" w:w="70"/>
+            </w:tcMar>
+          </w:tcPr>
+          <w:p>
+            <w:pPr>
+              <w:spacing w:after="0" w:before="0" w:line="230"/>
+            </w:pPr>
+            <w:r>
+              <w:rPr>
+                <w:rFonts w:ascii="微软雅黑" w:cs="微软雅黑" w:eastAsia="微软雅黑" w:hAnsi="微软雅黑"/>
+                <w:b w:val="false"/>
+                <w:bCs w:val="false"/>
+                <w:i w:val="false"/>
+                <w:iCs w:val="false"/>
+                <w:color w:val="1A1A1A"/>
+                <w:sz w:val="16"/>
+                <w:szCs w:val="16"/>
+              </w:rPr>
+              <w:t xml:space="preserve">"每一个结论都能点开看算法路径和原始数据。比如决策模块的归因用的是连环替代法，一步步摊开给您看，不是黑箱。"</w:t>
+            </w:r>
+          </w:p>
+        </w:tc>
+      </w:tr>
+      <w:tr>
+        <w:trPr>
+          <w:tblHeader w:val="false"/>
+        </w:trPr>
+        <w:tc>
+          <w:tcPr>
+            <w:tcW w:type="dxa" w:w="2900"/>
+            <w:shd w:fill="F7F9FC" w:val="clear"/>
+            <w:tcMar>
+              <w:top w:type="dxa" w:w="30"/>
+              <w:left w:type="dxa" w:w="70"/>
+              <w:bottom w:type="dxa" w:w="30"/>
+              <w:right w:type="dxa" w:w="70"/>
+            </w:tcMar>
+          </w:tcPr>
+          <w:p>
+            <w:pPr>
+              <w:spacing w:after="0" w:before="0" w:line="230"/>
+            </w:pPr>
+            <w:r>
+              <w:rPr>
+                <w:rFonts w:ascii="微软雅黑" w:cs="微软雅黑" w:eastAsia="微软雅黑" w:hAnsi="微软雅黑"/>
+                <w:b w:val="false"/>
+                <w:bCs w:val="false"/>
+                <w:i w:val="false"/>
+                <w:iCs w:val="false"/>
+                <w:color w:val="1A1A1A"/>
+                <w:sz w:val="16"/>
+                <w:szCs w:val="16"/>
+              </w:rPr>
+              <w:t xml:space="preserve">"AI 算错了谁负责？"</w:t>
+            </w:r>
+          </w:p>
+        </w:tc>
+        <w:tc>
+          <w:tcPr>
+            <w:tcW w:type="dxa" w:w="7422"/>
+            <w:shd w:fill="F7F9FC" w:val="clear"/>
+            <w:tcMar>
+              <w:top w:type="dxa" w:w="30"/>
+              <w:left w:type="dxa" w:w="70"/>
+              <w:bottom w:type="dxa" w:w="30"/>
+              <w:right w:type="dxa" w:w="70"/>
+            </w:tcMar>
+          </w:tcPr>
+          <w:p>
+            <w:pPr>
+              <w:spacing w:after="0" w:before="0" w:line="230"/>
+            </w:pPr>
+            <w:r>
+              <w:rPr>
+                <w:rFonts w:ascii="微软雅黑" w:cs="微软雅黑" w:eastAsia="微软雅黑" w:hAnsi="微软雅黑"/>
+                <w:b w:val="false"/>
+                <w:bCs w:val="false"/>
+                <w:i w:val="false"/>
+                <w:iCs w:val="false"/>
+                <w:color w:val="1A1A1A"/>
+                <w:sz w:val="16"/>
+                <w:szCs w:val="16"/>
+              </w:rPr>
+              <w:t xml:space="preserve">"它不替您拍板，它把依据摆出来让您拍板。所以屏上每个数都点得下去。"</w:t>
+            </w:r>
+          </w:p>
+        </w:tc>
+      </w:tr>
+      <w:tr>
+        <w:trPr>
+          <w:tblHeader w:val="false"/>
+        </w:trPr>
+        <w:tc>
+          <w:tcPr>
+            <w:tcW w:type="dxa" w:w="2900"/>
+            <w:tcMar>
+              <w:top w:type="dxa" w:w="30"/>
+              <w:left w:type="dxa" w:w="70"/>
+              <w:bottom w:type="dxa" w:w="30"/>
+              <w:right w:type="dxa" w:w="70"/>
+            </w:tcMar>
+          </w:tcPr>
+          <w:p>
+            <w:pPr>
+              <w:spacing w:after="0" w:before="0" w:line="230"/>
+            </w:pPr>
+            <w:r>
+              <w:rPr>
+                <w:rFonts w:ascii="微软雅黑" w:cs="微软雅黑" w:eastAsia="微软雅黑" w:hAnsi="微软雅黑"/>
+                <w:b w:val="false"/>
+                <w:bCs w:val="false"/>
+                <w:i w:val="false"/>
+                <w:iCs w:val="false"/>
+                <w:color w:val="1A1A1A"/>
+                <w:sz w:val="16"/>
+                <w:szCs w:val="16"/>
+              </w:rPr>
+              <w:t xml:space="preserve">"能帮我省多少钱？"</w:t>
+            </w:r>
+          </w:p>
+        </w:tc>
+        <w:tc>
+          <w:tcPr>
+            <w:tcW w:type="dxa" w:w="7422"/>
+            <w:tcMar>
+              <w:top w:type="dxa" w:w="30"/>
+              <w:left w:type="dxa" w:w="70"/>
+              <w:bottom w:type="dxa" w:w="30"/>
+              <w:right w:type="dxa" w:w="70"/>
+            </w:tcMar>
+          </w:tcPr>
+          <w:p>
+            <w:pPr>
+              <w:spacing w:after="0" w:before="0" w:line="230"/>
+            </w:pPr>
+            <w:r>
+              <w:rPr>
+                <w:rFonts w:ascii="微软雅黑" w:cs="微软雅黑" w:eastAsia="微软雅黑" w:hAnsi="微软雅黑"/>
+                <w:b w:val="false"/>
+                <w:bCs w:val="false"/>
+                <w:i w:val="false"/>
+                <w:iCs w:val="false"/>
+                <w:color w:val="1A1A1A"/>
+                <w:sz w:val="16"/>
+                <w:szCs w:val="16"/>
+              </w:rPr>
+              <w:t xml:space="preserve">"屏上这个数是按范本企业的数算的。您的情况要跑一遍才知道，我不给您拍一个百分比。"</w:t>
+            </w:r>
+          </w:p>
+        </w:tc>
+      </w:tr>
+      <w:tr>
+        <w:trPr>
+          <w:tblHeader w:val="false"/>
+        </w:trPr>
+        <w:tc>
+          <w:tcPr>
+            <w:tcW w:type="dxa" w:w="2900"/>
+            <w:shd w:fill="F7F9FC" w:val="clear"/>
+            <w:tcMar>
+              <w:top w:type="dxa" w:w="30"/>
+              <w:left w:type="dxa" w:w="70"/>
+              <w:bottom w:type="dxa" w:w="30"/>
+              <w:right w:type="dxa" w:w="70"/>
+            </w:tcMar>
+          </w:tcPr>
+          <w:p>
+            <w:pPr>
+              <w:spacing w:after="0" w:before="0" w:line="230"/>
+            </w:pPr>
+            <w:r>
+              <w:rPr>
+                <w:rFonts w:ascii="微软雅黑" w:cs="微软雅黑" w:eastAsia="微软雅黑" w:hAnsi="微软雅黑"/>
+                <w:b w:val="false"/>
+                <w:bCs w:val="false"/>
+                <w:i w:val="false"/>
+                <w:iCs w:val="false"/>
+                <w:color w:val="1A1A1A"/>
+                <w:sz w:val="16"/>
+                <w:szCs w:val="16"/>
+              </w:rPr>
+              <w:t xml:space="preserve">"多久能见效？"</w:t>
+            </w:r>
+          </w:p>
+        </w:tc>
+        <w:tc>
+          <w:tcPr>
+            <w:tcW w:type="dxa" w:w="7422"/>
+            <w:shd w:fill="F7F9FC" w:val="clear"/>
+            <w:tcMar>
+              <w:top w:type="dxa" w:w="30"/>
+              <w:left w:type="dxa" w:w="70"/>
+              <w:bottom w:type="dxa" w:w="30"/>
+              <w:right w:type="dxa" w:w="70"/>
+            </w:tcMar>
+          </w:tcPr>
+          <w:p>
+            <w:pPr>
+              <w:spacing w:after="0" w:before="0" w:line="230"/>
+            </w:pPr>
+            <w:r>
+              <w:rPr>
+                <w:rFonts w:ascii="微软雅黑" w:cs="微软雅黑" w:eastAsia="微软雅黑" w:hAnsi="微软雅黑"/>
+                <w:b w:val="false"/>
+                <w:bCs w:val="false"/>
+                <w:i w:val="false"/>
+                <w:iCs w:val="false"/>
+                <w:color w:val="1A1A1A"/>
+                <w:sz w:val="16"/>
+                <w:szCs w:val="16"/>
+              </w:rPr>
+              <w:t xml:space="preserve">"看从哪个模块起。插单模拟、合同审查这种当天就有用；归因和 ROI 这种得攒一两个月数据才稳。"</w:t>
+            </w:r>
+          </w:p>
+        </w:tc>
+      </w:tr>
+      <w:tr>
+        <w:trPr>
+          <w:tblHeader w:val="false"/>
+        </w:trPr>
+        <w:tc>
+          <w:tcPr>
+            <w:tcW w:type="dxa" w:w="2900"/>
+            <w:tcMar>
+              <w:top w:type="dxa" w:w="30"/>
+              <w:left w:type="dxa" w:w="70"/>
+              <w:bottom w:type="dxa" w:w="30"/>
+              <w:right w:type="dxa" w:w="70"/>
+            </w:tcMar>
+          </w:tcPr>
+          <w:p>
+            <w:pPr>
+              <w:spacing w:after="0" w:before="0" w:line="230"/>
+            </w:pPr>
+            <w:r>
+              <w:rPr>
+                <w:rFonts w:ascii="微软雅黑" w:cs="微软雅黑" w:eastAsia="微软雅黑" w:hAnsi="微软雅黑"/>
+                <w:b w:val="false"/>
+                <w:bCs w:val="false"/>
+                <w:i w:val="false"/>
+                <w:iCs w:val="false"/>
+                <w:color w:val="1A1A1A"/>
+                <w:sz w:val="16"/>
+                <w:szCs w:val="16"/>
+              </w:rPr>
+              <w:t xml:space="preserve">"跟我们老师傅的经验比呢？"</w:t>
+            </w:r>
+          </w:p>
+        </w:tc>
+        <w:tc>
+          <w:tcPr>
+            <w:tcW w:type="dxa" w:w="7422"/>
+            <w:tcMar>
+              <w:top w:type="dxa" w:w="30"/>
+              <w:left w:type="dxa" w:w="70"/>
+              <w:bottom w:type="dxa" w:w="30"/>
+              <w:right w:type="dxa" w:w="70"/>
+            </w:tcMar>
+          </w:tcPr>
+          <w:p>
+            <w:pPr>
+              <w:spacing w:after="0" w:before="0" w:line="230"/>
+            </w:pPr>
+            <w:r>
+              <w:rPr>
+                <w:rFonts w:ascii="微软雅黑" w:cs="微软雅黑" w:eastAsia="微软雅黑" w:hAnsi="微软雅黑"/>
+                <w:b w:val="false"/>
+                <w:bCs w:val="false"/>
+                <w:i w:val="false"/>
+                <w:iCs w:val="false"/>
+                <w:color w:val="1A1A1A"/>
+                <w:sz w:val="16"/>
+                <w:szCs w:val="16"/>
+              </w:rPr>
+              <w:t xml:space="preserve">"不跟老师傅比。合同必备条款它每一份都逐条核一遍，人看到第五份就容易漏——它补的是这一段。"</w:t>
+            </w:r>
+          </w:p>
+        </w:tc>
+      </w:tr>
+      <w:tr>
+        <w:trPr>
+          <w:tblHeader w:val="false"/>
+        </w:trPr>
+        <w:tc>
+          <w:tcPr>
+            <w:tcW w:type="dxa" w:w="2900"/>
+            <w:shd w:fill="F7F9FC" w:val="clear"/>
+            <w:tcMar>
+              <w:top w:type="dxa" w:w="30"/>
+              <w:left w:type="dxa" w:w="70"/>
+              <w:bottom w:type="dxa" w:w="30"/>
+              <w:right w:type="dxa" w:w="70"/>
+            </w:tcMar>
+          </w:tcPr>
+          <w:p>
+            <w:pPr>
+              <w:spacing w:after="0" w:before="0" w:line="230"/>
+            </w:pPr>
+            <w:r>
+              <w:rPr>
+                <w:rFonts w:ascii="微软雅黑" w:cs="微软雅黑" w:eastAsia="微软雅黑" w:hAnsi="微软雅黑"/>
+                <w:b w:val="false"/>
+                <w:bCs w:val="false"/>
+                <w:i w:val="false"/>
+                <w:iCs w:val="false"/>
+                <w:color w:val="1A1A1A"/>
+                <w:sz w:val="16"/>
+                <w:szCs w:val="16"/>
+              </w:rPr>
+              <w:t xml:space="preserve">"员工会不会抵触？"</w:t>
+            </w:r>
+          </w:p>
+        </w:tc>
+        <w:tc>
+          <w:tcPr>
+            <w:tcW w:type="dxa" w:w="7422"/>
+            <w:shd w:fill="F7F9FC" w:val="clear"/>
+            <w:tcMar>
+              <w:top w:type="dxa" w:w="30"/>
+              <w:left w:type="dxa" w:w="70"/>
+              <w:bottom w:type="dxa" w:w="30"/>
+              <w:right w:type="dxa" w:w="70"/>
+            </w:tcMar>
+          </w:tcPr>
+          <w:p>
+            <w:pPr>
+              <w:spacing w:after="0" w:before="0" w:line="230"/>
+            </w:pPr>
+            <w:r>
+              <w:rPr>
+                <w:rFonts w:ascii="微软雅黑" w:cs="微软雅黑" w:eastAsia="微软雅黑" w:hAnsi="微软雅黑"/>
+                <w:b w:val="false"/>
+                <w:bCs w:val="false"/>
+                <w:i w:val="false"/>
+                <w:iCs w:val="false"/>
+                <w:color w:val="1A1A1A"/>
+                <w:sz w:val="16"/>
+                <w:szCs w:val="16"/>
+              </w:rPr>
+              <w:t xml:space="preserve">"它出的是派工单、跟进计划、整改清单，班组长看得懂，照着做就行。把人从重复核对里挪出来，岗位不动。"</w:t>
+            </w:r>
+          </w:p>
+        </w:tc>
+      </w:tr>
+      <w:tr>
+        <w:trPr>
+          <w:tblHeader w:val="false"/>
+        </w:trPr>
+        <w:tc>
+          <w:tcPr>
+            <w:tcW w:type="dxa" w:w="2900"/>
+            <w:tcMar>
+              <w:top w:type="dxa" w:w="30"/>
+              <w:left w:type="dxa" w:w="70"/>
+              <w:bottom w:type="dxa" w:w="30"/>
+              <w:right w:type="dxa" w:w="70"/>
+            </w:tcMar>
+          </w:tcPr>
+          <w:p>
+            <w:pPr>
+              <w:spacing w:after="0" w:before="0" w:line="230"/>
+            </w:pPr>
+            <w:r>
+              <w:rPr>
+                <w:rFonts w:ascii="微软雅黑" w:cs="微软雅黑" w:eastAsia="微软雅黑" w:hAnsi="微软雅黑"/>
+                <w:b w:val="false"/>
+                <w:bCs w:val="false"/>
+                <w:i w:val="false"/>
+                <w:iCs w:val="false"/>
+                <w:color w:val="1A1A1A"/>
+                <w:sz w:val="16"/>
+                <w:szCs w:val="16"/>
+              </w:rPr>
+              <w:t xml:space="preserve">"老板要的是拍板依据。"</w:t>
+            </w:r>
+          </w:p>
+        </w:tc>
+        <w:tc>
+          <w:tcPr>
+            <w:tcW w:type="dxa" w:w="7422"/>
+            <w:tcMar>
+              <w:top w:type="dxa" w:w="30"/>
+              <w:left w:type="dxa" w:w="70"/>
+              <w:bottom w:type="dxa" w:w="30"/>
+              <w:right w:type="dxa" w:w="70"/>
+            </w:tcMar>
+          </w:tcPr>
+          <w:p>
+            <w:pPr>
+              <w:spacing w:after="0" w:before="0" w:line="230"/>
+            </w:pPr>
+            <w:r>
+              <w:rPr>
+                <w:rFonts w:ascii="微软雅黑" w:cs="微软雅黑" w:eastAsia="微软雅黑" w:hAnsi="微软雅黑"/>
+                <w:b w:val="false"/>
+                <w:bCs w:val="false"/>
+                <w:i w:val="false"/>
+                <w:iCs w:val="false"/>
+                <w:color w:val="1A1A1A"/>
+                <w:sz w:val="16"/>
+                <w:szCs w:val="16"/>
+              </w:rPr>
+              <w:t xml:space="preserve">"决策模块出的就是三套方案对比加审批留痕加执行复盘。您现在就能看到那三套方案。"</w:t>
+            </w:r>
+          </w:p>
+        </w:tc>
+      </w:tr>
+    </w:tbl>
+    <w:p>
+      <w:pPr>
+        <w:pBdr>
+          <w:bottom w:val="single" w:color="B8C6E0" w:sz="6"/>
+        </w:pBdr>
+        <w:spacing w:after="50" w:before="130" w:line="250"/>
+      </w:pPr>
+      <w:r>
+        <w:rPr>
+          <w:rFonts w:ascii="微软雅黑" w:cs="微软雅黑" w:eastAsia="微软雅黑" w:hAnsi="微软雅黑"/>
+          <w:b/>
+          <w:bCs/>
+          <w:i w:val="false"/>
+          <w:iCs w:val="false"/>
+          <w:color w:val="0B3D91"/>
+          <w:sz w:val="21"/>
+          <w:szCs w:val="21"/>
+        </w:rPr>
+        <w:t xml:space="preserve">10.5 价格、积分、合同</w:t>
+      </w:r>
+    </w:p>
+    <w:tbl>
+      <w:tblPr>
+        <w:tblW w:type="dxa" w:w="10322"/>
+        <w:tblBorders>
+          <w:top w:val="single" w:color="auto" w:sz="4"/>
+          <w:left w:val="single" w:color="auto" w:sz="4"/>
+          <w:bottom w:val="single" w:color="auto" w:sz="4"/>
+          <w:right w:val="single" w:color="auto" w:sz="4"/>
+          <w:insideH w:val="single" w:color="auto" w:sz="4"/>
+          <w:insideV w:val="single" w:color="auto" w:sz="4"/>
+        </w:tblBorders>
+      </w:tblPr>
+      <w:tblGrid>
+        <w:gridCol w:w="2900"/>
+        <w:gridCol w:w="7422"/>
+      </w:tblGrid>
+      <w:tr>
+        <w:trPr>
+          <w:tblHeader/>
+        </w:trPr>
+        <w:tc>
+          <w:tcPr>
+            <w:tcW w:type="dxa" w:w="2900"/>
+            <w:shd w:fill="E4EAF5" w:val="clear"/>
+            <w:tcMar>
+              <w:top w:type="dxa" w:w="30"/>
+              <w:left w:type="dxa" w:w="70"/>
+              <w:bottom w:type="dxa" w:w="30"/>
+              <w:right w:type="dxa" w:w="70"/>
+            </w:tcMar>
+          </w:tcPr>
+          <w:p>
+            <w:pPr>
+              <w:spacing w:after="0" w:before="0" w:line="230"/>
+            </w:pPr>
+            <w:r>
+              <w:rPr>
+                <w:rFonts w:ascii="微软雅黑" w:cs="微软雅黑" w:eastAsia="微软雅黑" w:hAnsi="微软雅黑"/>
+                <w:b/>
+                <w:bCs/>
+                <w:i w:val="false"/>
+                <w:iCs w:val="false"/>
+                <w:color w:val="1A1A1A"/>
+                <w:sz w:val="16"/>
+                <w:szCs w:val="16"/>
+              </w:rPr>
+              <w:t xml:space="preserve">客户问</w:t>
+            </w:r>
+          </w:p>
+        </w:tc>
+        <w:tc>
+          <w:tcPr>
+            <w:tcW w:type="dxa" w:w="7422"/>
+            <w:shd w:fill="E4EAF5" w:val="clear"/>
+            <w:tcMar>
+              <w:top w:type="dxa" w:w="30"/>
+              <w:left w:type="dxa" w:w="70"/>
+              <w:bottom w:type="dxa" w:w="30"/>
+              <w:right w:type="dxa" w:w="70"/>
+            </w:tcMar>
+          </w:tcPr>
+          <w:p>
+            <w:pPr>
+              <w:spacing w:after="0" w:before="0" w:line="230"/>
+            </w:pPr>
+            <w:r>
+              <w:rPr>
+                <w:rFonts w:ascii="微软雅黑" w:cs="微软雅黑" w:eastAsia="微软雅黑" w:hAnsi="微软雅黑"/>
+                <w:b/>
+                <w:bCs/>
+                <w:i w:val="false"/>
+                <w:iCs w:val="false"/>
+                <w:color w:val="1A1A1A"/>
+                <w:sz w:val="16"/>
+                <w:szCs w:val="16"/>
+              </w:rPr>
+              <w:t xml:space="preserve">你怎么答</w:t>
+            </w:r>
+          </w:p>
+        </w:tc>
+      </w:tr>
+      <w:tr>
+        <w:trPr>
+          <w:tblHeader w:val="false"/>
+        </w:trPr>
+        <w:tc>
+          <w:tcPr>
+            <w:tcW w:type="dxa" w:w="2900"/>
+            <w:tcMar>
+              <w:top w:type="dxa" w:w="30"/>
+              <w:left w:type="dxa" w:w="70"/>
+              <w:bottom w:type="dxa" w:w="30"/>
+              <w:right w:type="dxa" w:w="70"/>
+            </w:tcMar>
+          </w:tcPr>
+          <w:p>
+            <w:pPr>
+              <w:spacing w:after="0" w:before="0" w:line="230"/>
+            </w:pPr>
+            <w:r>
+              <w:rPr>
+                <w:rFonts w:ascii="微软雅黑" w:cs="微软雅黑" w:eastAsia="微软雅黑" w:hAnsi="微软雅黑"/>
+                <w:b w:val="false"/>
+                <w:bCs w:val="false"/>
+                <w:i w:val="false"/>
+                <w:iCs w:val="false"/>
+                <w:color w:val="1A1A1A"/>
+                <w:sz w:val="16"/>
+                <w:szCs w:val="16"/>
+              </w:rPr>
+              <w:t xml:space="preserve">"怎么收费？"</w:t>
+            </w:r>
+          </w:p>
+        </w:tc>
+        <w:tc>
+          <w:tcPr>
+            <w:tcW w:type="dxa" w:w="7422"/>
+            <w:tcMar>
+              <w:top w:type="dxa" w:w="30"/>
+              <w:left w:type="dxa" w:w="70"/>
+              <w:bottom w:type="dxa" w:w="30"/>
+              <w:right w:type="dxa" w:w="70"/>
+            </w:tcMar>
+          </w:tcPr>
+          <w:p>
+            <w:pPr>
+              <w:spacing w:after="0" w:before="0" w:line="230"/>
+            </w:pPr>
+            <w:r>
+              <w:rPr>
+                <w:rFonts w:ascii="微软雅黑" w:cs="微软雅黑" w:eastAsia="微软雅黑" w:hAnsi="微软雅黑"/>
+                <w:b w:val="false"/>
+                <w:bCs w:val="false"/>
+                <w:i w:val="false"/>
+                <w:iCs w:val="false"/>
+                <w:color w:val="1A1A1A"/>
+                <w:sz w:val="16"/>
+                <w:szCs w:val="16"/>
+              </w:rPr>
+              <w:t xml:space="preserve">"四档套年：0、1280、2280、3280 元。另外专家入企 AI 诊断 1980 元，私域部署 12800 元起。"</w:t>
+            </w:r>
+          </w:p>
+        </w:tc>
+      </w:tr>
+      <w:tr>
+        <w:trPr>
+          <w:tblHeader w:val="false"/>
+        </w:trPr>
+        <w:tc>
+          <w:tcPr>
+            <w:tcW w:type="dxa" w:w="2900"/>
+            <w:shd w:fill="F7F9FC" w:val="clear"/>
+            <w:tcMar>
+              <w:top w:type="dxa" w:w="30"/>
+              <w:left w:type="dxa" w:w="70"/>
+              <w:bottom w:type="dxa" w:w="30"/>
+              <w:right w:type="dxa" w:w="70"/>
+            </w:tcMar>
+          </w:tcPr>
+          <w:p>
+            <w:pPr>
+              <w:spacing w:after="0" w:before="0" w:line="230"/>
+            </w:pPr>
+            <w:r>
+              <w:rPr>
+                <w:rFonts w:ascii="微软雅黑" w:cs="微软雅黑" w:eastAsia="微软雅黑" w:hAnsi="微软雅黑"/>
+                <w:b w:val="false"/>
+                <w:bCs w:val="false"/>
+                <w:i w:val="false"/>
+                <w:iCs w:val="false"/>
+                <w:color w:val="1A1A1A"/>
+                <w:sz w:val="16"/>
+                <w:szCs w:val="16"/>
+              </w:rPr>
+              <w:t xml:space="preserve">"积分是什么？"</w:t>
+            </w:r>
+          </w:p>
+        </w:tc>
+        <w:tc>
+          <w:tcPr>
+            <w:tcW w:type="dxa" w:w="7422"/>
+            <w:shd w:fill="F7F9FC" w:val="clear"/>
+            <w:tcMar>
+              <w:top w:type="dxa" w:w="30"/>
+              <w:left w:type="dxa" w:w="70"/>
+              <w:bottom w:type="dxa" w:w="30"/>
+              <w:right w:type="dxa" w:w="70"/>
+            </w:tcMar>
+          </w:tcPr>
+          <w:p>
+            <w:pPr>
+              <w:spacing w:after="0" w:before="0" w:line="230"/>
+            </w:pPr>
+            <w:r>
+              <w:rPr>
+                <w:rFonts w:ascii="微软雅黑" w:cs="微软雅黑" w:eastAsia="微软雅黑" w:hAnsi="微软雅黑"/>
+                <w:b w:val="false"/>
+                <w:bCs w:val="false"/>
+                <w:i w:val="false"/>
+                <w:iCs w:val="false"/>
+                <w:color w:val="1A1A1A"/>
+                <w:sz w:val="16"/>
+                <w:szCs w:val="16"/>
+              </w:rPr>
+              <w:t xml:space="preserve">"每跑一次扣一次。报告类 20 分，轻的 30 分，重的 100 分。标准版赠 20000 积分。"</w:t>
+            </w:r>
+          </w:p>
+        </w:tc>
+      </w:tr>
+      <w:tr>
+        <w:trPr>
+          <w:tblHeader w:val="false"/>
+        </w:trPr>
+        <w:tc>
+          <w:tcPr>
+            <w:tcW w:type="dxa" w:w="2900"/>
+            <w:tcMar>
+              <w:top w:type="dxa" w:w="30"/>
+              <w:left w:type="dxa" w:w="70"/>
+              <w:bottom w:type="dxa" w:w="30"/>
+              <w:right w:type="dxa" w:w="70"/>
+            </w:tcMar>
+          </w:tcPr>
+          <w:p>
+            <w:pPr>
+              <w:spacing w:after="0" w:before="0" w:line="230"/>
+            </w:pPr>
+            <w:r>
+              <w:rPr>
+                <w:rFonts w:ascii="微软雅黑" w:cs="微软雅黑" w:eastAsia="微软雅黑" w:hAnsi="微软雅黑"/>
+                <w:b w:val="false"/>
+                <w:bCs w:val="false"/>
+                <w:i w:val="false"/>
+                <w:iCs w:val="false"/>
+                <w:color w:val="1A1A1A"/>
+                <w:sz w:val="16"/>
+                <w:szCs w:val="16"/>
+              </w:rPr>
+              <w:t xml:space="preserve">"积分用完了怎么办？"</w:t>
+            </w:r>
+          </w:p>
+        </w:tc>
+        <w:tc>
+          <w:tcPr>
+            <w:tcW w:type="dxa" w:w="7422"/>
+            <w:tcMar>
+              <w:top w:type="dxa" w:w="30"/>
+              <w:left w:type="dxa" w:w="70"/>
+              <w:bottom w:type="dxa" w:w="30"/>
+              <w:right w:type="dxa" w:w="70"/>
+            </w:tcMar>
+          </w:tcPr>
+          <w:p>
+            <w:pPr>
+              <w:spacing w:after="0" w:before="0" w:line="230"/>
+            </w:pPr>
+            <w:r>
+              <w:rPr>
+                <w:rFonts w:ascii="微软雅黑" w:cs="微软雅黑" w:eastAsia="微软雅黑" w:hAnsi="微软雅黑"/>
+                <w:b w:val="false"/>
+                <w:bCs w:val="false"/>
+                <w:i w:val="false"/>
+                <w:iCs w:val="false"/>
+                <w:color w:val="1A1A1A"/>
+                <w:sz w:val="16"/>
+                <w:szCs w:val="16"/>
+              </w:rPr>
+              <w:t xml:space="preserve">"可以加购，价格我让商务给您准的。"</w:t>
+            </w:r>
+          </w:p>
+        </w:tc>
+      </w:tr>
+      <w:tr>
+        <w:trPr>
+          <w:tblHeader w:val="false"/>
+        </w:trPr>
+        <w:tc>
+          <w:tcPr>
+            <w:tcW w:type="dxa" w:w="2900"/>
+            <w:shd w:fill="F7F9FC" w:val="clear"/>
+            <w:tcMar>
+              <w:top w:type="dxa" w:w="30"/>
+              <w:left w:type="dxa" w:w="70"/>
+              <w:bottom w:type="dxa" w:w="30"/>
+              <w:right w:type="dxa" w:w="70"/>
+            </w:tcMar>
+          </w:tcPr>
+          <w:p>
+            <w:pPr>
+              <w:spacing w:after="0" w:before="0" w:line="230"/>
+            </w:pPr>
+            <w:r>
+              <w:rPr>
+                <w:rFonts w:ascii="微软雅黑" w:cs="微软雅黑" w:eastAsia="微软雅黑" w:hAnsi="微软雅黑"/>
+                <w:b w:val="false"/>
+                <w:bCs w:val="false"/>
+                <w:i w:val="false"/>
+                <w:iCs w:val="false"/>
+                <w:color w:val="1A1A1A"/>
+                <w:sz w:val="16"/>
+                <w:szCs w:val="16"/>
+              </w:rPr>
+              <w:t xml:space="preserve">"积分会过期吗？"</w:t>
+            </w:r>
+          </w:p>
+        </w:tc>
+        <w:tc>
+          <w:tcPr>
+            <w:tcW w:type="dxa" w:w="7422"/>
+            <w:shd w:fill="F7F9FC" w:val="clear"/>
+            <w:tcMar>
+              <w:top w:type="dxa" w:w="30"/>
+              <w:left w:type="dxa" w:w="70"/>
+              <w:bottom w:type="dxa" w:w="30"/>
+              <w:right w:type="dxa" w:w="70"/>
+            </w:tcMar>
+          </w:tcPr>
+          <w:p>
+            <w:pPr>
+              <w:spacing w:after="0" w:before="0" w:line="230"/>
+            </w:pPr>
+            <w:r>
+              <w:rPr>
+                <w:rFonts w:ascii="微软雅黑" w:cs="微软雅黑" w:eastAsia="微软雅黑" w:hAnsi="微软雅黑"/>
+                <w:b w:val="false"/>
+                <w:bCs w:val="false"/>
+                <w:i w:val="false"/>
+                <w:iCs w:val="false"/>
+                <w:color w:val="1A1A1A"/>
+                <w:sz w:val="16"/>
+                <w:szCs w:val="16"/>
+              </w:rPr>
+              <w:t xml:space="preserve">"按套年周期走，具体以合同条款为准，我让商务给您书面的。"</w:t>
+            </w:r>
+          </w:p>
+        </w:tc>
+      </w:tr>
+      <w:tr>
+        <w:trPr>
+          <w:tblHeader w:val="false"/>
+        </w:trPr>
+        <w:tc>
+          <w:tcPr>
+            <w:tcW w:type="dxa" w:w="2900"/>
+            <w:tcMar>
+              <w:top w:type="dxa" w:w="30"/>
+              <w:left w:type="dxa" w:w="70"/>
+              <w:bottom w:type="dxa" w:w="30"/>
+              <w:right w:type="dxa" w:w="70"/>
+            </w:tcMar>
+          </w:tcPr>
+          <w:p>
+            <w:pPr>
+              <w:spacing w:after="0" w:before="0" w:line="230"/>
+            </w:pPr>
+            <w:r>
+              <w:rPr>
+                <w:rFonts w:ascii="微软雅黑" w:cs="微软雅黑" w:eastAsia="微软雅黑" w:hAnsi="微软雅黑"/>
+                <w:b w:val="false"/>
+                <w:bCs w:val="false"/>
+                <w:i w:val="false"/>
+                <w:iCs w:val="false"/>
+                <w:color w:val="1A1A1A"/>
+                <w:sz w:val="16"/>
+                <w:szCs w:val="16"/>
+              </w:rPr>
+              <w:t xml:space="preserve">"能便宜点吗？"</w:t>
+            </w:r>
+          </w:p>
+        </w:tc>
+        <w:tc>
+          <w:tcPr>
+            <w:tcW w:type="dxa" w:w="7422"/>
+            <w:tcMar>
+              <w:top w:type="dxa" w:w="30"/>
+              <w:left w:type="dxa" w:w="70"/>
+              <w:bottom w:type="dxa" w:w="30"/>
+              <w:right w:type="dxa" w:w="70"/>
+            </w:tcMar>
+          </w:tcPr>
+          <w:p>
+            <w:pPr>
+              <w:spacing w:after="0" w:before="0" w:line="230"/>
+            </w:pPr>
+            <w:r>
+              <w:rPr>
+                <w:rFonts w:ascii="微软雅黑" w:cs="微软雅黑" w:eastAsia="微软雅黑" w:hAnsi="微软雅黑"/>
+                <w:b w:val="false"/>
+                <w:bCs w:val="false"/>
+                <w:i w:val="false"/>
+                <w:iCs w:val="false"/>
+                <w:color w:val="1A1A1A"/>
+                <w:sz w:val="16"/>
+                <w:szCs w:val="16"/>
+              </w:rPr>
+              <w:t xml:space="preserve">"价格是统一的，改不了。但我可以帮您挑合适的那一档——您多少人？"（把话头转到档位，不要转到折扣）</w:t>
+            </w:r>
+          </w:p>
+        </w:tc>
+      </w:tr>
+      <w:tr>
+        <w:trPr>
+          <w:tblHeader w:val="false"/>
+        </w:trPr>
+        <w:tc>
+          <w:tcPr>
+            <w:tcW w:type="dxa" w:w="2900"/>
+            <w:shd w:fill="F7F9FC" w:val="clear"/>
+            <w:tcMar>
+              <w:top w:type="dxa" w:w="30"/>
+              <w:left w:type="dxa" w:w="70"/>
+              <w:bottom w:type="dxa" w:w="30"/>
+              <w:right w:type="dxa" w:w="70"/>
+            </w:tcMar>
+          </w:tcPr>
+          <w:p>
+            <w:pPr>
+              <w:spacing w:after="0" w:before="0" w:line="230"/>
+            </w:pPr>
+            <w:r>
+              <w:rPr>
+                <w:rFonts w:ascii="微软雅黑" w:cs="微软雅黑" w:eastAsia="微软雅黑" w:hAnsi="微软雅黑"/>
+                <w:b w:val="false"/>
+                <w:bCs w:val="false"/>
+                <w:i w:val="false"/>
+                <w:iCs w:val="false"/>
+                <w:color w:val="1A1A1A"/>
+                <w:sz w:val="16"/>
+                <w:szCs w:val="16"/>
+              </w:rPr>
+              <w:t xml:space="preserve">"能开票、能签合同吗？"</w:t>
+            </w:r>
+          </w:p>
+        </w:tc>
+        <w:tc>
+          <w:tcPr>
+            <w:tcW w:type="dxa" w:w="7422"/>
+            <w:shd w:fill="F7F9FC" w:val="clear"/>
+            <w:tcMar>
+              <w:top w:type="dxa" w:w="30"/>
+              <w:left w:type="dxa" w:w="70"/>
+              <w:bottom w:type="dxa" w:w="30"/>
+              <w:right w:type="dxa" w:w="70"/>
+            </w:tcMar>
+          </w:tcPr>
+          <w:p>
+            <w:pPr>
+              <w:spacing w:after="0" w:before="0" w:line="230"/>
+            </w:pPr>
+            <w:r>
+              <w:rPr>
+                <w:rFonts w:ascii="微软雅黑" w:cs="微软雅黑" w:eastAsia="微软雅黑" w:hAnsi="微软雅黑"/>
+                <w:b w:val="false"/>
+                <w:bCs w:val="false"/>
+                <w:i w:val="false"/>
+                <w:iCs w:val="false"/>
+                <w:color w:val="1A1A1A"/>
+                <w:sz w:val="16"/>
+                <w:szCs w:val="16"/>
+              </w:rPr>
+              <w:t xml:space="preserve">"能，走商务流程。我现在就给您对接。"</w:t>
+            </w:r>
+          </w:p>
+        </w:tc>
+      </w:tr>
+      <w:tr>
+        <w:trPr>
+          <w:tblHeader w:val="false"/>
+        </w:trPr>
+        <w:tc>
+          <w:tcPr>
+            <w:tcW w:type="dxa" w:w="2900"/>
+            <w:tcMar>
+              <w:top w:type="dxa" w:w="30"/>
+              <w:left w:type="dxa" w:w="70"/>
+              <w:bottom w:type="dxa" w:w="30"/>
+              <w:right w:type="dxa" w:w="70"/>
+            </w:tcMar>
+          </w:tcPr>
+          <w:p>
+            <w:pPr>
+              <w:spacing w:after="0" w:before="0" w:line="230"/>
+            </w:pPr>
+            <w:r>
+              <w:rPr>
+                <w:rFonts w:ascii="微软雅黑" w:cs="微软雅黑" w:eastAsia="微软雅黑" w:hAnsi="微软雅黑"/>
+                <w:b w:val="false"/>
+                <w:bCs w:val="false"/>
+                <w:i w:val="false"/>
+                <w:iCs w:val="false"/>
+                <w:color w:val="1A1A1A"/>
+                <w:sz w:val="16"/>
+                <w:szCs w:val="16"/>
+              </w:rPr>
+              <w:t xml:space="preserve">"中途想升档呢？"</w:t>
+            </w:r>
+          </w:p>
+        </w:tc>
+        <w:tc>
+          <w:tcPr>
+            <w:tcW w:type="dxa" w:w="7422"/>
+            <w:tcMar>
+              <w:top w:type="dxa" w:w="30"/>
+              <w:left w:type="dxa" w:w="70"/>
+              <w:bottom w:type="dxa" w:w="30"/>
+              <w:right w:type="dxa" w:w="70"/>
+            </w:tcMar>
+          </w:tcPr>
+          <w:p>
+            <w:pPr>
+              <w:spacing w:after="0" w:before="0" w:line="230"/>
+            </w:pPr>
+            <w:r>
+              <w:rPr>
+                <w:rFonts w:ascii="微软雅黑" w:cs="微软雅黑" w:eastAsia="微软雅黑" w:hAnsi="微软雅黑"/>
+                <w:b w:val="false"/>
+                <w:bCs w:val="false"/>
+                <w:i w:val="false"/>
+                <w:iCs w:val="false"/>
+                <w:color w:val="1A1A1A"/>
+                <w:sz w:val="16"/>
+                <w:szCs w:val="16"/>
+              </w:rPr>
+              <w:t xml:space="preserve">"可以升，按差额走，具体算法让商务给您。"</w:t>
+            </w:r>
+          </w:p>
+        </w:tc>
+      </w:tr>
+      <w:tr>
+        <w:trPr>
+          <w:tblHeader w:val="false"/>
+        </w:trPr>
+        <w:tc>
+          <w:tcPr>
+            <w:tcW w:type="dxa" w:w="2900"/>
+            <w:shd w:fill="F7F9FC" w:val="clear"/>
+            <w:tcMar>
+              <w:top w:type="dxa" w:w="30"/>
+              <w:left w:type="dxa" w:w="70"/>
+              <w:bottom w:type="dxa" w:w="30"/>
+              <w:right w:type="dxa" w:w="70"/>
+            </w:tcMar>
+          </w:tcPr>
+          <w:p>
+            <w:pPr>
+              <w:spacing w:after="0" w:before="0" w:line="230"/>
+            </w:pPr>
+            <w:r>
+              <w:rPr>
+                <w:rFonts w:ascii="微软雅黑" w:cs="微软雅黑" w:eastAsia="微软雅黑" w:hAnsi="微软雅黑"/>
+                <w:b w:val="false"/>
+                <w:bCs w:val="false"/>
+                <w:i w:val="false"/>
+                <w:iCs w:val="false"/>
+                <w:color w:val="1A1A1A"/>
+                <w:sz w:val="16"/>
+                <w:szCs w:val="16"/>
+              </w:rPr>
+              <w:t xml:space="preserve">"不满意能退吗？"</w:t>
+            </w:r>
+          </w:p>
+        </w:tc>
+        <w:tc>
+          <w:tcPr>
+            <w:tcW w:type="dxa" w:w="7422"/>
+            <w:shd w:fill="F7F9FC" w:val="clear"/>
+            <w:tcMar>
+              <w:top w:type="dxa" w:w="30"/>
+              <w:left w:type="dxa" w:w="70"/>
+              <w:bottom w:type="dxa" w:w="30"/>
+              <w:right w:type="dxa" w:w="70"/>
+            </w:tcMar>
+          </w:tcPr>
+          <w:p>
+            <w:pPr>
+              <w:spacing w:after="0" w:before="0" w:line="230"/>
+            </w:pPr>
+            <w:r>
+              <w:rPr>
+                <w:rFonts w:ascii="微软雅黑" w:cs="微软雅黑" w:eastAsia="微软雅黑" w:hAnsi="微软雅黑"/>
+                <w:b w:val="false"/>
+                <w:bCs w:val="false"/>
+                <w:i w:val="false"/>
+                <w:iCs w:val="false"/>
+                <w:color w:val="1A1A1A"/>
+                <w:sz w:val="16"/>
+                <w:szCs w:val="16"/>
+              </w:rPr>
+              <w:t xml:space="preserve">"退换按合同条款走，商务那边给您书面的。您可以先拿轻享版 0 元这一档试，试着合适再谈。"</w:t>
+            </w:r>
+          </w:p>
+        </w:tc>
+      </w:tr>
+      <w:tr>
+        <w:trPr>
+          <w:tblHeader w:val="false"/>
+        </w:trPr>
+        <w:tc>
+          <w:tcPr>
+            <w:tcW w:type="dxa" w:w="2900"/>
+            <w:tcMar>
+              <w:top w:type="dxa" w:w="30"/>
+              <w:left w:type="dxa" w:w="70"/>
+              <w:bottom w:type="dxa" w:w="30"/>
+              <w:right w:type="dxa" w:w="70"/>
+            </w:tcMar>
+          </w:tcPr>
+          <w:p>
+            <w:pPr>
+              <w:spacing w:after="0" w:before="0" w:line="230"/>
+            </w:pPr>
+            <w:r>
+              <w:rPr>
+                <w:rFonts w:ascii="微软雅黑" w:cs="微软雅黑" w:eastAsia="微软雅黑" w:hAnsi="微软雅黑"/>
+                <w:b w:val="false"/>
+                <w:bCs w:val="false"/>
+                <w:i w:val="false"/>
+                <w:iCs w:val="false"/>
+                <w:color w:val="1A1A1A"/>
+                <w:sz w:val="16"/>
+                <w:szCs w:val="16"/>
+              </w:rPr>
+              <w:t xml:space="preserve">"比别家贵 / 便宜？"</w:t>
+            </w:r>
+          </w:p>
+        </w:tc>
+        <w:tc>
+          <w:tcPr>
+            <w:tcW w:type="dxa" w:w="7422"/>
+            <w:tcMar>
+              <w:top w:type="dxa" w:w="30"/>
+              <w:left w:type="dxa" w:w="70"/>
+              <w:bottom w:type="dxa" w:w="30"/>
+              <w:right w:type="dxa" w:w="70"/>
+            </w:tcMar>
+          </w:tcPr>
+          <w:p>
+            <w:pPr>
+              <w:spacing w:after="0" w:before="0" w:line="230"/>
+            </w:pPr>
+            <w:r>
+              <w:rPr>
+                <w:rFonts w:ascii="微软雅黑" w:cs="微软雅黑" w:eastAsia="微软雅黑" w:hAnsi="微软雅黑"/>
+                <w:b w:val="false"/>
+                <w:bCs w:val="false"/>
+                <w:i w:val="false"/>
+                <w:iCs w:val="false"/>
+                <w:color w:val="1A1A1A"/>
+                <w:sz w:val="16"/>
+                <w:szCs w:val="16"/>
+              </w:rPr>
+              <w:t xml:space="preserve">"我不评别家的价。您看这一套里 11 个模块都在，标准版 1280 一年，一天不到 4 块钱。"</w:t>
+            </w:r>
+          </w:p>
+        </w:tc>
+      </w:tr>
+    </w:tbl>
+    <w:p>
+      <w:pPr>
+        <w:pBdr>
+          <w:bottom w:val="single" w:color="B8C6E0" w:sz="6"/>
+        </w:pBdr>
+        <w:spacing w:after="50" w:before="130" w:line="250"/>
+      </w:pPr>
+      <w:r>
+        <w:rPr>
+          <w:rFonts w:ascii="微软雅黑" w:cs="微软雅黑" w:eastAsia="微软雅黑" w:hAnsi="微软雅黑"/>
+          <w:b/>
+          <w:bCs/>
+          <w:i w:val="false"/>
+          <w:iCs w:val="false"/>
+          <w:color w:val="0B3D91"/>
+          <w:sz w:val="21"/>
+          <w:szCs w:val="21"/>
+        </w:rPr>
+        <w:t xml:space="preserve">10.6 行业与规模</w:t>
+      </w:r>
+    </w:p>
+    <w:tbl>
+      <w:tblPr>
+        <w:tblW w:type="dxa" w:w="10322"/>
+        <w:tblBorders>
+          <w:top w:val="single" w:color="auto" w:sz="4"/>
+          <w:left w:val="single" w:color="auto" w:sz="4"/>
+          <w:bottom w:val="single" w:color="auto" w:sz="4"/>
+          <w:right w:val="single" w:color="auto" w:sz="4"/>
+          <w:insideH w:val="single" w:color="auto" w:sz="4"/>
+          <w:insideV w:val="single" w:color="auto" w:sz="4"/>
+        </w:tblBorders>
+      </w:tblPr>
+      <w:tblGrid>
+        <w:gridCol w:w="2900"/>
+        <w:gridCol w:w="7422"/>
+      </w:tblGrid>
+      <w:tr>
+        <w:trPr>
+          <w:tblHeader/>
+        </w:trPr>
+        <w:tc>
+          <w:tcPr>
+            <w:tcW w:type="dxa" w:w="2900"/>
+            <w:shd w:fill="E4EAF5" w:val="clear"/>
+            <w:tcMar>
+              <w:top w:type="dxa" w:w="30"/>
+              <w:left w:type="dxa" w:w="70"/>
+              <w:bottom w:type="dxa" w:w="30"/>
+              <w:right w:type="dxa" w:w="70"/>
+            </w:tcMar>
+          </w:tcPr>
+          <w:p>
+            <w:pPr>
+              <w:spacing w:after="0" w:before="0" w:line="230"/>
+            </w:pPr>
+            <w:r>
+              <w:rPr>
+                <w:rFonts w:ascii="微软雅黑" w:cs="微软雅黑" w:eastAsia="微软雅黑" w:hAnsi="微软雅黑"/>
+                <w:b/>
+                <w:bCs/>
+                <w:i w:val="false"/>
+                <w:iCs w:val="false"/>
+                <w:color w:val="1A1A1A"/>
+                <w:sz w:val="16"/>
+                <w:szCs w:val="16"/>
+              </w:rPr>
+              <w:t xml:space="preserve">客户问</w:t>
+            </w:r>
+          </w:p>
+        </w:tc>
+        <w:tc>
+          <w:tcPr>
+            <w:tcW w:type="dxa" w:w="7422"/>
+            <w:shd w:fill="E4EAF5" w:val="clear"/>
+            <w:tcMar>
+              <w:top w:type="dxa" w:w="30"/>
+              <w:left w:type="dxa" w:w="70"/>
+              <w:bottom w:type="dxa" w:w="30"/>
+              <w:right w:type="dxa" w:w="70"/>
+            </w:tcMar>
+          </w:tcPr>
+          <w:p>
+            <w:pPr>
+              <w:spacing w:after="0" w:before="0" w:line="230"/>
+            </w:pPr>
+            <w:r>
+              <w:rPr>
+                <w:rFonts w:ascii="微软雅黑" w:cs="微软雅黑" w:eastAsia="微软雅黑" w:hAnsi="微软雅黑"/>
+                <w:b/>
+                <w:bCs/>
+                <w:i w:val="false"/>
+                <w:iCs w:val="false"/>
+                <w:color w:val="1A1A1A"/>
+                <w:sz w:val="16"/>
+                <w:szCs w:val="16"/>
+              </w:rPr>
+              <w:t xml:space="preserve">你怎么答</w:t>
+            </w:r>
+          </w:p>
+        </w:tc>
+      </w:tr>
+      <w:tr>
+        <w:trPr>
+          <w:tblHeader w:val="false"/>
+        </w:trPr>
+        <w:tc>
+          <w:tcPr>
+            <w:tcW w:type="dxa" w:w="2900"/>
+            <w:tcMar>
+              <w:top w:type="dxa" w:w="30"/>
+              <w:left w:type="dxa" w:w="70"/>
+              <w:bottom w:type="dxa" w:w="30"/>
+              <w:right w:type="dxa" w:w="70"/>
+            </w:tcMar>
+          </w:tcPr>
+          <w:p>
+            <w:pPr>
+              <w:spacing w:after="0" w:before="0" w:line="230"/>
+            </w:pPr>
+            <w:r>
+              <w:rPr>
+                <w:rFonts w:ascii="微软雅黑" w:cs="微软雅黑" w:eastAsia="微软雅黑" w:hAnsi="微软雅黑"/>
+                <w:b w:val="false"/>
+                <w:bCs w:val="false"/>
+                <w:i w:val="false"/>
+                <w:iCs w:val="false"/>
+                <w:color w:val="1A1A1A"/>
+                <w:sz w:val="16"/>
+                <w:szCs w:val="16"/>
+              </w:rPr>
+              <w:t xml:space="preserve">"我们不是制造业。"</w:t>
+            </w:r>
+          </w:p>
+        </w:tc>
+        <w:tc>
+          <w:tcPr>
+            <w:tcW w:type="dxa" w:w="7422"/>
+            <w:tcMar>
+              <w:top w:type="dxa" w:w="30"/>
+              <w:left w:type="dxa" w:w="70"/>
+              <w:bottom w:type="dxa" w:w="30"/>
+              <w:right w:type="dxa" w:w="70"/>
+            </w:tcMar>
+          </w:tcPr>
+          <w:p>
+            <w:pPr>
+              <w:spacing w:after="0" w:before="0" w:line="230"/>
+            </w:pPr>
+            <w:r>
+              <w:rPr>
+                <w:rFonts w:ascii="微软雅黑" w:cs="微软雅黑" w:eastAsia="微软雅黑" w:hAnsi="微软雅黑"/>
+                <w:b w:val="false"/>
+                <w:bCs w:val="false"/>
+                <w:i w:val="false"/>
+                <w:iCs w:val="false"/>
+                <w:color w:val="1A1A1A"/>
+                <w:sz w:val="16"/>
+                <w:szCs w:val="16"/>
+              </w:rPr>
+              <w:t xml:space="preserve">"右上角行业能切。贸易、餐饮、电商都有范本企业，我现在就切给您看。"（当场切，别解释）</w:t>
+            </w:r>
+          </w:p>
+        </w:tc>
+      </w:tr>
+      <w:tr>
+        <w:trPr>
+          <w:tblHeader w:val="false"/>
+        </w:trPr>
+        <w:tc>
+          <w:tcPr>
+            <w:tcW w:type="dxa" w:w="2900"/>
+            <w:shd w:fill="F7F9FC" w:val="clear"/>
+            <w:tcMar>
+              <w:top w:type="dxa" w:w="30"/>
+              <w:left w:type="dxa" w:w="70"/>
+              <w:bottom w:type="dxa" w:w="30"/>
+              <w:right w:type="dxa" w:w="70"/>
+            </w:tcMar>
+          </w:tcPr>
+          <w:p>
+            <w:pPr>
+              <w:spacing w:after="0" w:before="0" w:line="230"/>
+            </w:pPr>
+            <w:r>
+              <w:rPr>
+                <w:rFonts w:ascii="微软雅黑" w:cs="微软雅黑" w:eastAsia="微软雅黑" w:hAnsi="微软雅黑"/>
+                <w:b w:val="false"/>
+                <w:bCs w:val="false"/>
+                <w:i w:val="false"/>
+                <w:iCs w:val="false"/>
+                <w:color w:val="1A1A1A"/>
+                <w:sz w:val="16"/>
+                <w:szCs w:val="16"/>
+              </w:rPr>
+              <w:t xml:space="preserve">"我们就十几个人。"</w:t>
+            </w:r>
+          </w:p>
+        </w:tc>
+        <w:tc>
+          <w:tcPr>
+            <w:tcW w:type="dxa" w:w="7422"/>
+            <w:shd w:fill="F7F9FC" w:val="clear"/>
+            <w:tcMar>
+              <w:top w:type="dxa" w:w="30"/>
+              <w:left w:type="dxa" w:w="70"/>
+              <w:bottom w:type="dxa" w:w="30"/>
+              <w:right w:type="dxa" w:w="70"/>
+            </w:tcMar>
+          </w:tcPr>
+          <w:p>
+            <w:pPr>
+              <w:spacing w:after="0" w:before="0" w:line="230"/>
+            </w:pPr>
+            <w:r>
+              <w:rPr>
+                <w:rFonts w:ascii="微软雅黑" w:cs="微软雅黑" w:eastAsia="微软雅黑" w:hAnsi="微软雅黑"/>
+                <w:b w:val="false"/>
+                <w:bCs w:val="false"/>
+                <w:i w:val="false"/>
+                <w:iCs w:val="false"/>
+                <w:color w:val="1A1A1A"/>
+                <w:sz w:val="16"/>
+                <w:szCs w:val="16"/>
+              </w:rPr>
+              <w:t xml:space="preserve">"轻享版 30 坐席够了，0 元。先从三个报告模块起，看完再说下一步。"</w:t>
+            </w:r>
+          </w:p>
+        </w:tc>
+      </w:tr>
+      <w:tr>
+        <w:trPr>
+          <w:tblHeader w:val="false"/>
+        </w:trPr>
+        <w:tc>
+          <w:tcPr>
+            <w:tcW w:type="dxa" w:w="2900"/>
+            <w:tcMar>
+              <w:top w:type="dxa" w:w="30"/>
+              <w:left w:type="dxa" w:w="70"/>
+              <w:bottom w:type="dxa" w:w="30"/>
+              <w:right w:type="dxa" w:w="70"/>
+            </w:tcMar>
+          </w:tcPr>
+          <w:p>
+            <w:pPr>
+              <w:spacing w:after="0" w:before="0" w:line="230"/>
+            </w:pPr>
+            <w:r>
+              <w:rPr>
+                <w:rFonts w:ascii="微软雅黑" w:cs="微软雅黑" w:eastAsia="微软雅黑" w:hAnsi="微软雅黑"/>
+                <w:b w:val="false"/>
+                <w:bCs w:val="false"/>
+                <w:i w:val="false"/>
+                <w:iCs w:val="false"/>
+                <w:color w:val="1A1A1A"/>
+                <w:sz w:val="16"/>
+                <w:szCs w:val="16"/>
+              </w:rPr>
+              <w:t xml:space="preserve">"我们是集团，好几个厂。"</w:t>
+            </w:r>
+          </w:p>
+        </w:tc>
+        <w:tc>
+          <w:tcPr>
+            <w:tcW w:type="dxa" w:w="7422"/>
+            <w:tcMar>
+              <w:top w:type="dxa" w:w="30"/>
+              <w:left w:type="dxa" w:w="70"/>
+              <w:bottom w:type="dxa" w:w="30"/>
+              <w:right w:type="dxa" w:w="70"/>
+            </w:tcMar>
+          </w:tcPr>
+          <w:p>
+            <w:pPr>
+              <w:spacing w:after="0" w:before="0" w:line="230"/>
+            </w:pPr>
+            <w:r>
+              <w:rPr>
+                <w:rFonts w:ascii="微软雅黑" w:cs="微软雅黑" w:eastAsia="微软雅黑" w:hAnsi="微软雅黑"/>
+                <w:b w:val="false"/>
+                <w:bCs w:val="false"/>
+                <w:i w:val="false"/>
+                <w:iCs w:val="false"/>
+                <w:color w:val="1A1A1A"/>
+                <w:sz w:val="16"/>
+                <w:szCs w:val="16"/>
+              </w:rPr>
+              <w:t xml:space="preserve">"企业可以切，一家一套画像。集团怎么合着看，我让技术给您准确答复。"</w:t>
+            </w:r>
+          </w:p>
+        </w:tc>
+      </w:tr>
+      <w:tr>
+        <w:trPr>
+          <w:tblHeader w:val="false"/>
+        </w:trPr>
+        <w:tc>
+          <w:tcPr>
+            <w:tcW w:type="dxa" w:w="2900"/>
+            <w:shd w:fill="F7F9FC" w:val="clear"/>
+            <w:tcMar>
+              <w:top w:type="dxa" w:w="30"/>
+              <w:left w:type="dxa" w:w="70"/>
+              <w:bottom w:type="dxa" w:w="30"/>
+              <w:right w:type="dxa" w:w="70"/>
+            </w:tcMar>
+          </w:tcPr>
+          <w:p>
+            <w:pPr>
+              <w:spacing w:after="0" w:before="0" w:line="230"/>
+            </w:pPr>
+            <w:r>
+              <w:rPr>
+                <w:rFonts w:ascii="微软雅黑" w:cs="微软雅黑" w:eastAsia="微软雅黑" w:hAnsi="微软雅黑"/>
+                <w:b w:val="false"/>
+                <w:bCs w:val="false"/>
+                <w:i w:val="false"/>
+                <w:iCs w:val="false"/>
+                <w:color w:val="1A1A1A"/>
+                <w:sz w:val="16"/>
+                <w:szCs w:val="16"/>
+              </w:rPr>
+              <w:t xml:space="preserve">"我们行业术语很特别。"</w:t>
+            </w:r>
+          </w:p>
+        </w:tc>
+        <w:tc>
+          <w:tcPr>
+            <w:tcW w:type="dxa" w:w="7422"/>
+            <w:shd w:fill="F7F9FC" w:val="clear"/>
+            <w:tcMar>
+              <w:top w:type="dxa" w:w="30"/>
+              <w:left w:type="dxa" w:w="70"/>
+              <w:bottom w:type="dxa" w:w="30"/>
+              <w:right w:type="dxa" w:w="70"/>
+            </w:tcMar>
+          </w:tcPr>
+          <w:p>
+            <w:pPr>
+              <w:spacing w:after="0" w:before="0" w:line="230"/>
+            </w:pPr>
+            <w:r>
+              <w:rPr>
+                <w:rFonts w:ascii="微软雅黑" w:cs="微软雅黑" w:eastAsia="微软雅黑" w:hAnsi="微软雅黑"/>
+                <w:b w:val="false"/>
+                <w:bCs w:val="false"/>
+                <w:i w:val="false"/>
+                <w:iCs w:val="false"/>
+                <w:color w:val="1A1A1A"/>
+                <w:sz w:val="16"/>
+                <w:szCs w:val="16"/>
+              </w:rPr>
+              <w:t xml:space="preserve">"术语库可以补。您看 AI软件开发那一屏——它按词典认业务对象，认不出来的会直接说，不装懂。"</w:t>
+            </w:r>
+          </w:p>
+        </w:tc>
+      </w:tr>
+      <w:tr>
+        <w:trPr>
+          <w:tblHeader w:val="false"/>
+        </w:trPr>
+        <w:tc>
+          <w:tcPr>
+            <w:tcW w:type="dxa" w:w="2900"/>
+            <w:tcMar>
+              <w:top w:type="dxa" w:w="30"/>
+              <w:left w:type="dxa" w:w="70"/>
+              <w:bottom w:type="dxa" w:w="30"/>
+              <w:right w:type="dxa" w:w="70"/>
+            </w:tcMar>
+          </w:tcPr>
+          <w:p>
+            <w:pPr>
+              <w:spacing w:after="0" w:before="0" w:line="230"/>
+            </w:pPr>
+            <w:r>
+              <w:rPr>
+                <w:rFonts w:ascii="微软雅黑" w:cs="微软雅黑" w:eastAsia="微软雅黑" w:hAnsi="微软雅黑"/>
+                <w:b w:val="false"/>
+                <w:bCs w:val="false"/>
+                <w:i w:val="false"/>
+                <w:iCs w:val="false"/>
+                <w:color w:val="1A1A1A"/>
+                <w:sz w:val="16"/>
+                <w:szCs w:val="16"/>
+              </w:rPr>
+              <w:t xml:space="preserve">"报表口径跟我们不一样。"</w:t>
+            </w:r>
+          </w:p>
+        </w:tc>
+        <w:tc>
+          <w:tcPr>
+            <w:tcW w:type="dxa" w:w="7422"/>
+            <w:tcMar>
+              <w:top w:type="dxa" w:w="30"/>
+              <w:left w:type="dxa" w:w="70"/>
+              <w:bottom w:type="dxa" w:w="30"/>
+              <w:right w:type="dxa" w:w="70"/>
+            </w:tcMar>
+          </w:tcPr>
+          <w:p>
+            <w:pPr>
+              <w:spacing w:after="0" w:before="0" w:line="230"/>
+            </w:pPr>
+            <w:r>
+              <w:rPr>
+                <w:rFonts w:ascii="微软雅黑" w:cs="微软雅黑" w:eastAsia="微软雅黑" w:hAnsi="微软雅黑"/>
+                <w:b w:val="false"/>
+                <w:bCs w:val="false"/>
+                <w:i w:val="false"/>
+                <w:iCs w:val="false"/>
+                <w:color w:val="1A1A1A"/>
+                <w:sz w:val="16"/>
+                <w:szCs w:val="16"/>
+              </w:rPr>
+              <w:t xml:space="preserve">"口径可以配。财务那块的科目是按您账套的表头认的，认得上的直接用，认不上的它列出来。"</w:t>
+            </w:r>
+          </w:p>
+        </w:tc>
+      </w:tr>
+      <w:tr>
+        <w:trPr>
+          <w:tblHeader w:val="false"/>
+        </w:trPr>
+        <w:tc>
+          <w:tcPr>
+            <w:tcW w:type="dxa" w:w="2900"/>
+            <w:shd w:fill="F7F9FC" w:val="clear"/>
+            <w:tcMar>
+              <w:top w:type="dxa" w:w="30"/>
+              <w:left w:type="dxa" w:w="70"/>
+              <w:bottom w:type="dxa" w:w="30"/>
+              <w:right w:type="dxa" w:w="70"/>
+            </w:tcMar>
+          </w:tcPr>
+          <w:p>
+            <w:pPr>
+              <w:spacing w:after="0" w:before="0" w:line="230"/>
+            </w:pPr>
+            <w:r>
+              <w:rPr>
+                <w:rFonts w:ascii="微软雅黑" w:cs="微软雅黑" w:eastAsia="微软雅黑" w:hAnsi="微软雅黑"/>
+                <w:b w:val="false"/>
+                <w:bCs w:val="false"/>
+                <w:i w:val="false"/>
+                <w:iCs w:val="false"/>
+                <w:color w:val="1A1A1A"/>
+                <w:sz w:val="16"/>
+                <w:szCs w:val="16"/>
+              </w:rPr>
+              <w:t xml:space="preserve">"你们服务过我们这行吗？"</w:t>
+            </w:r>
+          </w:p>
+        </w:tc>
+        <w:tc>
+          <w:tcPr>
+            <w:tcW w:type="dxa" w:w="7422"/>
+            <w:shd w:fill="F7F9FC" w:val="clear"/>
+            <w:tcMar>
+              <w:top w:type="dxa" w:w="30"/>
+              <w:left w:type="dxa" w:w="70"/>
+              <w:bottom w:type="dxa" w:w="30"/>
+              <w:right w:type="dxa" w:w="70"/>
+            </w:tcMar>
+          </w:tcPr>
+          <w:p>
+            <w:pPr>
+              <w:spacing w:after="0" w:before="0" w:line="230"/>
+            </w:pPr>
+            <w:r>
+              <w:rPr>
+                <w:rFonts w:ascii="微软雅黑" w:cs="微软雅黑" w:eastAsia="微软雅黑" w:hAnsi="微软雅黑"/>
+                <w:b w:val="false"/>
+                <w:bCs w:val="false"/>
+                <w:i w:val="false"/>
+                <w:iCs w:val="false"/>
+                <w:color w:val="1A1A1A"/>
+                <w:sz w:val="16"/>
+                <w:szCs w:val="16"/>
+              </w:rPr>
+              <w:t xml:space="preserve">"我让顾问带着同行的情况来跟您聊。今天先把能力给您看清楚。"</w:t>
+            </w:r>
+          </w:p>
+        </w:tc>
+      </w:tr>
+    </w:tbl>
+    <w:p>
+      <w:pPr>
+        <w:pBdr>
+          <w:bottom w:val="single" w:color="B8C6E0" w:sz="6"/>
+        </w:pBdr>
+        <w:spacing w:after="50" w:before="130" w:line="250"/>
+      </w:pPr>
+      <w:r>
+        <w:rPr>
+          <w:rFonts w:ascii="微软雅黑" w:cs="微软雅黑" w:eastAsia="微软雅黑" w:hAnsi="微软雅黑"/>
+          <w:b/>
+          <w:bCs/>
+          <w:i w:val="false"/>
+          <w:iCs w:val="false"/>
+          <w:color w:val="0B3D91"/>
+          <w:sz w:val="21"/>
+          <w:szCs w:val="21"/>
+        </w:rPr>
+        <w:t xml:space="preserve">10.7 跟别家比</w:t>
+      </w:r>
+    </w:p>
+    <w:tbl>
+      <w:tblPr>
+        <w:tblW w:type="dxa" w:w="10322"/>
+        <w:tblBorders>
+          <w:top w:val="single" w:color="auto" w:sz="4"/>
+          <w:left w:val="single" w:color="auto" w:sz="4"/>
+          <w:bottom w:val="single" w:color="auto" w:sz="4"/>
+          <w:right w:val="single" w:color="auto" w:sz="4"/>
+          <w:insideH w:val="single" w:color="auto" w:sz="4"/>
+          <w:insideV w:val="single" w:color="auto" w:sz="4"/>
+        </w:tblBorders>
+      </w:tblPr>
+      <w:tblGrid>
+        <w:gridCol w:w="2900"/>
+        <w:gridCol w:w="7422"/>
+      </w:tblGrid>
+      <w:tr>
+        <w:trPr>
+          <w:tblHeader/>
+        </w:trPr>
+        <w:tc>
+          <w:tcPr>
+            <w:tcW w:type="dxa" w:w="2900"/>
+            <w:shd w:fill="E4EAF5" w:val="clear"/>
+            <w:tcMar>
+              <w:top w:type="dxa" w:w="30"/>
+              <w:left w:type="dxa" w:w="70"/>
+              <w:bottom w:type="dxa" w:w="30"/>
+              <w:right w:type="dxa" w:w="70"/>
+            </w:tcMar>
+          </w:tcPr>
+          <w:p>
+            <w:pPr>
+              <w:spacing w:after="0" w:before="0" w:line="230"/>
+            </w:pPr>
+            <w:r>
+              <w:rPr>
+                <w:rFonts w:ascii="微软雅黑" w:cs="微软雅黑" w:eastAsia="微软雅黑" w:hAnsi="微软雅黑"/>
+                <w:b/>
+                <w:bCs/>
+                <w:i w:val="false"/>
+                <w:iCs w:val="false"/>
+                <w:color w:val="1A1A1A"/>
+                <w:sz w:val="16"/>
+                <w:szCs w:val="16"/>
+              </w:rPr>
+              <w:t xml:space="preserve">客户问</w:t>
+            </w:r>
+          </w:p>
+        </w:tc>
+        <w:tc>
+          <w:tcPr>
+            <w:tcW w:type="dxa" w:w="7422"/>
+            <w:shd w:fill="E4EAF5" w:val="clear"/>
+            <w:tcMar>
+              <w:top w:type="dxa" w:w="30"/>
+              <w:left w:type="dxa" w:w="70"/>
+              <w:bottom w:type="dxa" w:w="30"/>
+              <w:right w:type="dxa" w:w="70"/>
+            </w:tcMar>
+          </w:tcPr>
+          <w:p>
+            <w:pPr>
+              <w:spacing w:after="0" w:before="0" w:line="230"/>
+            </w:pPr>
+            <w:r>
+              <w:rPr>
+                <w:rFonts w:ascii="微软雅黑" w:cs="微软雅黑" w:eastAsia="微软雅黑" w:hAnsi="微软雅黑"/>
+                <w:b/>
+                <w:bCs/>
+                <w:i w:val="false"/>
+                <w:iCs w:val="false"/>
+                <w:color w:val="1A1A1A"/>
+                <w:sz w:val="16"/>
+                <w:szCs w:val="16"/>
+              </w:rPr>
+              <w:t xml:space="preserve">你怎么答</w:t>
+            </w:r>
+          </w:p>
+        </w:tc>
+      </w:tr>
+      <w:tr>
+        <w:trPr>
+          <w:tblHeader w:val="false"/>
+        </w:trPr>
+        <w:tc>
+          <w:tcPr>
+            <w:tcW w:type="dxa" w:w="2900"/>
+            <w:tcMar>
+              <w:top w:type="dxa" w:w="30"/>
+              <w:left w:type="dxa" w:w="70"/>
+              <w:bottom w:type="dxa" w:w="30"/>
+              <w:right w:type="dxa" w:w="70"/>
+            </w:tcMar>
+          </w:tcPr>
+          <w:p>
+            <w:pPr>
+              <w:spacing w:after="0" w:before="0" w:line="230"/>
+            </w:pPr>
+            <w:r>
+              <w:rPr>
+                <w:rFonts w:ascii="微软雅黑" w:cs="微软雅黑" w:eastAsia="微软雅黑" w:hAnsi="微软雅黑"/>
+                <w:b w:val="false"/>
+                <w:bCs w:val="false"/>
+                <w:i w:val="false"/>
+                <w:iCs w:val="false"/>
+                <w:color w:val="1A1A1A"/>
+                <w:sz w:val="16"/>
+                <w:szCs w:val="16"/>
+              </w:rPr>
+              <w:t xml:space="preserve">"跟记账软件带的 AI 比？"</w:t>
+            </w:r>
+          </w:p>
+        </w:tc>
+        <w:tc>
+          <w:tcPr>
+            <w:tcW w:type="dxa" w:w="7422"/>
+            <w:tcMar>
+              <w:top w:type="dxa" w:w="30"/>
+              <w:left w:type="dxa" w:w="70"/>
+              <w:bottom w:type="dxa" w:w="30"/>
+              <w:right w:type="dxa" w:w="70"/>
+            </w:tcMar>
+          </w:tcPr>
+          <w:p>
+            <w:pPr>
+              <w:spacing w:after="0" w:before="0" w:line="230"/>
+            </w:pPr>
+            <w:r>
+              <w:rPr>
+                <w:rFonts w:ascii="微软雅黑" w:cs="微软雅黑" w:eastAsia="微软雅黑" w:hAnsi="微软雅黑"/>
+                <w:b w:val="false"/>
+                <w:bCs w:val="false"/>
+                <w:i w:val="false"/>
+                <w:iCs w:val="false"/>
+                <w:color w:val="1A1A1A"/>
+                <w:sz w:val="16"/>
+                <w:szCs w:val="16"/>
+              </w:rPr>
+              <w:t xml:space="preserve">"那些是在记账系统里加 AI。这套读您账套的数，出的是排产、插单、归因、预警这类判断，跟记账是两层事，不打架。"</w:t>
+            </w:r>
+          </w:p>
+        </w:tc>
+      </w:tr>
+      <w:tr>
+        <w:trPr>
+          <w:tblHeader w:val="false"/>
+        </w:trPr>
+        <w:tc>
+          <w:tcPr>
+            <w:tcW w:type="dxa" w:w="2900"/>
+            <w:shd w:fill="F7F9FC" w:val="clear"/>
+            <w:tcMar>
+              <w:top w:type="dxa" w:w="30"/>
+              <w:left w:type="dxa" w:w="70"/>
+              <w:bottom w:type="dxa" w:w="30"/>
+              <w:right w:type="dxa" w:w="70"/>
+            </w:tcMar>
+          </w:tcPr>
+          <w:p>
+            <w:pPr>
+              <w:spacing w:after="0" w:before="0" w:line="230"/>
+            </w:pPr>
+            <w:r>
+              <w:rPr>
+                <w:rFonts w:ascii="微软雅黑" w:cs="微软雅黑" w:eastAsia="微软雅黑" w:hAnsi="微软雅黑"/>
+                <w:b w:val="false"/>
+                <w:bCs w:val="false"/>
+                <w:i w:val="false"/>
+                <w:iCs w:val="false"/>
+                <w:color w:val="1A1A1A"/>
+                <w:sz w:val="16"/>
+                <w:szCs w:val="16"/>
+              </w:rPr>
+              <w:t xml:space="preserve">"跟找咨询公司比？"</w:t>
+            </w:r>
+          </w:p>
+        </w:tc>
+        <w:tc>
+          <w:tcPr>
+            <w:tcW w:type="dxa" w:w="7422"/>
+            <w:shd w:fill="F7F9FC" w:val="clear"/>
+            <w:tcMar>
+              <w:top w:type="dxa" w:w="30"/>
+              <w:left w:type="dxa" w:w="70"/>
+              <w:bottom w:type="dxa" w:w="30"/>
+              <w:right w:type="dxa" w:w="70"/>
+            </w:tcMar>
+          </w:tcPr>
+          <w:p>
+            <w:pPr>
+              <w:spacing w:after="0" w:before="0" w:line="230"/>
+            </w:pPr>
+            <w:r>
+              <w:rPr>
+                <w:rFonts w:ascii="微软雅黑" w:cs="微软雅黑" w:eastAsia="微软雅黑" w:hAnsi="微软雅黑"/>
+                <w:b w:val="false"/>
+                <w:bCs w:val="false"/>
+                <w:i w:val="false"/>
+                <w:iCs w:val="false"/>
+                <w:color w:val="1A1A1A"/>
+                <w:sz w:val="16"/>
+                <w:szCs w:val="16"/>
+              </w:rPr>
+              <w:t xml:space="preserve">"顾问一年来两次，这套天天在。我们也有入企诊断 1980 元一天，两个配着用更合适。"</w:t>
+            </w:r>
+          </w:p>
+        </w:tc>
+      </w:tr>
+      <w:tr>
+        <w:trPr>
+          <w:tblHeader w:val="false"/>
+        </w:trPr>
+        <w:tc>
+          <w:tcPr>
+            <w:tcW w:type="dxa" w:w="2900"/>
+            <w:tcMar>
+              <w:top w:type="dxa" w:w="30"/>
+              <w:left w:type="dxa" w:w="70"/>
+              <w:bottom w:type="dxa" w:w="30"/>
+              <w:right w:type="dxa" w:w="70"/>
+            </w:tcMar>
+          </w:tcPr>
+          <w:p>
+            <w:pPr>
+              <w:spacing w:after="0" w:before="0" w:line="230"/>
+            </w:pPr>
+            <w:r>
+              <w:rPr>
+                <w:rFonts w:ascii="微软雅黑" w:cs="微软雅黑" w:eastAsia="微软雅黑" w:hAnsi="微软雅黑"/>
+                <w:b w:val="false"/>
+                <w:bCs w:val="false"/>
+                <w:i w:val="false"/>
+                <w:iCs w:val="false"/>
+                <w:color w:val="1A1A1A"/>
+                <w:sz w:val="16"/>
+                <w:szCs w:val="16"/>
+              </w:rPr>
+              <w:t xml:space="preserve">"别家也说能生成应用。"</w:t>
+            </w:r>
+          </w:p>
+        </w:tc>
+        <w:tc>
+          <w:tcPr>
+            <w:tcW w:type="dxa" w:w="7422"/>
+            <w:tcMar>
+              <w:top w:type="dxa" w:w="30"/>
+              <w:left w:type="dxa" w:w="70"/>
+              <w:bottom w:type="dxa" w:w="30"/>
+              <w:right w:type="dxa" w:w="70"/>
+            </w:tcMar>
+          </w:tcPr>
+          <w:p>
+            <w:pPr>
+              <w:spacing w:after="0" w:before="0" w:line="230"/>
+            </w:pPr>
+            <w:r>
+              <w:rPr>
+                <w:rFonts w:ascii="微软雅黑" w:cs="微软雅黑" w:eastAsia="微软雅黑" w:hAnsi="微软雅黑"/>
+                <w:b w:val="false"/>
+                <w:bCs w:val="false"/>
+                <w:i w:val="false"/>
+                <w:iCs w:val="false"/>
+                <w:color w:val="1A1A1A"/>
+                <w:sz w:val="16"/>
+                <w:szCs w:val="16"/>
+              </w:rPr>
+              <w:t xml:space="preserve">"那就现场比。您给我一句需求，我当场生成六个页面，手机上点得通；再改一句需求，出新版本和变更清单。"</w:t>
+            </w:r>
+          </w:p>
+        </w:tc>
+      </w:tr>
+      <w:tr>
+        <w:trPr>
+          <w:tblHeader w:val="false"/>
+        </w:trPr>
+        <w:tc>
+          <w:tcPr>
+            <w:tcW w:type="dxa" w:w="2900"/>
+            <w:shd w:fill="F7F9FC" w:val="clear"/>
+            <w:tcMar>
+              <w:top w:type="dxa" w:w="30"/>
+              <w:left w:type="dxa" w:w="70"/>
+              <w:bottom w:type="dxa" w:w="30"/>
+              <w:right w:type="dxa" w:w="70"/>
+            </w:tcMar>
+          </w:tcPr>
+          <w:p>
+            <w:pPr>
+              <w:spacing w:after="0" w:before="0" w:line="230"/>
+            </w:pPr>
+            <w:r>
+              <w:rPr>
+                <w:rFonts w:ascii="微软雅黑" w:cs="微软雅黑" w:eastAsia="微软雅黑" w:hAnsi="微软雅黑"/>
+                <w:b w:val="false"/>
+                <w:bCs w:val="false"/>
+                <w:i w:val="false"/>
+                <w:iCs w:val="false"/>
+                <w:color w:val="1A1A1A"/>
+                <w:sz w:val="16"/>
+                <w:szCs w:val="16"/>
+              </w:rPr>
+              <w:t xml:space="preserve">"你们公司是做什么的？"</w:t>
+            </w:r>
+          </w:p>
+        </w:tc>
+        <w:tc>
+          <w:tcPr>
+            <w:tcW w:type="dxa" w:w="7422"/>
+            <w:shd w:fill="F7F9FC" w:val="clear"/>
+            <w:tcMar>
+              <w:top w:type="dxa" w:w="30"/>
+              <w:left w:type="dxa" w:w="70"/>
+              <w:bottom w:type="dxa" w:w="30"/>
+              <w:right w:type="dxa" w:w="70"/>
+            </w:tcMar>
+          </w:tcPr>
+          <w:p>
+            <w:pPr>
+              <w:spacing w:after="0" w:before="0" w:line="230"/>
+            </w:pPr>
+            <w:r>
+              <w:rPr>
+                <w:rFonts w:ascii="微软雅黑" w:cs="微软雅黑" w:eastAsia="微软雅黑" w:hAnsi="微软雅黑"/>
+                <w:b w:val="false"/>
+                <w:bCs w:val="false"/>
+                <w:i w:val="false"/>
+                <w:iCs w:val="false"/>
+                <w:color w:val="1A1A1A"/>
+                <w:sz w:val="16"/>
+                <w:szCs w:val="16"/>
+              </w:rPr>
+              <w:t xml:space="preserve">"顶呱呱，政企一站式服务专家。这是我们的 AI 产品线。"</w:t>
+            </w:r>
+          </w:p>
+        </w:tc>
+      </w:tr>
+      <w:tr>
+        <w:trPr>
+          <w:tblHeader w:val="false"/>
+        </w:trPr>
+        <w:tc>
+          <w:tcPr>
+            <w:tcW w:type="dxa" w:w="2900"/>
+            <w:tcMar>
+              <w:top w:type="dxa" w:w="30"/>
+              <w:left w:type="dxa" w:w="70"/>
+              <w:bottom w:type="dxa" w:w="30"/>
+              <w:right w:type="dxa" w:w="70"/>
+            </w:tcMar>
+          </w:tcPr>
+          <w:p>
+            <w:pPr>
+              <w:spacing w:after="0" w:before="0" w:line="230"/>
+            </w:pPr>
+            <w:r>
+              <w:rPr>
+                <w:rFonts w:ascii="微软雅黑" w:cs="微软雅黑" w:eastAsia="微软雅黑" w:hAnsi="微软雅黑"/>
+                <w:b w:val="false"/>
+                <w:bCs w:val="false"/>
+                <w:i w:val="false"/>
+                <w:iCs w:val="false"/>
+                <w:color w:val="1A1A1A"/>
+                <w:sz w:val="16"/>
+                <w:szCs w:val="16"/>
+              </w:rPr>
+              <w:t xml:space="preserve">"为什么选你们？"</w:t>
+            </w:r>
+          </w:p>
+        </w:tc>
+        <w:tc>
+          <w:tcPr>
+            <w:tcW w:type="dxa" w:w="7422"/>
+            <w:tcMar>
+              <w:top w:type="dxa" w:w="30"/>
+              <w:left w:type="dxa" w:w="70"/>
+              <w:bottom w:type="dxa" w:w="30"/>
+              <w:right w:type="dxa" w:w="70"/>
+            </w:tcMar>
+          </w:tcPr>
+          <w:p>
+            <w:pPr>
+              <w:spacing w:after="0" w:before="0" w:line="230"/>
+            </w:pPr>
+            <w:r>
+              <w:rPr>
+                <w:rFonts w:ascii="微软雅黑" w:cs="微软雅黑" w:eastAsia="微软雅黑" w:hAnsi="微软雅黑"/>
+                <w:b w:val="false"/>
+                <w:bCs w:val="false"/>
+                <w:i w:val="false"/>
+                <w:iCs w:val="false"/>
+                <w:color w:val="1A1A1A"/>
+                <w:sz w:val="16"/>
+                <w:szCs w:val="16"/>
+              </w:rPr>
+              <w:t xml:space="preserve">"三条：断网能跑、数据可以不出厂、11 个模块一个套餐里。今天您看到的每一步我都是当场点的。"</w:t>
+            </w:r>
+          </w:p>
+        </w:tc>
+      </w:tr>
+    </w:tbl>
+    <w:p>
+      <w:pPr>
+        <w:pBdr>
+          <w:bottom w:val="single" w:color="B8C6E0" w:sz="6"/>
+        </w:pBdr>
+        <w:spacing w:after="50" w:before="130" w:line="250"/>
+      </w:pPr>
+      <w:r>
+        <w:rPr>
+          <w:rFonts w:ascii="微软雅黑" w:cs="微软雅黑" w:eastAsia="微软雅黑" w:hAnsi="微软雅黑"/>
+          <w:b/>
+          <w:bCs/>
+          <w:i w:val="false"/>
+          <w:iCs w:val="false"/>
+          <w:color w:val="0B3D91"/>
+          <w:sz w:val="21"/>
+          <w:szCs w:val="21"/>
+        </w:rPr>
+        <w:t xml:space="preserve">10.8 现场操作类</w:t>
+      </w:r>
+    </w:p>
+    <w:tbl>
+      <w:tblPr>
+        <w:tblW w:type="dxa" w:w="10322"/>
+        <w:tblBorders>
+          <w:top w:val="single" w:color="auto" w:sz="4"/>
+          <w:left w:val="single" w:color="auto" w:sz="4"/>
+          <w:bottom w:val="single" w:color="auto" w:sz="4"/>
+          <w:right w:val="single" w:color="auto" w:sz="4"/>
+          <w:insideH w:val="single" w:color="auto" w:sz="4"/>
+          <w:insideV w:val="single" w:color="auto" w:sz="4"/>
+        </w:tblBorders>
+      </w:tblPr>
+      <w:tblGrid>
+        <w:gridCol w:w="2900"/>
+        <w:gridCol w:w="7422"/>
+      </w:tblGrid>
+      <w:tr>
+        <w:trPr>
+          <w:tblHeader/>
+        </w:trPr>
+        <w:tc>
+          <w:tcPr>
+            <w:tcW w:type="dxa" w:w="2900"/>
+            <w:shd w:fill="E4EAF5" w:val="clear"/>
+            <w:tcMar>
+              <w:top w:type="dxa" w:w="30"/>
+              <w:left w:type="dxa" w:w="70"/>
+              <w:bottom w:type="dxa" w:w="30"/>
+              <w:right w:type="dxa" w:w="70"/>
+            </w:tcMar>
+          </w:tcPr>
+          <w:p>
+            <w:pPr>
+              <w:spacing w:after="0" w:before="0" w:line="230"/>
+            </w:pPr>
+            <w:r>
+              <w:rPr>
+                <w:rFonts w:ascii="微软雅黑" w:cs="微软雅黑" w:eastAsia="微软雅黑" w:hAnsi="微软雅黑"/>
+                <w:b/>
+                <w:bCs/>
+                <w:i w:val="false"/>
+                <w:iCs w:val="false"/>
+                <w:color w:val="1A1A1A"/>
+                <w:sz w:val="16"/>
+                <w:szCs w:val="16"/>
+              </w:rPr>
+              <w:t xml:space="preserve">客户问</w:t>
+            </w:r>
+          </w:p>
+        </w:tc>
+        <w:tc>
+          <w:tcPr>
+            <w:tcW w:type="dxa" w:w="7422"/>
+            <w:shd w:fill="E4EAF5" w:val="clear"/>
+            <w:tcMar>
+              <w:top w:type="dxa" w:w="30"/>
+              <w:left w:type="dxa" w:w="70"/>
+              <w:bottom w:type="dxa" w:w="30"/>
+              <w:right w:type="dxa" w:w="70"/>
+            </w:tcMar>
+          </w:tcPr>
+          <w:p>
+            <w:pPr>
+              <w:spacing w:after="0" w:before="0" w:line="230"/>
+            </w:pPr>
+            <w:r>
+              <w:rPr>
+                <w:rFonts w:ascii="微软雅黑" w:cs="微软雅黑" w:eastAsia="微软雅黑" w:hAnsi="微软雅黑"/>
+                <w:b/>
+                <w:bCs/>
+                <w:i w:val="false"/>
+                <w:iCs w:val="false"/>
+                <w:color w:val="1A1A1A"/>
+                <w:sz w:val="16"/>
+                <w:szCs w:val="16"/>
+              </w:rPr>
+              <w:t xml:space="preserve">你怎么答</w:t>
+            </w:r>
+          </w:p>
+        </w:tc>
+      </w:tr>
+      <w:tr>
+        <w:trPr>
+          <w:tblHeader w:val="false"/>
+        </w:trPr>
+        <w:tc>
+          <w:tcPr>
+            <w:tcW w:type="dxa" w:w="2900"/>
+            <w:tcMar>
+              <w:top w:type="dxa" w:w="30"/>
+              <w:left w:type="dxa" w:w="70"/>
+              <w:bottom w:type="dxa" w:w="30"/>
+              <w:right w:type="dxa" w:w="70"/>
+            </w:tcMar>
+          </w:tcPr>
+          <w:p>
+            <w:pPr>
+              <w:spacing w:after="0" w:before="0" w:line="230"/>
+            </w:pPr>
+            <w:r>
+              <w:rPr>
+                <w:rFonts w:ascii="微软雅黑" w:cs="微软雅黑" w:eastAsia="微软雅黑" w:hAnsi="微软雅黑"/>
+                <w:b w:val="false"/>
+                <w:bCs w:val="false"/>
+                <w:i w:val="false"/>
+                <w:iCs w:val="false"/>
+                <w:color w:val="1A1A1A"/>
+                <w:sz w:val="16"/>
+                <w:szCs w:val="16"/>
+              </w:rPr>
+              <w:t xml:space="preserve">"能用我的数据试吗？"</w:t>
+            </w:r>
+          </w:p>
+        </w:tc>
+        <w:tc>
+          <w:tcPr>
+            <w:tcW w:type="dxa" w:w="7422"/>
+            <w:tcMar>
+              <w:top w:type="dxa" w:w="30"/>
+              <w:left w:type="dxa" w:w="70"/>
+              <w:bottom w:type="dxa" w:w="30"/>
+              <w:right w:type="dxa" w:w="70"/>
+            </w:tcMar>
+          </w:tcPr>
+          <w:p>
+            <w:pPr>
+              <w:spacing w:after="0" w:before="0" w:line="230"/>
+            </w:pPr>
+            <w:r>
+              <w:rPr>
+                <w:rFonts w:ascii="微软雅黑" w:cs="微软雅黑" w:eastAsia="微软雅黑" w:hAnsi="微软雅黑"/>
+                <w:b w:val="false"/>
+                <w:bCs w:val="false"/>
+                <w:i w:val="false"/>
+                <w:iCs w:val="false"/>
+                <w:color w:val="1A1A1A"/>
+                <w:sz w:val="16"/>
+                <w:szCs w:val="16"/>
+              </w:rPr>
+              <w:t xml:space="preserve">"能。您用 U 盘或者微信发我都行，对话框左边回形针传进去就读。"</w:t>
+            </w:r>
+          </w:p>
+        </w:tc>
+      </w:tr>
+      <w:tr>
+        <w:trPr>
+          <w:tblHeader w:val="false"/>
+        </w:trPr>
+        <w:tc>
+          <w:tcPr>
+            <w:tcW w:type="dxa" w:w="2900"/>
+            <w:shd w:fill="F7F9FC" w:val="clear"/>
+            <w:tcMar>
+              <w:top w:type="dxa" w:w="30"/>
+              <w:left w:type="dxa" w:w="70"/>
+              <w:bottom w:type="dxa" w:w="30"/>
+              <w:right w:type="dxa" w:w="70"/>
+            </w:tcMar>
+          </w:tcPr>
+          <w:p>
+            <w:pPr>
+              <w:spacing w:after="0" w:before="0" w:line="230"/>
+            </w:pPr>
+            <w:r>
+              <w:rPr>
+                <w:rFonts w:ascii="微软雅黑" w:cs="微软雅黑" w:eastAsia="微软雅黑" w:hAnsi="微软雅黑"/>
+                <w:b w:val="false"/>
+                <w:bCs w:val="false"/>
+                <w:i w:val="false"/>
+                <w:iCs w:val="false"/>
+                <w:color w:val="1A1A1A"/>
+                <w:sz w:val="16"/>
+                <w:szCs w:val="16"/>
+              </w:rPr>
+              <w:t xml:space="preserve">"能把这套拷给我吗？"</w:t>
+            </w:r>
+          </w:p>
+        </w:tc>
+        <w:tc>
+          <w:tcPr>
+            <w:tcW w:type="dxa" w:w="7422"/>
+            <w:shd w:fill="F7F9FC" w:val="clear"/>
+            <w:tcMar>
+              <w:top w:type="dxa" w:w="30"/>
+              <w:left w:type="dxa" w:w="70"/>
+              <w:bottom w:type="dxa" w:w="30"/>
+              <w:right w:type="dxa" w:w="70"/>
+            </w:tcMar>
+          </w:tcPr>
+          <w:p>
+            <w:pPr>
+              <w:spacing w:after="0" w:before="0" w:line="230"/>
+            </w:pPr>
+            <w:r>
+              <w:rPr>
+                <w:rFonts w:ascii="微软雅黑" w:cs="微软雅黑" w:eastAsia="微软雅黑" w:hAnsi="微软雅黑"/>
+                <w:b w:val="false"/>
+                <w:bCs w:val="false"/>
+                <w:i w:val="false"/>
+                <w:iCs w:val="false"/>
+                <w:color w:val="1A1A1A"/>
+                <w:sz w:val="16"/>
+                <w:szCs w:val="16"/>
+              </w:rPr>
+              <w:t xml:space="preserve">"资料和报告我扫码发您。系统本身走商务流程。"</w:t>
+            </w:r>
+          </w:p>
+        </w:tc>
+      </w:tr>
+      <w:tr>
+        <w:trPr>
+          <w:tblHeader w:val="false"/>
+        </w:trPr>
+        <w:tc>
+          <w:tcPr>
+            <w:tcW w:type="dxa" w:w="2900"/>
+            <w:tcMar>
+              <w:top w:type="dxa" w:w="30"/>
+              <w:left w:type="dxa" w:w="70"/>
+              <w:bottom w:type="dxa" w:w="30"/>
+              <w:right w:type="dxa" w:w="70"/>
+            </w:tcMar>
+          </w:tcPr>
+          <w:p>
+            <w:pPr>
+              <w:spacing w:after="0" w:before="0" w:line="230"/>
+            </w:pPr>
+            <w:r>
+              <w:rPr>
+                <w:rFonts w:ascii="微软雅黑" w:cs="微软雅黑" w:eastAsia="微软雅黑" w:hAnsi="微软雅黑"/>
+                <w:b w:val="false"/>
+                <w:bCs w:val="false"/>
+                <w:i w:val="false"/>
+                <w:iCs w:val="false"/>
+                <w:color w:val="1A1A1A"/>
+                <w:sz w:val="16"/>
+                <w:szCs w:val="16"/>
+              </w:rPr>
+              <w:t xml:space="preserve">"报告能发我吗？"</w:t>
+            </w:r>
+          </w:p>
+        </w:tc>
+        <w:tc>
+          <w:tcPr>
+            <w:tcW w:type="dxa" w:w="7422"/>
+            <w:tcMar>
+              <w:top w:type="dxa" w:w="30"/>
+              <w:left w:type="dxa" w:w="70"/>
+              <w:bottom w:type="dxa" w:w="30"/>
+              <w:right w:type="dxa" w:w="70"/>
+            </w:tcMar>
+          </w:tcPr>
+          <w:p>
+            <w:pPr>
+              <w:spacing w:after="0" w:before="0" w:line="230"/>
+            </w:pPr>
+            <w:r>
+              <w:rPr>
+                <w:rFonts w:ascii="微软雅黑" w:cs="微软雅黑" w:eastAsia="微软雅黑" w:hAnsi="微软雅黑"/>
+                <w:b w:val="false"/>
+                <w:bCs w:val="false"/>
+                <w:i w:val="false"/>
+                <w:iCs w:val="false"/>
+                <w:color w:val="1A1A1A"/>
+                <w:sz w:val="16"/>
+                <w:szCs w:val="16"/>
+              </w:rPr>
+              <w:t xml:space="preserve">"能。点这个"发送到微信"，您扫码就收到了。"（这是留资动作，客户一提就做）</w:t>
+            </w:r>
+          </w:p>
+        </w:tc>
+      </w:tr>
+      <w:tr>
+        <w:trPr>
+          <w:tblHeader w:val="false"/>
+        </w:trPr>
+        <w:tc>
+          <w:tcPr>
+            <w:tcW w:type="dxa" w:w="2900"/>
+            <w:shd w:fill="F7F9FC" w:val="clear"/>
+            <w:tcMar>
+              <w:top w:type="dxa" w:w="30"/>
+              <w:left w:type="dxa" w:w="70"/>
+              <w:bottom w:type="dxa" w:w="30"/>
+              <w:right w:type="dxa" w:w="70"/>
+            </w:tcMar>
+          </w:tcPr>
+          <w:p>
+            <w:pPr>
+              <w:spacing w:after="0" w:before="0" w:line="230"/>
+            </w:pPr>
+            <w:r>
+              <w:rPr>
+                <w:rFonts w:ascii="微软雅黑" w:cs="微软雅黑" w:eastAsia="微软雅黑" w:hAnsi="微软雅黑"/>
+                <w:b w:val="false"/>
+                <w:bCs w:val="false"/>
+                <w:i w:val="false"/>
+                <w:iCs w:val="false"/>
+                <w:color w:val="1A1A1A"/>
+                <w:sz w:val="16"/>
+                <w:szCs w:val="16"/>
+              </w:rPr>
+              <w:t xml:space="preserve">"我能自己点吗？"</w:t>
+            </w:r>
+          </w:p>
+        </w:tc>
+        <w:tc>
+          <w:tcPr>
+            <w:tcW w:type="dxa" w:w="7422"/>
+            <w:shd w:fill="F7F9FC" w:val="clear"/>
+            <w:tcMar>
+              <w:top w:type="dxa" w:w="30"/>
+              <w:left w:type="dxa" w:w="70"/>
+              <w:bottom w:type="dxa" w:w="30"/>
+              <w:right w:type="dxa" w:w="70"/>
+            </w:tcMar>
+          </w:tcPr>
+          <w:p>
+            <w:pPr>
+              <w:spacing w:after="0" w:before="0" w:line="230"/>
+            </w:pPr>
+            <w:r>
+              <w:rPr>
+                <w:rFonts w:ascii="微软雅黑" w:cs="微软雅黑" w:eastAsia="微软雅黑" w:hAnsi="微软雅黑"/>
+                <w:b w:val="false"/>
+                <w:bCs w:val="false"/>
+                <w:i w:val="false"/>
+                <w:iCs w:val="false"/>
+                <w:color w:val="1A1A1A"/>
+                <w:sz w:val="16"/>
+                <w:szCs w:val="16"/>
+              </w:rPr>
+              <w:t xml:space="preserve">"您点。屏上有箭头指着该点哪儿，跟着点就行，点乱了刷新一下。"</w:t>
+            </w:r>
+          </w:p>
+        </w:tc>
+      </w:tr>
+      <w:tr>
+        <w:trPr>
+          <w:tblHeader w:val="false"/>
+        </w:trPr>
+        <w:tc>
+          <w:tcPr>
+            <w:tcW w:type="dxa" w:w="2900"/>
+            <w:tcMar>
+              <w:top w:type="dxa" w:w="30"/>
+              <w:left w:type="dxa" w:w="70"/>
+              <w:bottom w:type="dxa" w:w="30"/>
+              <w:right w:type="dxa" w:w="70"/>
+            </w:tcMar>
+          </w:tcPr>
+          <w:p>
+            <w:pPr>
+              <w:spacing w:after="0" w:before="0" w:line="230"/>
+            </w:pPr>
+            <w:r>
+              <w:rPr>
+                <w:rFonts w:ascii="微软雅黑" w:cs="微软雅黑" w:eastAsia="微软雅黑" w:hAnsi="微软雅黑"/>
+                <w:b w:val="false"/>
+                <w:bCs w:val="false"/>
+                <w:i w:val="false"/>
+                <w:iCs w:val="false"/>
+                <w:color w:val="1A1A1A"/>
+                <w:sz w:val="16"/>
+                <w:szCs w:val="16"/>
+              </w:rPr>
+              <w:t xml:space="preserve">"有资料能看吗？"</w:t>
+            </w:r>
+          </w:p>
+        </w:tc>
+        <w:tc>
+          <w:tcPr>
+            <w:tcW w:type="dxa" w:w="7422"/>
+            <w:tcMar>
+              <w:top w:type="dxa" w:w="30"/>
+              <w:left w:type="dxa" w:w="70"/>
+              <w:bottom w:type="dxa" w:w="30"/>
+              <w:right w:type="dxa" w:w="70"/>
+            </w:tcMar>
+          </w:tcPr>
+          <w:p>
+            <w:pPr>
+              <w:spacing w:after="0" w:before="0" w:line="230"/>
+            </w:pPr>
+            <w:r>
+              <w:rPr>
+                <w:rFonts w:ascii="微软雅黑" w:cs="微软雅黑" w:eastAsia="微软雅黑" w:hAnsi="微软雅黑"/>
+                <w:b w:val="false"/>
+                <w:bCs w:val="false"/>
+                <w:i w:val="false"/>
+                <w:iCs w:val="false"/>
+                <w:color w:val="1A1A1A"/>
+                <w:sz w:val="16"/>
+                <w:szCs w:val="16"/>
+              </w:rPr>
+              <w:t xml:space="preserve">"有，扫码我发您。"</w:t>
+            </w:r>
+          </w:p>
+        </w:tc>
+      </w:tr>
+      <w:tr>
+        <w:trPr>
+          <w:tblHeader w:val="false"/>
+        </w:trPr>
+        <w:tc>
+          <w:tcPr>
+            <w:tcW w:type="dxa" w:w="2900"/>
+            <w:shd w:fill="F7F9FC" w:val="clear"/>
+            <w:tcMar>
+              <w:top w:type="dxa" w:w="30"/>
+              <w:left w:type="dxa" w:w="70"/>
+              <w:bottom w:type="dxa" w:w="30"/>
+              <w:right w:type="dxa" w:w="70"/>
+            </w:tcMar>
+          </w:tcPr>
+          <w:p>
+            <w:pPr>
+              <w:spacing w:after="0" w:before="0" w:line="230"/>
+            </w:pPr>
+            <w:r>
+              <w:rPr>
+                <w:rFonts w:ascii="微软雅黑" w:cs="微软雅黑" w:eastAsia="微软雅黑" w:hAnsi="微软雅黑"/>
+                <w:b w:val="false"/>
+                <w:bCs w:val="false"/>
+                <w:i w:val="false"/>
+                <w:iCs w:val="false"/>
+                <w:color w:val="1A1A1A"/>
+                <w:sz w:val="16"/>
+                <w:szCs w:val="16"/>
+              </w:rPr>
+              <w:t xml:space="preserve">"我今天时间很紧。"</w:t>
+            </w:r>
+          </w:p>
+        </w:tc>
+        <w:tc>
+          <w:tcPr>
+            <w:tcW w:type="dxa" w:w="7422"/>
+            <w:shd w:fill="F7F9FC" w:val="clear"/>
+            <w:tcMar>
+              <w:top w:type="dxa" w:w="30"/>
+              <w:left w:type="dxa" w:w="70"/>
+              <w:bottom w:type="dxa" w:w="30"/>
+              <w:right w:type="dxa" w:w="70"/>
+            </w:tcMar>
+          </w:tcPr>
+          <w:p>
+            <w:pPr>
+              <w:spacing w:after="0" w:before="0" w:line="230"/>
+            </w:pPr>
+            <w:r>
+              <w:rPr>
+                <w:rFonts w:ascii="微软雅黑" w:cs="微软雅黑" w:eastAsia="微软雅黑" w:hAnsi="微软雅黑"/>
+                <w:b w:val="false"/>
+                <w:bCs w:val="false"/>
+                <w:i w:val="false"/>
+                <w:iCs w:val="false"/>
+                <w:color w:val="1A1A1A"/>
+                <w:sz w:val="16"/>
+                <w:szCs w:val="16"/>
+              </w:rPr>
+              <w:t xml:space="preserve">"那给您 1 分钟版：AI ERP 的插单模拟，三套方案三秒出。看完您留个码，剩下的我发您。"</w:t>
+            </w:r>
+          </w:p>
+        </w:tc>
+      </w:tr>
+    </w:tbl>
+    <w:p>
+      <w:pPr>
+        <w:shd w:fill="0B3D91" w:val="clear"/>
+        <w:spacing w:after="90" w:before="200" w:line="260"/>
+      </w:pPr>
+      <w:r>
+        <w:rPr>
+          <w:rFonts w:ascii="微软雅黑" w:cs="微软雅黑" w:eastAsia="微软雅黑" w:hAnsi="微软雅黑"/>
+          <w:b/>
+          <w:bCs/>
+          <w:i w:val="false"/>
+          <w:iCs w:val="false"/>
+          <w:color w:val="FFFFFF"/>
+          <w:sz w:val="26"/>
+          <w:szCs w:val="26"/>
+        </w:rPr>
+        <w:t xml:space="preserve">十一、现场禁忌（说错会出事）</w:t>
       </w:r>
     </w:p>
     <w:p>
@@ -6480,7 +14201,7 @@
           <w:sz w:val="19"/>
           <w:szCs w:val="19"/>
         </w:rPr>
-        <w:t xml:space="preserve">不要提数据来源厂商名：</w:t>
+        <w:t xml:space="preserve">不要点名工商数据服务商：</w:t>
       </w:r>
       <w:r>
         <w:rPr>
@@ -6493,7 +14214,7 @@
           <w:sz w:val="19"/>
           <w:szCs w:val="19"/>
         </w:rPr>
-        <w:t xml:space="preserve">不要说企查查、天眼查这类名字。改说"公开工商信息"。</w:t>
+        <w:t xml:space="preserve">客户问线索名录哪来的，只说"公开工商信息"，不要报任何一家数据服务商的名字。</w:t>
       </w:r>
     </w:p>
     <w:p>
@@ -6511,7 +14232,7 @@
           <w:sz w:val="19"/>
           <w:szCs w:val="19"/>
         </w:rPr>
-        <w:t xml:space="preserve">不要说"裁员""减员""换掉人"：</w:t>
+        <w:t xml:space="preserve">不要往"人会少"那个方向说：</w:t>
       </w:r>
       <w:r>
         <w:rPr>
@@ -6524,7 +14245,7 @@
           <w:sz w:val="19"/>
           <w:szCs w:val="19"/>
         </w:rPr>
-        <w:t xml:space="preserve">改说"把人从重复的活里挪出来"。</w:t>
+        <w:t xml:space="preserve">客户一听见这层意思就防着你。改说"把人从重复的活里挪出来"，岗位不动。</w:t>
       </w:r>
     </w:p>
     <w:p>
@@ -6605,7 +14326,7 @@
           <w:sz w:val="26"/>
           <w:szCs w:val="26"/>
         </w:rPr>
-        <w:t xml:space="preserve">十、现场应急</w:t>
+        <w:t xml:space="preserve">十二、现场应急</w:t>
       </w:r>
     </w:p>
     <w:tbl>
@@ -7153,7 +14874,7 @@
           <w:sz w:val="26"/>
           <w:szCs w:val="26"/>
         </w:rPr>
-        <w:t xml:space="preserve">十一、速查表（贴在展台上）</w:t>
+        <w:t xml:space="preserve">十三、速查表（贴在展台上）</w:t>
       </w:r>
     </w:p>
     <w:tbl>
@@ -8653,7 +16374,7 @@
     </w:tbl>
     <w:p>
       <w:pPr>
-        <w:spacing w:after="0" w:before="0" w:line="250"/>
+        <w:spacing w:after="20" w:before="0" w:line="250"/>
       </w:pPr>
       <w:r>
         <w:rPr>
@@ -8667,6 +16388,24 @@
           <w:szCs w:val="18"/>
         </w:rPr>
         <w:t xml:space="preserve">价格速记：0 / 1280 / 2280 / 3280 元一套年，入企诊断 1980 元一天，私域部署 12800 元起。起始积分 10,000。</w:t>
+      </w:r>
+    </w:p>
+    <w:p>
+      <w:pPr>
+        <w:spacing w:after="0" w:before="0" w:line="250"/>
+      </w:pPr>
+      <w:r>
+        <w:rPr>
+          <w:rFonts w:ascii="微软雅黑" w:cs="微软雅黑" w:eastAsia="微软雅黑" w:hAnsi="微软雅黑"/>
+          <w:b/>
+          <w:bCs/>
+          <w:i w:val="false"/>
+          <w:iCs w:val="false"/>
+          <w:color w:val="1A1A1A"/>
+          <w:sz w:val="18"/>
+          <w:szCs w:val="18"/>
+        </w:rPr>
+        <w:t xml:space="preserve">演示文档速记：桌面"展台演示文档"文件夹，16 份，文件名开头 m4 到 m11 就是模块号，对着传。AI软件开发那两份要先点一次"下一步"再传。</w:t>
       </w:r>
     </w:p>
     <w:sectPr>
